--- a/assets/files/Aria-CV-En.docx
+++ b/assets/files/Aria-CV-En.docx
@@ -1332,7 +1332,7 @@
         <w:sz w:val="13"/>
         <w:szCs w:val="13"/>
       </w:rPr>
-      <w:t>Last updated: July 29, 2026</w:t>
+      <w:t>Last updated: July 30, 2026</w:t>
     </w:r>
   </w:p>
 </w:ftr>

--- a/assets/files/Aria-CV-En.docx
+++ b/assets/files/Aria-CV-En.docx
@@ -344,7 +344,7 @@
           <w:spacing w:val="-8"/>
         </w:rPr>
         <w:tab/>
-        <w:t>2014 – 2020</w:t>
+        <w:t>2017 – 2020</w:t>
       </w:r>
     </w:p>
     <w:p>
@@ -763,7 +763,7 @@
           <w:sz w:val="15"/>
           <w:szCs w:val="16"/>
         </w:rPr>
-        <w:t>978-600-6058-43-6</w:t>
+        <w:t>978-600-6058-43-6 (second edition onward: 978-600-6058-60-3)</w:t>
       </w:r>
     </w:p>
     <w:p>
@@ -882,6 +882,7 @@
           <w:sz w:val="15"/>
           <w:szCs w:val="16"/>
         </w:rPr>
+        <w:t>978-600-6058-44-3</w:t>
       </w:r>
     </w:p>
     <w:p>
@@ -941,6 +942,7 @@
           <w:sz w:val="15"/>
           <w:szCs w:val="16"/>
         </w:rPr>
+        <w:t>978-600-6058-42-9</w:t>
       </w:r>
     </w:p>
     <w:p>
@@ -1316,7 +1318,7 @@
         <w:sz w:val="13"/>
         <w:szCs w:val="13"/>
       </w:rPr>
-      <w:t>Last updated: July 30, 2026</w:t>
+      <w:t>Last updated: August 2, 2026</w:t>
     </w:r>
   </w:p>
 </w:ftr>

--- a/assets/files/Aria-CV-En.docx
+++ b/assets/files/Aria-CV-En.docx
@@ -4,7 +4,7 @@
   <w:body>
     <w:p>
       <w:pPr>
-        <w:spacing w:before="0" w:after="0" w:line="228" w:lineRule="auto"/>
+        <w:spacing w:before="0" w:after="0" w:line="240" w:lineRule="auto"/>
         <w:jc w:val="center"/>
       </w:pPr>
       <w:r>
@@ -12,7 +12,7 @@
           <w:rFonts w:ascii="Times New Roman" w:hAnsi="Times New Roman" w:cs="Times New Roman"/>
           <w:b/>
           <w:i w:val="0"/>
-          <w:color w:val="1A1A1A"/>
+          <w:color w:val="1F4E79"/>
           <w:sz w:val="32"/>
           <w:szCs w:val="32"/>
         </w:rPr>
@@ -21,7 +21,7 @@
     </w:p>
     <w:p>
       <w:pPr>
-        <w:spacing w:before="0" w:after="20" w:line="228" w:lineRule="auto"/>
+        <w:spacing w:before="0" w:after="20" w:line="240" w:lineRule="auto"/>
         <w:jc w:val="center"/>
       </w:pPr>
       <w:r>
@@ -38,7 +38,7 @@
     </w:p>
     <w:p>
       <w:pPr>
-        <w:spacing w:before="0" w:after="60" w:line="228" w:lineRule="auto"/>
+        <w:spacing w:before="0" w:after="60" w:line="240" w:lineRule="auto"/>
         <w:jc w:val="center"/>
       </w:pPr>
       <w:r>
@@ -123,7 +123,7 @@
     </w:p>
     <w:p>
       <w:pPr>
-        <w:spacing w:before="40" w:after="40" w:line="228" w:lineRule="auto"/>
+        <w:spacing w:before="60" w:after="60" w:line="240" w:lineRule="auto"/>
         <w:pBdr>
           <w:bottom w:val="single" w:sz="5" w:space="2" w:color="333333"/>
         </w:pBdr>
@@ -133,7 +133,7 @@
           <w:rFonts w:ascii="Times New Roman" w:hAnsi="Times New Roman" w:cs="Times New Roman"/>
           <w:b/>
           <w:i w:val="0"/>
-          <w:color w:val="1A1A1A"/>
+          <w:color w:val="1F4E79"/>
           <w:sz w:val="18"/>
           <w:szCs w:val="19"/>
         </w:rPr>
@@ -142,7 +142,7 @@
     </w:p>
     <w:p>
       <w:pPr>
-        <w:spacing w:before="0" w:after="60" w:line="228" w:lineRule="auto"/>
+        <w:spacing w:before="0" w:after="60" w:line="240" w:lineRule="auto"/>
         <w:jc w:val="both"/>
       </w:pPr>
       <w:r>
@@ -159,7 +159,7 @@
     </w:p>
     <w:p>
       <w:pPr>
-        <w:spacing w:before="40" w:after="40" w:line="228" w:lineRule="auto"/>
+        <w:spacing w:before="60" w:after="60" w:line="240" w:lineRule="auto"/>
         <w:pBdr>
           <w:bottom w:val="single" w:sz="5" w:space="2" w:color="333333"/>
         </w:pBdr>
@@ -169,7 +169,7 @@
           <w:rFonts w:ascii="Times New Roman" w:hAnsi="Times New Roman" w:cs="Times New Roman"/>
           <w:b/>
           <w:i w:val="0"/>
-          <w:color w:val="1A1A1A"/>
+          <w:color w:val="1F4E79"/>
           <w:sz w:val="18"/>
           <w:szCs w:val="19"/>
         </w:rPr>
@@ -178,7 +178,7 @@
     </w:p>
     <w:p>
       <w:pPr>
-        <w:spacing w:before="0" w:after="60" w:line="228" w:lineRule="auto"/>
+        <w:spacing w:before="0" w:after="60" w:line="240" w:lineRule="auto"/>
         <w:jc w:val="both"/>
       </w:pPr>
       <w:r>
@@ -195,7 +195,7 @@
     </w:p>
     <w:p>
       <w:pPr>
-        <w:spacing w:before="40" w:after="40" w:line="228" w:lineRule="auto"/>
+        <w:spacing w:before="60" w:after="60" w:line="240" w:lineRule="auto"/>
         <w:pBdr>
           <w:bottom w:val="single" w:sz="5" w:space="2" w:color="333333"/>
         </w:pBdr>
@@ -205,7 +205,7 @@
           <w:rFonts w:ascii="Times New Roman" w:hAnsi="Times New Roman" w:cs="Times New Roman"/>
           <w:b/>
           <w:i w:val="0"/>
-          <w:color w:val="1A1A1A"/>
+          <w:color w:val="1F4E79"/>
           <w:sz w:val="18"/>
           <w:szCs w:val="19"/>
         </w:rPr>
@@ -217,7 +217,7 @@
         <w:tabs>
           <w:tab w:pos="10318" w:val="right"/>
         </w:tabs>
-        <w:spacing w:before="0" w:after="0" w:line="228" w:lineRule="auto"/>
+        <w:spacing w:before="0" w:after="0" w:line="240" w:lineRule="auto"/>
       </w:pPr>
       <w:r>
         <w:rPr>
@@ -238,7 +238,7 @@
           <w:color w:val="6E6E6E"/>
           <w:sz w:val="16"/>
           <w:szCs w:val="17"/>
-          <w:spacing w:val="-8"/>
+          <w:spacing w:val="-3"/>
         </w:rPr>
         <w:tab/>
         <w:t>2022 – 2026</w:t>
@@ -246,7 +246,7 @@
     </w:p>
     <w:p>
       <w:pPr>
-        <w:spacing w:before="0" w:after="0" w:line="228" w:lineRule="auto"/>
+        <w:spacing w:before="0" w:after="0" w:line="240" w:lineRule="auto"/>
         <w:jc w:val="both"/>
       </w:pPr>
       <w:r>
@@ -263,7 +263,7 @@
     </w:p>
     <w:p>
       <w:pPr>
-        <w:spacing w:before="0" w:after="0" w:line="228" w:lineRule="auto"/>
+        <w:spacing w:before="0" w:after="0" w:line="240" w:lineRule="auto"/>
         <w:ind w:left="283"/>
         <w:jc w:val="both"/>
       </w:pPr>
@@ -281,7 +281,7 @@
     </w:p>
     <w:p>
       <w:pPr>
-        <w:spacing w:before="0" w:after="0" w:line="228" w:lineRule="auto"/>
+        <w:spacing w:before="0" w:after="0" w:line="240" w:lineRule="auto"/>
         <w:ind w:left="283"/>
         <w:jc w:val="both"/>
       </w:pPr>
@@ -299,7 +299,7 @@
     </w:p>
     <w:p>
       <w:pPr>
-        <w:spacing w:before="0" w:after="0" w:line="228" w:lineRule="auto"/>
+        <w:spacing w:before="0" w:after="0" w:line="240" w:lineRule="auto"/>
         <w:ind w:left="283"/>
         <w:jc w:val="both"/>
       </w:pPr>
@@ -320,7 +320,7 @@
         <w:tabs>
           <w:tab w:pos="10318" w:val="right"/>
         </w:tabs>
-        <w:spacing w:before="0" w:after="0" w:line="228" w:lineRule="auto"/>
+        <w:spacing w:before="0" w:after="0" w:line="240" w:lineRule="auto"/>
       </w:pPr>
       <w:r>
         <w:rPr>
@@ -341,7 +341,7 @@
           <w:color w:val="6E6E6E"/>
           <w:sz w:val="16"/>
           <w:szCs w:val="17"/>
-          <w:spacing w:val="-8"/>
+          <w:spacing w:val="-3"/>
         </w:rPr>
         <w:tab/>
         <w:t>2017 – 2020</w:t>
@@ -349,7 +349,7 @@
     </w:p>
     <w:p>
       <w:pPr>
-        <w:spacing w:before="0" w:after="0" w:line="228" w:lineRule="auto"/>
+        <w:spacing w:before="0" w:after="0" w:line="240" w:lineRule="auto"/>
         <w:jc w:val="both"/>
       </w:pPr>
       <w:r>
@@ -366,7 +366,7 @@
     </w:p>
     <w:p>
       <w:pPr>
-        <w:spacing w:before="40" w:after="40" w:line="228" w:lineRule="auto"/>
+        <w:spacing w:before="60" w:after="60" w:line="240" w:lineRule="auto"/>
         <w:pBdr>
           <w:bottom w:val="single" w:sz="5" w:space="2" w:color="333333"/>
         </w:pBdr>
@@ -376,7 +376,7 @@
           <w:rFonts w:ascii="Times New Roman" w:hAnsi="Times New Roman" w:cs="Times New Roman"/>
           <w:b/>
           <w:i w:val="0"/>
-          <w:color w:val="1A1A1A"/>
+          <w:color w:val="1F4E79"/>
           <w:sz w:val="18"/>
           <w:szCs w:val="19"/>
         </w:rPr>
@@ -385,7 +385,7 @@
     </w:p>
     <w:p>
       <w:pPr>
-        <w:spacing w:before="60" w:after="0" w:line="228" w:lineRule="auto"/>
+        <w:spacing w:before="60" w:after="0" w:line="240" w:lineRule="auto"/>
       </w:pPr>
       <w:r>
         <w:rPr>
@@ -404,7 +404,7 @@
         <w:tabs>
           <w:tab w:pos="10318" w:val="right"/>
         </w:tabs>
-        <w:spacing w:before="0" w:after="0" w:line="228" w:lineRule="auto"/>
+        <w:spacing w:before="0" w:after="0" w:line="240" w:lineRule="auto"/>
       </w:pPr>
       <w:r>
         <w:rPr>
@@ -425,7 +425,7 @@
           <w:color w:val="6E6E6E"/>
           <w:sz w:val="16"/>
           <w:szCs w:val="17"/>
-          <w:spacing w:val="-8"/>
+          <w:spacing w:val="-3"/>
         </w:rPr>
         <w:tab/>
         <w:t>Jul 2025 – Present</w:t>
@@ -433,7 +433,7 @@
     </w:p>
     <w:p>
       <w:pPr>
-        <w:spacing w:before="60" w:after="0" w:line="228" w:lineRule="auto"/>
+        <w:spacing w:before="60" w:after="0" w:line="240" w:lineRule="auto"/>
       </w:pPr>
       <w:r>
         <w:rPr>
@@ -452,7 +452,7 @@
         <w:tabs>
           <w:tab w:pos="10318" w:val="right"/>
         </w:tabs>
-        <w:spacing w:before="0" w:after="0" w:line="228" w:lineRule="auto"/>
+        <w:spacing w:before="0" w:after="0" w:line="240" w:lineRule="auto"/>
       </w:pPr>
       <w:r>
         <w:rPr>
@@ -473,7 +473,7 @@
           <w:color w:val="6E6E6E"/>
           <w:sz w:val="16"/>
           <w:szCs w:val="17"/>
-          <w:spacing w:val="-8"/>
+          <w:spacing w:val="-3"/>
         </w:rPr>
         <w:tab/>
         <w:t>Mar 2023 – Apr 2026</w:t>
@@ -484,7 +484,7 @@
         <w:tabs>
           <w:tab w:pos="10318" w:val="right"/>
         </w:tabs>
-        <w:spacing w:before="0" w:after="0" w:line="228" w:lineRule="auto"/>
+        <w:spacing w:before="0" w:after="0" w:line="240" w:lineRule="auto"/>
       </w:pPr>
       <w:r>
         <w:rPr>
@@ -505,7 +505,7 @@
           <w:color w:val="6E6E6E"/>
           <w:sz w:val="16"/>
           <w:szCs w:val="17"/>
-          <w:spacing w:val="-8"/>
+          <w:spacing w:val="-3"/>
         </w:rPr>
         <w:tab/>
         <w:t>Apr 2026 – Present</w:t>
@@ -513,7 +513,7 @@
     </w:p>
     <w:p>
       <w:pPr>
-        <w:spacing w:before="60" w:after="0" w:line="228" w:lineRule="auto"/>
+        <w:spacing w:before="60" w:after="0" w:line="240" w:lineRule="auto"/>
       </w:pPr>
       <w:r>
         <w:rPr>
@@ -532,7 +532,7 @@
         <w:tabs>
           <w:tab w:pos="10318" w:val="right"/>
         </w:tabs>
-        <w:spacing w:before="0" w:after="0" w:line="228" w:lineRule="auto"/>
+        <w:spacing w:before="0" w:after="0" w:line="240" w:lineRule="auto"/>
       </w:pPr>
       <w:r>
         <w:rPr>
@@ -553,7 +553,7 @@
           <w:color w:val="6E6E6E"/>
           <w:sz w:val="16"/>
           <w:szCs w:val="17"/>
-          <w:spacing w:val="-8"/>
+          <w:spacing w:val="-3"/>
         </w:rPr>
         <w:tab/>
         <w:t>Feb 2025 – Present</w:t>
@@ -564,7 +564,7 @@
         <w:tabs>
           <w:tab w:pos="10318" w:val="right"/>
         </w:tabs>
-        <w:spacing w:before="0" w:after="0" w:line="228" w:lineRule="auto"/>
+        <w:spacing w:before="0" w:after="0" w:line="240" w:lineRule="auto"/>
       </w:pPr>
       <w:r>
         <w:rPr>
@@ -585,7 +585,7 @@
           <w:color w:val="6E6E6E"/>
           <w:sz w:val="16"/>
           <w:szCs w:val="17"/>
-          <w:spacing w:val="-8"/>
+          <w:spacing w:val="-3"/>
         </w:rPr>
         <w:tab/>
         <w:t>Feb 2025 – Aug 2026</w:t>
@@ -593,7 +593,7 @@
     </w:p>
     <w:p>
       <w:pPr>
-        <w:spacing w:before="60" w:after="0" w:line="228" w:lineRule="auto"/>
+        <w:spacing w:before="60" w:after="0" w:line="240" w:lineRule="auto"/>
       </w:pPr>
       <w:r>
         <w:rPr>
@@ -612,7 +612,7 @@
         <w:tabs>
           <w:tab w:pos="10318" w:val="right"/>
         </w:tabs>
-        <w:spacing w:before="0" w:after="0" w:line="228" w:lineRule="auto"/>
+        <w:spacing w:before="0" w:after="0" w:line="240" w:lineRule="auto"/>
       </w:pPr>
       <w:r>
         <w:rPr>
@@ -633,7 +633,7 @@
           <w:color w:val="6E6E6E"/>
           <w:sz w:val="16"/>
           <w:szCs w:val="17"/>
-          <w:spacing w:val="-8"/>
+          <w:spacing w:val="-3"/>
         </w:rPr>
         <w:tab/>
         <w:t>Feb 2023 – Present</w:t>
@@ -641,7 +641,7 @@
     </w:p>
     <w:p>
       <w:pPr>
-        <w:spacing w:before="60" w:after="0" w:line="228" w:lineRule="auto"/>
+        <w:spacing w:before="60" w:after="0" w:line="240" w:lineRule="auto"/>
       </w:pPr>
       <w:r>
         <w:rPr>
@@ -660,7 +660,7 @@
         <w:tabs>
           <w:tab w:pos="10318" w:val="right"/>
         </w:tabs>
-        <w:spacing w:before="0" w:after="0" w:line="228" w:lineRule="auto"/>
+        <w:spacing w:before="0" w:after="0" w:line="240" w:lineRule="auto"/>
       </w:pPr>
       <w:r>
         <w:rPr>
@@ -681,7 +681,7 @@
           <w:color w:val="6E6E6E"/>
           <w:sz w:val="16"/>
           <w:szCs w:val="17"/>
-          <w:spacing w:val="-8"/>
+          <w:spacing w:val="-3"/>
         </w:rPr>
         <w:tab/>
         <w:t>Sep 2024 – Apr 2025</w:t>
@@ -689,7 +689,7 @@
     </w:p>
     <w:p>
       <w:pPr>
-        <w:spacing w:before="40" w:after="40" w:line="228" w:lineRule="auto"/>
+        <w:spacing w:before="60" w:after="60" w:line="240" w:lineRule="auto"/>
         <w:pBdr>
           <w:bottom w:val="single" w:sz="5" w:space="2" w:color="333333"/>
         </w:pBdr>
@@ -699,7 +699,7 @@
           <w:rFonts w:ascii="Times New Roman" w:hAnsi="Times New Roman" w:cs="Times New Roman"/>
           <w:b/>
           <w:i w:val="0"/>
-          <w:color w:val="1A1A1A"/>
+          <w:color w:val="1F4E79"/>
           <w:sz w:val="18"/>
           <w:szCs w:val="19"/>
         </w:rPr>
@@ -708,7 +708,7 @@
     </w:p>
     <w:p>
       <w:pPr>
-        <w:spacing w:before="40" w:after="0" w:line="228" w:lineRule="auto"/>
+        <w:spacing w:before="40" w:after="0" w:line="240" w:lineRule="auto"/>
         <w:jc w:val="both"/>
       </w:pPr>
       <w:r>
@@ -725,7 +725,7 @@
     </w:p>
     <w:p>
       <w:pPr>
-        <w:spacing w:before="0" w:after="0" w:line="228" w:lineRule="auto"/>
+        <w:spacing w:before="0" w:after="0" w:line="240" w:lineRule="auto"/>
       </w:pPr>
       <w:r>
         <w:rPr>
@@ -741,7 +741,7 @@
     </w:p>
     <w:p>
       <w:pPr>
-        <w:spacing w:before="0" w:after="0" w:line="228" w:lineRule="auto"/>
+        <w:spacing w:before="0" w:after="0" w:line="240" w:lineRule="auto"/>
       </w:pPr>
       <w:r>
         <w:rPr>
@@ -768,7 +768,7 @@
     </w:p>
     <w:p>
       <w:pPr>
-        <w:spacing w:before="40" w:after="0" w:line="228" w:lineRule="auto"/>
+        <w:spacing w:before="40" w:after="0" w:line="240" w:lineRule="auto"/>
         <w:jc w:val="both"/>
       </w:pPr>
       <w:r>
@@ -785,7 +785,7 @@
     </w:p>
     <w:p>
       <w:pPr>
-        <w:spacing w:before="0" w:after="0" w:line="228" w:lineRule="auto"/>
+        <w:spacing w:before="0" w:after="0" w:line="240" w:lineRule="auto"/>
       </w:pPr>
       <w:r>
         <w:rPr>
@@ -801,7 +801,7 @@
     </w:p>
     <w:p>
       <w:pPr>
-        <w:spacing w:before="0" w:after="0" w:line="228" w:lineRule="auto"/>
+        <w:spacing w:before="0" w:after="0" w:line="240" w:lineRule="auto"/>
       </w:pPr>
       <w:r>
         <w:rPr>
@@ -827,7 +827,7 @@
     </w:p>
     <w:p>
       <w:pPr>
-        <w:spacing w:before="40" w:after="0" w:line="228" w:lineRule="auto"/>
+        <w:spacing w:before="40" w:after="0" w:line="240" w:lineRule="auto"/>
         <w:jc w:val="both"/>
       </w:pPr>
       <w:r>
@@ -844,7 +844,7 @@
     </w:p>
     <w:p>
       <w:pPr>
-        <w:spacing w:before="0" w:after="0" w:line="228" w:lineRule="auto"/>
+        <w:spacing w:before="0" w:after="0" w:line="240" w:lineRule="auto"/>
       </w:pPr>
       <w:r>
         <w:rPr>
@@ -860,7 +860,7 @@
     </w:p>
     <w:p>
       <w:pPr>
-        <w:spacing w:before="0" w:after="0" w:line="228" w:lineRule="auto"/>
+        <w:spacing w:before="0" w:after="0" w:line="240" w:lineRule="auto"/>
       </w:pPr>
       <w:r>
         <w:rPr>
@@ -887,7 +887,7 @@
     </w:p>
     <w:p>
       <w:pPr>
-        <w:spacing w:before="40" w:after="0" w:line="228" w:lineRule="auto"/>
+        <w:spacing w:before="40" w:after="0" w:line="240" w:lineRule="auto"/>
         <w:jc w:val="both"/>
       </w:pPr>
       <w:r>
@@ -904,7 +904,7 @@
     </w:p>
     <w:p>
       <w:pPr>
-        <w:spacing w:before="0" w:after="0" w:line="228" w:lineRule="auto"/>
+        <w:spacing w:before="0" w:after="0" w:line="240" w:lineRule="auto"/>
       </w:pPr>
       <w:r>
         <w:rPr>
@@ -920,7 +920,7 @@
     </w:p>
     <w:p>
       <w:pPr>
-        <w:spacing w:before="0" w:after="0" w:line="228" w:lineRule="auto"/>
+        <w:spacing w:before="0" w:after="0" w:line="240" w:lineRule="auto"/>
       </w:pPr>
       <w:r>
         <w:rPr>
@@ -947,7 +947,7 @@
     </w:p>
     <w:p>
       <w:pPr>
-        <w:spacing w:before="40" w:after="40" w:line="228" w:lineRule="auto"/>
+        <w:spacing w:before="60" w:after="60" w:line="240" w:lineRule="auto"/>
         <w:pBdr>
           <w:bottom w:val="single" w:sz="5" w:space="2" w:color="333333"/>
         </w:pBdr>
@@ -957,7 +957,7 @@
           <w:rFonts w:ascii="Times New Roman" w:hAnsi="Times New Roman" w:cs="Times New Roman"/>
           <w:b/>
           <w:i w:val="0"/>
-          <w:color w:val="1A1A1A"/>
+          <w:color w:val="1F4E79"/>
           <w:sz w:val="18"/>
           <w:szCs w:val="19"/>
         </w:rPr>
@@ -966,7 +966,7 @@
     </w:p>
     <w:p>
       <w:pPr>
-        <w:spacing w:before="20" w:after="0" w:line="228" w:lineRule="auto"/>
+        <w:spacing w:before="20" w:after="0" w:line="240" w:lineRule="auto"/>
         <w:jc w:val="both"/>
       </w:pPr>
       <w:r>
@@ -994,7 +994,7 @@
     </w:p>
     <w:p>
       <w:pPr>
-        <w:spacing w:before="20" w:after="0" w:line="228" w:lineRule="auto"/>
+        <w:spacing w:before="20" w:after="0" w:line="240" w:lineRule="auto"/>
         <w:jc w:val="both"/>
       </w:pPr>
       <w:r>
@@ -1022,7 +1022,7 @@
     </w:p>
     <w:p>
       <w:pPr>
-        <w:spacing w:before="40" w:after="40" w:line="228" w:lineRule="auto"/>
+        <w:spacing w:before="60" w:after="60" w:line="240" w:lineRule="auto"/>
         <w:pBdr>
           <w:bottom w:val="single" w:sz="5" w:space="2" w:color="333333"/>
         </w:pBdr>
@@ -1032,7 +1032,7 @@
           <w:rFonts w:ascii="Times New Roman" w:hAnsi="Times New Roman" w:cs="Times New Roman"/>
           <w:b/>
           <w:i w:val="0"/>
-          <w:color w:val="1A1A1A"/>
+          <w:color w:val="1F4E79"/>
           <w:sz w:val="18"/>
           <w:szCs w:val="19"/>
         </w:rPr>
@@ -1041,7 +1041,7 @@
     </w:p>
     <w:p>
       <w:pPr>
-        <w:spacing w:before="20" w:after="0" w:line="228" w:lineRule="auto"/>
+        <w:spacing w:before="20" w:after="0" w:line="240" w:lineRule="auto"/>
         <w:jc w:val="both"/>
       </w:pPr>
       <w:r>
@@ -1069,7 +1069,7 @@
     </w:p>
     <w:p>
       <w:pPr>
-        <w:spacing w:before="20" w:after="0" w:line="228" w:lineRule="auto"/>
+        <w:spacing w:before="20" w:after="0" w:line="240" w:lineRule="auto"/>
         <w:jc w:val="both"/>
       </w:pPr>
       <w:r>
@@ -1097,7 +1097,7 @@
     </w:p>
     <w:p>
       <w:pPr>
-        <w:spacing w:before="40" w:after="40" w:line="228" w:lineRule="auto"/>
+        <w:spacing w:before="60" w:after="60" w:line="240" w:lineRule="auto"/>
         <w:pBdr>
           <w:bottom w:val="single" w:sz="5" w:space="2" w:color="333333"/>
         </w:pBdr>
@@ -1107,7 +1107,7 @@
           <w:rFonts w:ascii="Times New Roman" w:hAnsi="Times New Roman" w:cs="Times New Roman"/>
           <w:b/>
           <w:i w:val="0"/>
-          <w:color w:val="1A1A1A"/>
+          <w:color w:val="1F4E79"/>
           <w:sz w:val="18"/>
           <w:szCs w:val="19"/>
         </w:rPr>
@@ -1116,7 +1116,7 @@
     </w:p>
     <w:p>
       <w:pPr>
-        <w:spacing w:before="0" w:after="60" w:line="228" w:lineRule="auto"/>
+        <w:spacing w:before="0" w:after="60" w:line="240" w:lineRule="auto"/>
         <w:jc w:val="both"/>
       </w:pPr>
       <w:r>
@@ -1133,7 +1133,7 @@
     </w:p>
     <w:p>
       <w:pPr>
-        <w:spacing w:before="40" w:after="40" w:line="228" w:lineRule="auto"/>
+        <w:spacing w:before="60" w:after="60" w:line="240" w:lineRule="auto"/>
         <w:pBdr>
           <w:bottom w:val="single" w:sz="5" w:space="2" w:color="333333"/>
         </w:pBdr>
@@ -1143,7 +1143,7 @@
           <w:rFonts w:ascii="Times New Roman" w:hAnsi="Times New Roman" w:cs="Times New Roman"/>
           <w:b/>
           <w:i w:val="0"/>
-          <w:color w:val="1A1A1A"/>
+          <w:color w:val="1F4E79"/>
           <w:sz w:val="18"/>
           <w:szCs w:val="19"/>
         </w:rPr>
@@ -1155,7 +1155,7 @@
         <w:tabs>
           <w:tab w:pos="10318" w:val="right"/>
         </w:tabs>
-        <w:spacing w:before="0" w:after="0" w:line="228" w:lineRule="auto"/>
+        <w:spacing w:before="0" w:after="0" w:line="240" w:lineRule="auto"/>
       </w:pPr>
       <w:r>
         <w:rPr>
@@ -1176,7 +1176,7 @@
           <w:color w:val="6E6E6E"/>
           <w:sz w:val="16"/>
           <w:szCs w:val="17"/>
-          <w:spacing w:val="-8"/>
+          <w:spacing w:val="-3"/>
         </w:rPr>
         <w:tab/>
         <w:t>Apr 2023 – Present</w:t>
@@ -1184,7 +1184,7 @@
     </w:p>
     <w:p>
       <w:pPr>
-        <w:spacing w:before="0" w:after="0" w:line="228" w:lineRule="auto"/>
+        <w:spacing w:before="0" w:after="0" w:line="240" w:lineRule="auto"/>
         <w:jc w:val="both"/>
       </w:pPr>
       <w:r>
@@ -1204,7 +1204,7 @@
         <w:tabs>
           <w:tab w:pos="10318" w:val="right"/>
         </w:tabs>
-        <w:spacing w:before="0" w:after="0" w:line="228" w:lineRule="auto"/>
+        <w:spacing w:before="0" w:after="0" w:line="240" w:lineRule="auto"/>
       </w:pPr>
       <w:r>
         <w:rPr>
@@ -1220,7 +1220,7 @@
     </w:p>
     <w:p>
       <w:pPr>
-        <w:spacing w:before="0" w:after="0" w:line="228" w:lineRule="auto"/>
+        <w:spacing w:before="0" w:after="0" w:line="240" w:lineRule="auto"/>
         <w:jc w:val="both"/>
       </w:pPr>
       <w:r>
@@ -1237,7 +1237,7 @@
     </w:p>
     <w:p>
       <w:pPr>
-        <w:spacing w:before="40" w:after="40" w:line="228" w:lineRule="auto"/>
+        <w:spacing w:before="60" w:after="60" w:line="240" w:lineRule="auto"/>
         <w:pBdr>
           <w:bottom w:val="single" w:sz="5" w:space="2" w:color="333333"/>
         </w:pBdr>
@@ -1247,7 +1247,7 @@
           <w:rFonts w:ascii="Times New Roman" w:hAnsi="Times New Roman" w:cs="Times New Roman"/>
           <w:b/>
           <w:i w:val="0"/>
-          <w:color w:val="1A1A1A"/>
+          <w:color w:val="1F4E79"/>
           <w:sz w:val="18"/>
           <w:szCs w:val="19"/>
         </w:rPr>
@@ -1259,7 +1259,7 @@
         <w:tabs>
           <w:tab w:pos="10318" w:val="right"/>
         </w:tabs>
-        <w:spacing w:before="0" w:after="0" w:line="228" w:lineRule="auto"/>
+        <w:spacing w:before="0" w:after="0" w:line="240" w:lineRule="auto"/>
       </w:pPr>
       <w:r>
         <w:rPr>
@@ -1275,7 +1275,7 @@
     </w:p>
     <w:p>
       <w:pPr>
-        <w:spacing w:before="0" w:after="0" w:line="228" w:lineRule="auto"/>
+        <w:spacing w:before="0" w:after="0" w:line="240" w:lineRule="auto"/>
         <w:jc w:val="both"/>
       </w:pPr>
       <w:r>
@@ -1293,7 +1293,7 @@
     <w:sectPr>
       <w:footerReference w:type="default" r:id="rId11"/>
       <w:pgSz w:w="11906" w:h="16838"/>
-      <w:pgMar w:top="142" w:right="794" w:bottom="113" w:left="794" w:header="720" w:footer="45" w:gutter="0"/>
+      <w:pgMar w:top="340" w:right="794" w:bottom="283" w:left="794" w:header="720" w:footer="170" w:gutter="0"/>
       <w:cols w:space="720"/>
       <w:docGrid w:linePitch="360"/>
     </w:sectPr>
@@ -1318,7 +1318,7 @@
         <w:sz w:val="13"/>
         <w:szCs w:val="13"/>
       </w:rPr>
-      <w:t>Last updated: August 2, 2026</w:t>
+      <w:t>Last updated: August 28, 2026</w:t>
     </w:r>
   </w:p>
 </w:ftr>

--- a/assets/files/Aria-CV-En.docx
+++ b/assets/files/Aria-CV-En.docx
@@ -29,9 +29,9 @@
           <w:rFonts w:ascii="Times New Roman" w:hAnsi="Times New Roman" w:cs="Times New Roman"/>
           <w:b w:val="0"/>
           <w:i/>
-          <w:color w:val="6E6E6E"/>
-          <w:sz w:val="19"/>
-          <w:szCs w:val="19"/>
+          <w:color w:val="4D4D4D"/>
+          <w:sz w:val="21"/>
+          <w:szCs w:val="21"/>
         </w:rPr>
         <w:t>Geology Graduate</w:t>
       </w:r>
@@ -46,9 +46,9 @@
           <w:rFonts w:ascii="Times New Roman" w:hAnsi="Times New Roman" w:cs="Times New Roman"/>
           <w:b w:val="0"/>
           <w:i w:val="0"/>
-          <w:color w:val="6E6E6E"/>
-          <w:sz w:val="16"/>
-          <w:szCs w:val="16"/>
+          <w:color w:val="4D4D4D"/>
+          <w:sz w:val="21"/>
+          <w:szCs w:val="21"/>
         </w:rPr>
         <w:t>Tehran, Iran</w:t>
       </w:r>
@@ -57,9 +57,9 @@
           <w:rFonts w:ascii="Times New Roman" w:hAnsi="Times New Roman" w:cs="Times New Roman"/>
           <w:b w:val="0"/>
           <w:i w:val="0"/>
-          <w:color w:val="6E6E6E"/>
-          <w:sz w:val="16"/>
-          <w:szCs w:val="16"/>
+          <w:color w:val="4D4D4D"/>
+          <w:sz w:val="21"/>
+          <w:szCs w:val="21"/>
         </w:rPr>
         <w:t xml:space="preserve">   |   </w:t>
       </w:r>
@@ -68,9 +68,9 @@
           <w:rFonts w:ascii="Times New Roman" w:hAnsi="Times New Roman" w:cs="Times New Roman"/>
           <w:b w:val="0"/>
           <w:i w:val="0"/>
-          <w:color w:val="6E6E6E"/>
-          <w:sz w:val="16"/>
-          <w:szCs w:val="16"/>
+          <w:color w:val="4D4D4D"/>
+          <w:sz w:val="21"/>
+          <w:szCs w:val="21"/>
         </w:rPr>
         <w:t>mo.aria.am@gmail.com</w:t>
       </w:r>
@@ -79,9 +79,9 @@
           <w:rFonts w:ascii="Times New Roman" w:hAnsi="Times New Roman" w:cs="Times New Roman"/>
           <w:b w:val="0"/>
           <w:i w:val="0"/>
-          <w:color w:val="6E6E6E"/>
-          <w:sz w:val="16"/>
-          <w:szCs w:val="16"/>
+          <w:color w:val="4D4D4D"/>
+          <w:sz w:val="21"/>
+          <w:szCs w:val="21"/>
         </w:rPr>
         <w:t xml:space="preserve">   |   </w:t>
       </w:r>
@@ -89,9 +89,9 @@
         <w:r>
           <w:rPr>
             <w:rFonts w:ascii="Times New Roman" w:hAnsi="Times New Roman" w:cs="Times New Roman"/>
-            <w:sz w:val="16"/>
-            <w:szCs w:val="16"/>
-            <w:color w:val="6E6E6E"/>
+            <w:sz w:val="21"/>
+            <w:szCs w:val="21"/>
+            <w:color w:val="4D4D4D"/>
             <w:u w:val="none"/>
           </w:rPr>
           <w:t xml:space="preserve">linkedin.com/in/mo-aria-amini</w:t>
@@ -102,9 +102,9 @@
           <w:rFonts w:ascii="Times New Roman" w:hAnsi="Times New Roman" w:cs="Times New Roman"/>
           <w:b w:val="0"/>
           <w:i w:val="0"/>
-          <w:color w:val="6E6E6E"/>
-          <w:sz w:val="16"/>
-          <w:szCs w:val="16"/>
+          <w:color w:val="4D4D4D"/>
+          <w:sz w:val="21"/>
+          <w:szCs w:val="21"/>
         </w:rPr>
         <w:t xml:space="preserve">   |   </w:t>
       </w:r>
@@ -112,9 +112,9 @@
         <w:r>
           <w:rPr>
             <w:rFonts w:ascii="Times New Roman" w:hAnsi="Times New Roman" w:cs="Times New Roman"/>
-            <w:sz w:val="16"/>
-            <w:szCs w:val="16"/>
-            <w:color w:val="6E6E6E"/>
+            <w:sz w:val="21"/>
+            <w:szCs w:val="21"/>
+            <w:color w:val="4D4D4D"/>
             <w:u w:val="none"/>
           </w:rPr>
           <w:t xml:space="preserve">aria-amini.ir</w:t>
@@ -134,8 +134,8 @@
           <w:b/>
           <w:i w:val="0"/>
           <w:color w:val="1F4E79"/>
-          <w:sz w:val="18"/>
-          <w:szCs w:val="19"/>
+          <w:sz w:val="23"/>
+          <w:szCs w:val="23"/>
         </w:rPr>
         <w:t>ABOUT</w:t>
       </w:r>
@@ -151,8 +151,8 @@
           <w:b w:val="0"/>
           <w:i w:val="0"/>
           <w:color w:val="1A1A1A"/>
-          <w:sz w:val="18"/>
-          <w:szCs w:val="18"/>
+          <w:sz w:val="21"/>
+          <w:szCs w:val="21"/>
         </w:rPr>
         <w:t>I am Mohammad Aria Amini, a researcher, scientific author, and editor specializing in Earth Sciences. Alongside conducting research and authoring scientific books and publications, I work in scientific computing, data processing and analysis, and High-Performance Computing (HPC) for computationally intensive scientific workloads. I also have experience in software development, Linux systems, server administration, and computational infrastructure, with a strong interest in integrating geoscience with modern computing technologies.</w:t>
       </w:r>
@@ -170,8 +170,8 @@
           <w:b/>
           <w:i w:val="0"/>
           <w:color w:val="1F4E79"/>
-          <w:sz w:val="18"/>
-          <w:szCs w:val="19"/>
+          <w:sz w:val="23"/>
+          <w:szCs w:val="23"/>
         </w:rPr>
         <w:t>INTERESTS</w:t>
       </w:r>
@@ -187,8 +187,8 @@
           <w:b w:val="0"/>
           <w:i w:val="0"/>
           <w:color w:val="1A1A1A"/>
-          <w:sz w:val="18"/>
-          <w:szCs w:val="18"/>
+          <w:sz w:val="21"/>
+          <w:szCs w:val="21"/>
         </w:rPr>
         <w:t>My research and professional interests lie at the intersection of Earth Sciences and emerging technologies. I am interested in various fields of geology, scientific writing and editing, the history of Earth Sciences, and the publication of scholarly works. I also have a strong interest in scientific computing, including computational methods for pure mathematics, molecular chemistry, and geoscience, as well as High-Performance Computing (HPC), scientific programming, and the application of computational approaches to solving research problems. In addition, I am interested in Artificial Intelligence (AI) and Machine Learning (ML) and their applications in geoscience and related disciplines, as well as Linux systems, server administration, and computational infrastructure. Furthermore, I use a range of specialized geoscience and geospatial software in research projects, including ArcGIS, QGIS, Petrel, ENVI, and ERDAS IMAGINE, along with other tools for Geographic Information Systems (GIS), Remote Sensing (RS), and geological modeling. I am continuously expanding my knowledge and expertise in these technologies and their scientific applications.</w:t>
       </w:r>
@@ -206,8 +206,8 @@
           <w:b/>
           <w:i w:val="0"/>
           <w:color w:val="1F4E79"/>
-          <w:sz w:val="18"/>
-          <w:szCs w:val="19"/>
+          <w:sz w:val="23"/>
+          <w:szCs w:val="23"/>
         </w:rPr>
         <w:t>EDUCATION</w:t>
       </w:r>
@@ -225,8 +225,8 @@
           <w:b/>
           <w:i w:val="0"/>
           <w:color w:val="1A1A1A"/>
-          <w:sz w:val="19"/>
-          <w:szCs w:val="19"/>
+          <w:sz w:val="21"/>
+          <w:szCs w:val="21"/>
         </w:rPr>
         <w:t>B.Sc. in Geology</w:t>
       </w:r>
@@ -235,9 +235,9 @@
           <w:rFonts w:ascii="Times New Roman" w:hAnsi="Times New Roman" w:cs="Times New Roman"/>
           <w:b w:val="0"/>
           <w:i w:val="0"/>
-          <w:color w:val="6E6E6E"/>
-          <w:sz w:val="16"/>
-          <w:szCs w:val="17"/>
+          <w:color w:val="4D4D4D"/>
+          <w:sz w:val="21"/>
+          <w:szCs w:val="21"/>
           <w:spacing w:val="-3"/>
         </w:rPr>
         <w:tab/>
@@ -254,9 +254,9 @@
           <w:rFonts w:ascii="Times New Roman" w:hAnsi="Times New Roman" w:cs="Times New Roman"/>
           <w:b w:val="0"/>
           <w:i/>
-          <w:color w:val="6E6E6E"/>
-          <w:sz w:val="17"/>
-          <w:szCs w:val="17"/>
+          <w:color w:val="4D4D4D"/>
+          <w:sz w:val="21"/>
+          <w:szCs w:val="21"/>
         </w:rPr>
         <w:t>Golestan University, Faculty of Earth Sciences, Gorgan, Iran</w:t>
       </w:r>
@@ -272,9 +272,9 @@
           <w:rFonts w:ascii="Times New Roman" w:hAnsi="Times New Roman" w:cs="Times New Roman"/>
           <w:b w:val="0"/>
           <w:i w:val="0"/>
-          <w:color w:val="333333"/>
-          <w:sz w:val="17"/>
-          <w:szCs w:val="17"/>
+          <w:color w:val="1A1A1A"/>
+          <w:sz w:val="21"/>
+          <w:szCs w:val="21"/>
         </w:rPr>
         <w:t>– Ranked first among incoming undergraduate students, with a Grade A average</w:t>
       </w:r>
@@ -290,9 +290,9 @@
           <w:rFonts w:ascii="Times New Roman" w:hAnsi="Times New Roman" w:cs="Times New Roman"/>
           <w:b w:val="0"/>
           <w:i w:val="0"/>
-          <w:color w:val="333333"/>
-          <w:sz w:val="17"/>
-          <w:szCs w:val="17"/>
+          <w:color w:val="1A1A1A"/>
+          <w:sz w:val="21"/>
+          <w:szCs w:val="21"/>
         </w:rPr>
         <w:t>– Completed the program in seven semesters – one semester ahead of the standard curriculum</w:t>
       </w:r>
@@ -308,9 +308,9 @@
           <w:rFonts w:ascii="Times New Roman" w:hAnsi="Times New Roman" w:cs="Times New Roman"/>
           <w:b w:val="0"/>
           <w:i w:val="0"/>
-          <w:color w:val="333333"/>
-          <w:sz w:val="17"/>
-          <w:szCs w:val="17"/>
+          <w:color w:val="1A1A1A"/>
+          <w:sz w:val="21"/>
+          <w:szCs w:val="21"/>
         </w:rPr>
         <w:t>– Completed 6 of 7 terms at Shahid Beheshti University, Tehran</w:t>
       </w:r>
@@ -328,8 +328,8 @@
           <w:b/>
           <w:i w:val="0"/>
           <w:color w:val="1A1A1A"/>
-          <w:sz w:val="19"/>
-          <w:szCs w:val="19"/>
+          <w:sz w:val="21"/>
+          <w:szCs w:val="21"/>
         </w:rPr>
         <w:t>High School Diploma, Experimental Sciences</w:t>
       </w:r>
@@ -338,9 +338,9 @@
           <w:rFonts w:ascii="Times New Roman" w:hAnsi="Times New Roman" w:cs="Times New Roman"/>
           <w:b w:val="0"/>
           <w:i w:val="0"/>
-          <w:color w:val="6E6E6E"/>
-          <w:sz w:val="16"/>
-          <w:szCs w:val="17"/>
+          <w:color w:val="4D4D4D"/>
+          <w:sz w:val="21"/>
+          <w:szCs w:val="21"/>
           <w:spacing w:val="-3"/>
         </w:rPr>
         <w:tab/>
@@ -357,9 +357,9 @@
           <w:rFonts w:ascii="Times New Roman" w:hAnsi="Times New Roman" w:cs="Times New Roman"/>
           <w:b w:val="0"/>
           <w:i/>
-          <w:color w:val="6E6E6E"/>
-          <w:sz w:val="17"/>
-          <w:szCs w:val="17"/>
+          <w:color w:val="4D4D4D"/>
+          <w:sz w:val="21"/>
+          <w:szCs w:val="21"/>
         </w:rPr>
         <w:t>Shahid Beheshti Exceptional Talents High School (NODET), Ahvaz, Iran</w:t>
       </w:r>
@@ -377,8 +377,8 @@
           <w:b/>
           <w:i w:val="0"/>
           <w:color w:val="1F4E79"/>
-          <w:sz w:val="18"/>
-          <w:szCs w:val="19"/>
+          <w:sz w:val="23"/>
+          <w:szCs w:val="23"/>
         </w:rPr>
         <w:t>PROFESSIONAL EXPERIENCE</w:t>
       </w:r>
@@ -393,8 +393,8 @@
           <w:b/>
           <w:i w:val="0"/>
           <w:color w:val="1A1A1A"/>
-          <w:sz w:val="18"/>
-          <w:szCs w:val="18"/>
+          <w:sz w:val="21"/>
+          <w:szCs w:val="21"/>
         </w:rPr>
         <w:t>Varjavand Intelligent Creative Software &amp; Hardware Services Co.</w:t>
       </w:r>
@@ -411,9 +411,9 @@
           <w:rFonts w:ascii="Times New Roman" w:hAnsi="Times New Roman" w:cs="Times New Roman"/>
           <w:b w:val="0"/>
           <w:i/>
-          <w:color w:val="1A1A1A"/>
-          <w:sz w:val="19"/>
-          <w:szCs w:val="19"/>
+          <w:color w:val="4D4D4D"/>
+          <w:sz w:val="21"/>
+          <w:szCs w:val="21"/>
         </w:rPr>
         <w:t>Chief Executive Officer (CEO) and Chairman of the Board</w:t>
       </w:r>
@@ -422,9 +422,9 @@
           <w:rFonts w:ascii="Times New Roman" w:hAnsi="Times New Roman" w:cs="Times New Roman"/>
           <w:b w:val="0"/>
           <w:i w:val="0"/>
-          <w:color w:val="6E6E6E"/>
-          <w:sz w:val="16"/>
-          <w:szCs w:val="17"/>
+          <w:color w:val="4D4D4D"/>
+          <w:sz w:val="21"/>
+          <w:szCs w:val="21"/>
           <w:spacing w:val="-3"/>
         </w:rPr>
         <w:tab/>
@@ -441,8 +441,8 @@
           <w:b/>
           <w:i w:val="0"/>
           <w:color w:val="1A1A1A"/>
-          <w:sz w:val="18"/>
-          <w:szCs w:val="18"/>
+          <w:sz w:val="21"/>
+          <w:szCs w:val="21"/>
         </w:rPr>
         <w:t>Arian Zamin Publishing House</w:t>
       </w:r>
@@ -459,9 +459,9 @@
           <w:rFonts w:ascii="Times New Roman" w:hAnsi="Times New Roman" w:cs="Times New Roman"/>
           <w:b w:val="0"/>
           <w:i/>
-          <w:color w:val="1A1A1A"/>
-          <w:sz w:val="19"/>
-          <w:szCs w:val="19"/>
+          <w:color w:val="4D4D4D"/>
+          <w:sz w:val="21"/>
+          <w:szCs w:val="21"/>
         </w:rPr>
         <w:t>Editorial Specialist and Publications Researcher</w:t>
       </w:r>
@@ -470,9 +470,9 @@
           <w:rFonts w:ascii="Times New Roman" w:hAnsi="Times New Roman" w:cs="Times New Roman"/>
           <w:b w:val="0"/>
           <w:i w:val="0"/>
-          <w:color w:val="6E6E6E"/>
-          <w:sz w:val="16"/>
-          <w:szCs w:val="17"/>
+          <w:color w:val="4D4D4D"/>
+          <w:sz w:val="21"/>
+          <w:szCs w:val="21"/>
           <w:spacing w:val="-3"/>
         </w:rPr>
         <w:tab/>
@@ -491,9 +491,9 @@
           <w:rFonts w:ascii="Times New Roman" w:hAnsi="Times New Roman" w:cs="Times New Roman"/>
           <w:b w:val="0"/>
           <w:i/>
-          <w:color w:val="1A1A1A"/>
-          <w:sz w:val="19"/>
-          <w:szCs w:val="19"/>
+          <w:color w:val="4D4D4D"/>
+          <w:sz w:val="21"/>
+          <w:szCs w:val="21"/>
         </w:rPr>
         <w:t>Director</w:t>
       </w:r>
@@ -502,9 +502,9 @@
           <w:rFonts w:ascii="Times New Roman" w:hAnsi="Times New Roman" w:cs="Times New Roman"/>
           <w:b w:val="0"/>
           <w:i w:val="0"/>
-          <w:color w:val="6E6E6E"/>
-          <w:sz w:val="16"/>
-          <w:szCs w:val="17"/>
+          <w:color w:val="4D4D4D"/>
+          <w:sz w:val="21"/>
+          <w:szCs w:val="21"/>
           <w:spacing w:val="-3"/>
         </w:rPr>
         <w:tab/>
@@ -521,8 +521,8 @@
           <w:b/>
           <w:i w:val="0"/>
           <w:color w:val="1A1A1A"/>
-          <w:sz w:val="18"/>
-          <w:szCs w:val="18"/>
+          <w:sz w:val="21"/>
+          <w:szCs w:val="21"/>
         </w:rPr>
         <w:t>Shahid Beheshti University, Tehran, Iran</w:t>
       </w:r>
@@ -539,9 +539,9 @@
           <w:rFonts w:ascii="Times New Roman" w:hAnsi="Times New Roman" w:cs="Times New Roman"/>
           <w:b w:val="0"/>
           <w:i/>
-          <w:color w:val="1A1A1A"/>
-          <w:sz w:val="19"/>
-          <w:szCs w:val="19"/>
+          <w:color w:val="4D4D4D"/>
+          <w:sz w:val="21"/>
+          <w:szCs w:val="21"/>
         </w:rPr>
         <w:t>Research Collaborator</w:t>
       </w:r>
@@ -550,9 +550,9 @@
           <w:rFonts w:ascii="Times New Roman" w:hAnsi="Times New Roman" w:cs="Times New Roman"/>
           <w:b w:val="0"/>
           <w:i w:val="0"/>
-          <w:color w:val="6E6E6E"/>
-          <w:sz w:val="16"/>
-          <w:szCs w:val="17"/>
+          <w:color w:val="4D4D4D"/>
+          <w:sz w:val="21"/>
+          <w:szCs w:val="21"/>
           <w:spacing w:val="-3"/>
         </w:rPr>
         <w:tab/>
@@ -571,9 +571,9 @@
           <w:rFonts w:ascii="Times New Roman" w:hAnsi="Times New Roman" w:cs="Times New Roman"/>
           <w:b w:val="0"/>
           <w:i/>
-          <w:color w:val="1A1A1A"/>
-          <w:sz w:val="19"/>
-          <w:szCs w:val="19"/>
+          <w:color w:val="4D4D4D"/>
+          <w:sz w:val="21"/>
+          <w:szCs w:val="21"/>
         </w:rPr>
         <w:t>Technical Manager, SARMAD High-Performance Computing (HPC) System</w:t>
       </w:r>
@@ -582,9 +582,9 @@
           <w:rFonts w:ascii="Times New Roman" w:hAnsi="Times New Roman" w:cs="Times New Roman"/>
           <w:b w:val="0"/>
           <w:i w:val="0"/>
-          <w:color w:val="6E6E6E"/>
-          <w:sz w:val="16"/>
-          <w:szCs w:val="17"/>
+          <w:color w:val="4D4D4D"/>
+          <w:sz w:val="21"/>
+          <w:szCs w:val="21"/>
           <w:spacing w:val="-3"/>
         </w:rPr>
         <w:tab/>
@@ -601,8 +601,8 @@
           <w:b/>
           <w:i w:val="0"/>
           <w:color w:val="1A1A1A"/>
-          <w:sz w:val="18"/>
-          <w:szCs w:val="18"/>
+          <w:sz w:val="21"/>
+          <w:szCs w:val="21"/>
         </w:rPr>
         <w:t>Pars Geological Research Center (Arian Zamin)</w:t>
       </w:r>
@@ -619,9 +619,9 @@
           <w:rFonts w:ascii="Times New Roman" w:hAnsi="Times New Roman" w:cs="Times New Roman"/>
           <w:b w:val="0"/>
           <w:i/>
-          <w:color w:val="1A1A1A"/>
-          <w:sz w:val="19"/>
-          <w:szCs w:val="19"/>
+          <w:color w:val="4D4D4D"/>
+          <w:sz w:val="21"/>
+          <w:szCs w:val="21"/>
         </w:rPr>
         <w:t>Geology Specialist</w:t>
       </w:r>
@@ -630,9 +630,9 @@
           <w:rFonts w:ascii="Times New Roman" w:hAnsi="Times New Roman" w:cs="Times New Roman"/>
           <w:b w:val="0"/>
           <w:i w:val="0"/>
-          <w:color w:val="6E6E6E"/>
-          <w:sz w:val="16"/>
-          <w:szCs w:val="17"/>
+          <w:color w:val="4D4D4D"/>
+          <w:sz w:val="21"/>
+          <w:szCs w:val="21"/>
           <w:spacing w:val="-3"/>
         </w:rPr>
         <w:tab/>
@@ -649,8 +649,8 @@
           <w:b/>
           <w:i w:val="0"/>
           <w:color w:val="1A1A1A"/>
-          <w:sz w:val="18"/>
-          <w:szCs w:val="18"/>
+          <w:sz w:val="21"/>
+          <w:szCs w:val="21"/>
         </w:rPr>
         <w:t>Gemology Science and Art Development Co. (JAMSA), Knowledge-Based Company</w:t>
       </w:r>
@@ -667,9 +667,9 @@
           <w:rFonts w:ascii="Times New Roman" w:hAnsi="Times New Roman" w:cs="Times New Roman"/>
           <w:b w:val="0"/>
           <w:i/>
-          <w:color w:val="1A1A1A"/>
-          <w:sz w:val="19"/>
-          <w:szCs w:val="19"/>
+          <w:color w:val="4D4D4D"/>
+          <w:sz w:val="21"/>
+          <w:szCs w:val="21"/>
         </w:rPr>
         <w:t>Research &amp; Development (R&amp;D) Manager</w:t>
       </w:r>
@@ -678,9 +678,9 @@
           <w:rFonts w:ascii="Times New Roman" w:hAnsi="Times New Roman" w:cs="Times New Roman"/>
           <w:b w:val="0"/>
           <w:i w:val="0"/>
-          <w:color w:val="6E6E6E"/>
-          <w:sz w:val="16"/>
-          <w:szCs w:val="17"/>
+          <w:color w:val="4D4D4D"/>
+          <w:sz w:val="21"/>
+          <w:szCs w:val="21"/>
           <w:spacing w:val="-3"/>
         </w:rPr>
         <w:tab/>
@@ -700,8 +700,8 @@
           <w:b/>
           <w:i w:val="0"/>
           <w:color w:val="1F4E79"/>
-          <w:sz w:val="18"/>
-          <w:szCs w:val="19"/>
+          <w:sz w:val="23"/>
+          <w:szCs w:val="23"/>
         </w:rPr>
         <w:t>BOOKS</w:t>
       </w:r>
@@ -717,8 +717,8 @@
           <w:b w:val="0"/>
           <w:i w:val="0"/>
           <w:color w:val="1A1A1A"/>
-          <w:sz w:val="17"/>
-          <w:szCs w:val="18"/>
+          <w:sz w:val="21"/>
+          <w:szCs w:val="21"/>
         </w:rPr>
         <w:t>Ghorbani, M., &amp; Amini, M. A. (2025). The Historiography of Earth Science in Iran: Introducing a Number of Contemporary Pioneers.</w:t>
       </w:r>
@@ -732,9 +732,9 @@
           <w:rFonts w:ascii="Times New Roman" w:hAnsi="Times New Roman" w:cs="Times New Roman"/>
           <w:b w:val="0"/>
           <w:i/>
-          <w:color w:val="6E6E6E"/>
-          <w:sz w:val="16"/>
-          <w:szCs w:val="17"/>
+          <w:color w:val="4D4D4D"/>
+          <w:sz w:val="21"/>
+          <w:szCs w:val="21"/>
         </w:rPr>
         <w:t>Co-author</w:t>
       </w:r>
@@ -748,8 +748,8 @@
           <w:rFonts w:ascii="Times New Roman" w:hAnsi="Times New Roman" w:cs="Times New Roman"/>
           <w:b w:val="0"/>
           <w:i w:val="0"/>
-          <w:color w:val="A8A8A8"/>
-          <w:sz w:val="15"/>
+          <w:color w:val="4D4D4D"/>
+          <w:sz w:val="16"/>
           <w:szCs w:val="16"/>
         </w:rPr>
         <w:t xml:space="preserve">ISBN: </w:t>
@@ -759,8 +759,8 @@
           <w:rFonts w:ascii="Times New Roman" w:hAnsi="Times New Roman" w:cs="Times New Roman"/>
           <w:b w:val="0"/>
           <w:i w:val="0"/>
-          <w:color w:val="A8A8A8"/>
-          <w:sz w:val="15"/>
+          <w:color w:val="4D4D4D"/>
+          <w:sz w:val="16"/>
           <w:szCs w:val="16"/>
         </w:rPr>
         <w:t>978-600-6058-43-6 (second edition onward: 978-600-6058-60-3)</w:t>
@@ -777,8 +777,8 @@
           <w:b w:val="0"/>
           <w:i w:val="0"/>
           <w:color w:val="1A1A1A"/>
-          <w:sz w:val="17"/>
-          <w:szCs w:val="18"/>
+          <w:sz w:val="21"/>
+          <w:szCs w:val="21"/>
         </w:rPr>
         <w:t>Fathi, T. (2026). Petroleum Contamination Hydrogeology: Geological, Environmental, Legal Aspects, and Models for the Remediation of Contaminated Groundwater.</w:t>
       </w:r>
@@ -792,9 +792,9 @@
           <w:rFonts w:ascii="Times New Roman" w:hAnsi="Times New Roman" w:cs="Times New Roman"/>
           <w:b w:val="0"/>
           <w:i/>
-          <w:color w:val="6E6E6E"/>
-          <w:sz w:val="16"/>
-          <w:szCs w:val="17"/>
+          <w:color w:val="4D4D4D"/>
+          <w:sz w:val="21"/>
+          <w:szCs w:val="21"/>
         </w:rPr>
         <w:t>Scientific Editor</w:t>
       </w:r>
@@ -808,8 +808,8 @@
           <w:rFonts w:ascii="Times New Roman" w:hAnsi="Times New Roman" w:cs="Times New Roman"/>
           <w:b w:val="0"/>
           <w:i w:val="0"/>
-          <w:color w:val="A8A8A8"/>
-          <w:sz w:val="15"/>
+          <w:color w:val="4D4D4D"/>
+          <w:sz w:val="16"/>
           <w:szCs w:val="16"/>
         </w:rPr>
         <w:t xml:space="preserve">ISBN: </w:t>
@@ -819,8 +819,8 @@
           <w:rFonts w:ascii="Times New Roman" w:hAnsi="Times New Roman" w:cs="Times New Roman"/>
           <w:b w:val="0"/>
           <w:i w:val="0"/>
-          <w:color w:val="A8A8A8"/>
-          <w:sz w:val="15"/>
+          <w:color w:val="4D4D4D"/>
+          <w:sz w:val="16"/>
           <w:szCs w:val="16"/>
         </w:rPr>
       </w:r>
@@ -836,8 +836,8 @@
           <w:b w:val="0"/>
           <w:i w:val="0"/>
           <w:color w:val="1A1A1A"/>
-          <w:sz w:val="17"/>
-          <w:szCs w:val="18"/>
+          <w:sz w:val="21"/>
+          <w:szCs w:val="21"/>
         </w:rPr>
         <w:t>Momenzadeh, M. (2025). The Mythical City of Zabol: The Burnt City.</w:t>
       </w:r>
@@ -851,9 +851,9 @@
           <w:rFonts w:ascii="Times New Roman" w:hAnsi="Times New Roman" w:cs="Times New Roman"/>
           <w:b w:val="0"/>
           <w:i/>
-          <w:color w:val="6E6E6E"/>
-          <w:sz w:val="16"/>
-          <w:szCs w:val="17"/>
+          <w:color w:val="4D4D4D"/>
+          <w:sz w:val="21"/>
+          <w:szCs w:val="21"/>
         </w:rPr>
         <w:t>Editor</w:t>
       </w:r>
@@ -867,8 +867,8 @@
           <w:rFonts w:ascii="Times New Roman" w:hAnsi="Times New Roman" w:cs="Times New Roman"/>
           <w:b w:val="0"/>
           <w:i w:val="0"/>
-          <w:color w:val="A8A8A8"/>
-          <w:sz w:val="15"/>
+          <w:color w:val="4D4D4D"/>
+          <w:sz w:val="16"/>
           <w:szCs w:val="16"/>
         </w:rPr>
         <w:t xml:space="preserve">ISBN: </w:t>
@@ -878,8 +878,8 @@
           <w:rFonts w:ascii="Times New Roman" w:hAnsi="Times New Roman" w:cs="Times New Roman"/>
           <w:b w:val="0"/>
           <w:i w:val="0"/>
-          <w:color w:val="A8A8A8"/>
-          <w:sz w:val="15"/>
+          <w:color w:val="4D4D4D"/>
+          <w:sz w:val="16"/>
           <w:szCs w:val="16"/>
         </w:rPr>
         <w:t>978-600-6058-44-3</w:t>
@@ -896,8 +896,8 @@
           <w:b w:val="0"/>
           <w:i w:val="0"/>
           <w:color w:val="1A1A1A"/>
-          <w:sz w:val="17"/>
-          <w:szCs w:val="18"/>
+          <w:sz w:val="21"/>
+          <w:szCs w:val="21"/>
         </w:rPr>
         <w:t>Salmati, R. (2025). A Comprehensive Guide to Geological Mapping at Scales of 1:50,000 and Larger.</w:t>
       </w:r>
@@ -911,9 +911,9 @@
           <w:rFonts w:ascii="Times New Roman" w:hAnsi="Times New Roman" w:cs="Times New Roman"/>
           <w:b w:val="0"/>
           <w:i/>
-          <w:color w:val="6E6E6E"/>
-          <w:sz w:val="16"/>
-          <w:szCs w:val="17"/>
+          <w:color w:val="4D4D4D"/>
+          <w:sz w:val="21"/>
+          <w:szCs w:val="21"/>
         </w:rPr>
         <w:t>Editor</w:t>
       </w:r>
@@ -927,8 +927,8 @@
           <w:rFonts w:ascii="Times New Roman" w:hAnsi="Times New Roman" w:cs="Times New Roman"/>
           <w:b w:val="0"/>
           <w:i w:val="0"/>
-          <w:color w:val="A8A8A8"/>
-          <w:sz w:val="15"/>
+          <w:color w:val="4D4D4D"/>
+          <w:sz w:val="16"/>
           <w:szCs w:val="16"/>
         </w:rPr>
         <w:t xml:space="preserve">ISBN: </w:t>
@@ -938,8 +938,8 @@
           <w:rFonts w:ascii="Times New Roman" w:hAnsi="Times New Roman" w:cs="Times New Roman"/>
           <w:b w:val="0"/>
           <w:i w:val="0"/>
-          <w:color w:val="A8A8A8"/>
-          <w:sz w:val="15"/>
+          <w:color w:val="4D4D4D"/>
+          <w:sz w:val="16"/>
           <w:szCs w:val="16"/>
         </w:rPr>
         <w:t>978-600-6058-42-9</w:t>
@@ -958,8 +958,8 @@
           <w:b/>
           <w:i w:val="0"/>
           <w:color w:val="1F4E79"/>
-          <w:sz w:val="18"/>
-          <w:szCs w:val="19"/>
+          <w:sz w:val="23"/>
+          <w:szCs w:val="23"/>
         </w:rPr>
         <w:t>SKILLS</w:t>
       </w:r>
@@ -975,8 +975,8 @@
           <w:b/>
           <w:i w:val="0"/>
           <w:color w:val="1A1A1A"/>
-          <w:sz w:val="17"/>
-          <w:szCs w:val="18"/>
+          <w:sz w:val="21"/>
+          <w:szCs w:val="21"/>
         </w:rPr>
         <w:t xml:space="preserve">Programming Languages:  </w:t>
       </w:r>
@@ -986,8 +986,8 @@
           <w:b w:val="0"/>
           <w:i w:val="0"/>
           <w:color w:val="1A1A1A"/>
-          <w:sz w:val="17"/>
-          <w:szCs w:val="18"/>
+          <w:sz w:val="21"/>
+          <w:szCs w:val="21"/>
         </w:rPr>
         <w:t>Python  •  JavaScript  •  PHP  •  C#  •  SQL</w:t>
       </w:r>
@@ -1003,8 +1003,8 @@
           <w:b/>
           <w:i w:val="0"/>
           <w:color w:val="1A1A1A"/>
-          <w:sz w:val="17"/>
-          <w:szCs w:val="18"/>
+          <w:sz w:val="21"/>
+          <w:szCs w:val="21"/>
         </w:rPr>
         <w:t xml:space="preserve">Other Skills:  </w:t>
       </w:r>
@@ -1014,8 +1014,8 @@
           <w:b w:val="0"/>
           <w:i w:val="0"/>
           <w:color w:val="1A1A1A"/>
-          <w:sz w:val="17"/>
-          <w:szCs w:val="18"/>
+          <w:sz w:val="21"/>
+          <w:szCs w:val="21"/>
         </w:rPr>
         <w:t>Scientific Editing  •  Academic Publishing  •  LaTeX  •  Git  •  Docker</w:t>
       </w:r>
@@ -1033,8 +1033,8 @@
           <w:b/>
           <w:i w:val="0"/>
           <w:color w:val="1F4E79"/>
-          <w:sz w:val="18"/>
-          <w:szCs w:val="19"/>
+          <w:sz w:val="23"/>
+          <w:szCs w:val="23"/>
         </w:rPr>
         <w:t>SOFTWARE</w:t>
       </w:r>
@@ -1050,8 +1050,8 @@
           <w:b/>
           <w:i w:val="0"/>
           <w:color w:val="1A1A1A"/>
-          <w:sz w:val="17"/>
-          <w:szCs w:val="18"/>
+          <w:sz w:val="21"/>
+          <w:szCs w:val="21"/>
         </w:rPr>
         <w:t xml:space="preserve">Geological Software:  </w:t>
       </w:r>
@@ -1061,8 +1061,8 @@
           <w:b w:val="0"/>
           <w:i w:val="0"/>
           <w:color w:val="1A1A1A"/>
-          <w:sz w:val="17"/>
-          <w:szCs w:val="18"/>
+          <w:sz w:val="21"/>
+          <w:szCs w:val="21"/>
         </w:rPr>
         <w:t>ArcGIS  •  QGIS  •  RockWorks  •  Surfer</w:t>
       </w:r>
@@ -1078,8 +1078,8 @@
           <w:b/>
           <w:i w:val="0"/>
           <w:color w:val="1A1A1A"/>
-          <w:sz w:val="17"/>
-          <w:szCs w:val="18"/>
+          <w:sz w:val="21"/>
+          <w:szCs w:val="21"/>
         </w:rPr>
         <w:t xml:space="preserve">Web Technologies:  </w:t>
       </w:r>
@@ -1089,8 +1089,8 @@
           <w:b w:val="0"/>
           <w:i w:val="0"/>
           <w:color w:val="1A1A1A"/>
-          <w:sz w:val="17"/>
-          <w:szCs w:val="18"/>
+          <w:sz w:val="21"/>
+          <w:szCs w:val="21"/>
         </w:rPr>
         <w:t>HTML5  •  CSS3  •  Bootstrap  •  WordPress  •  Laravel</w:t>
       </w:r>
@@ -1108,8 +1108,8 @@
           <w:b/>
           <w:i w:val="0"/>
           <w:color w:val="1F4E79"/>
-          <w:sz w:val="18"/>
-          <w:szCs w:val="19"/>
+          <w:sz w:val="23"/>
+          <w:szCs w:val="23"/>
         </w:rPr>
         <w:t>LANGUAGES</w:t>
       </w:r>
@@ -1125,8 +1125,8 @@
           <w:b w:val="0"/>
           <w:i w:val="0"/>
           <w:color w:val="1A1A1A"/>
-          <w:sz w:val="17"/>
-          <w:szCs w:val="18"/>
+          <w:sz w:val="21"/>
+          <w:szCs w:val="21"/>
         </w:rPr>
         <w:t>Persian – Native   |   English – Professional Working Proficiency</w:t>
       </w:r>
@@ -1144,8 +1144,8 @@
           <w:b/>
           <w:i w:val="0"/>
           <w:color w:val="1F4E79"/>
-          <w:sz w:val="18"/>
-          <w:szCs w:val="19"/>
+          <w:sz w:val="23"/>
+          <w:szCs w:val="23"/>
         </w:rPr>
         <w:t>PROFESSIONAL MEMBERSHIPS</w:t>
       </w:r>
@@ -1163,8 +1163,8 @@
           <w:b/>
           <w:i w:val="0"/>
           <w:color w:val="1A1A1A"/>
-          <w:sz w:val="19"/>
-          <w:szCs w:val="19"/>
+          <w:sz w:val="21"/>
+          <w:szCs w:val="21"/>
         </w:rPr>
         <w:t>Secretary and Website Administrator</w:t>
       </w:r>
@@ -1173,9 +1173,9 @@
           <w:rFonts w:ascii="Times New Roman" w:hAnsi="Times New Roman" w:cs="Times New Roman"/>
           <w:b w:val="0"/>
           <w:i w:val="0"/>
-          <w:color w:val="6E6E6E"/>
-          <w:sz w:val="16"/>
-          <w:szCs w:val="17"/>
+          <w:color w:val="4D4D4D"/>
+          <w:sz w:val="21"/>
+          <w:szCs w:val="21"/>
           <w:spacing w:val="-3"/>
         </w:rPr>
         <w:tab/>
@@ -1192,9 +1192,9 @@
           <w:rFonts w:ascii="Times New Roman" w:hAnsi="Times New Roman" w:cs="Times New Roman"/>
           <w:b w:val="0"/>
           <w:i/>
-          <w:color w:val="6E6E6E"/>
-          <w:sz w:val="17"/>
-          <w:szCs w:val="17"/>
+          <w:color w:val="4D4D4D"/>
+          <w:sz w:val="21"/>
+          <w:szCs w:val="21"/>
         </w:rPr>
         <w:t>Iranian Geological Society</w:t>
       </w:r>
@@ -1212,8 +1212,8 @@
           <w:b/>
           <w:i w:val="0"/>
           <w:color w:val="1A1A1A"/>
-          <w:sz w:val="19"/>
-          <w:szCs w:val="19"/>
+          <w:sz w:val="21"/>
+          <w:szCs w:val="21"/>
         </w:rPr>
         <w:t>Member of the Organizing Committee</w:t>
       </w:r>
@@ -1228,9 +1228,9 @@
           <w:rFonts w:ascii="Times New Roman" w:hAnsi="Times New Roman" w:cs="Times New Roman"/>
           <w:b w:val="0"/>
           <w:i/>
-          <w:color w:val="6E6E6E"/>
-          <w:sz w:val="17"/>
-          <w:szCs w:val="17"/>
+          <w:color w:val="4D4D4D"/>
+          <w:sz w:val="21"/>
+          <w:szCs w:val="21"/>
         </w:rPr>
         <w:t>Five National Geological Congresses of the Iranian Geological Society</w:t>
       </w:r>
@@ -1248,8 +1248,8 @@
           <w:b/>
           <w:i w:val="0"/>
           <w:color w:val="1F4E79"/>
-          <w:sz w:val="18"/>
-          <w:szCs w:val="19"/>
+          <w:sz w:val="23"/>
+          <w:szCs w:val="23"/>
         </w:rPr>
         <w:t>VOLUNTEER ACTIVITIES</w:t>
       </w:r>
@@ -1267,8 +1267,8 @@
           <w:b/>
           <w:i w:val="0"/>
           <w:color w:val="1A1A1A"/>
-          <w:sz w:val="19"/>
-          <w:szCs w:val="19"/>
+          <w:sz w:val="21"/>
+          <w:szCs w:val="21"/>
         </w:rPr>
         <w:t>Member, Iran Organ Donation Association</w:t>
       </w:r>
@@ -1283,9 +1283,9 @@
           <w:rFonts w:ascii="Times New Roman" w:hAnsi="Times New Roman" w:cs="Times New Roman"/>
           <w:b w:val="0"/>
           <w:i/>
-          <w:color w:val="6E6E6E"/>
-          <w:sz w:val="17"/>
-          <w:szCs w:val="17"/>
+          <w:color w:val="4D4D4D"/>
+          <w:sz w:val="21"/>
+          <w:szCs w:val="21"/>
         </w:rPr>
         <w:t>Membership number to be added</w:t>
       </w:r>
@@ -1293,7 +1293,7 @@
     <w:sectPr>
       <w:footerReference w:type="default" r:id="rId11"/>
       <w:pgSz w:w="11906" w:h="16838"/>
-      <w:pgMar w:top="340" w:right="794" w:bottom="283" w:left="794" w:header="720" w:footer="170" w:gutter="0"/>
+      <w:pgMar w:top="720" w:right="794" w:bottom="720" w:left="794" w:header="720" w:footer="283" w:gutter="0"/>
       <w:cols w:space="720"/>
       <w:docGrid w:linePitch="360"/>
     </w:sectPr>
@@ -1314,9 +1314,9 @@
         <w:rFonts w:ascii="Times New Roman" w:hAnsi="Times New Roman" w:cs="Times New Roman"/>
         <w:b w:val="0"/>
         <w:i w:val="0"/>
-        <w:color w:val="A8A8A8"/>
-        <w:sz w:val="13"/>
-        <w:szCs w:val="13"/>
+        <w:color w:val="4D4D4D"/>
+        <w:sz w:val="16"/>
+        <w:szCs w:val="16"/>
       </w:rPr>
       <w:t>Last updated: August 28, 2026</w:t>
     </w:r>
@@ -1690,8 +1690,8 @@
     <w:rPr>
       <w:rFonts w:ascii="Times New Roman" w:hAnsi="Times New Roman" w:cs="Times New Roman"/>
       <w:color w:val="1A1A1A"/>
-      <w:sz w:val="18"/>
-      <w:szCs w:val="18"/>
+      <w:sz w:val="21"/>
+      <w:szCs w:val="21"/>
     </w:rPr>
   </w:style>
   <w:style w:type="paragraph" w:styleId="Header">

--- a/assets/files/Aria-CV-En.docx
+++ b/assets/files/Aria-CV-En.docx
@@ -133,7 +133,7 @@
           <w:sz w:val="21"/>
           <w:szCs w:val="21"/>
         </w:rPr>
-        <w:t>I am Mohammad Aria Amini, a researcher, scientific author, and editor specializing in Earth Sciences. Alongside conducting research and authoring scientific books and publications, I work in scientific computing, data processing and analysis, and High-Performance Computing (HPC) for computationally intensive scientific workloads. I also have experience in software development, Linux systems, server administration, and computational infrastructure, with a strong interest in integrating geoscience with modern computing technologies.</w:t>
+        <w:t>I am Mohammad Aria Amini, a Bachelor's graduate in Geology and a researcher, writer, and scientific editor in the field of Earth sciences. I am interested in research, scientific writing and editing, and continuously developing my knowledge and professional skills in Earth sciences.</w:t>
       </w:r>
     </w:p>
     <w:p>
@@ -173,7 +173,7 @@
           <w:sz w:val="21"/>
           <w:szCs w:val="21"/>
         </w:rPr>
-        <w:t>My research and professional interests lie at the intersection of Earth Sciences and emerging technologies. I am interested in various fields of geology, scientific writing and editing, the history of Earth Sciences, and the publication of scholarly works. I also have a strong interest in scientific computing, including computational methods for pure mathematics, molecular chemistry, and geoscience, as well as High-Performance Computing (HPC), scientific programming, and the application of computational approaches to solving research problems. In addition, I am interested in Artificial Intelligence (AI) and Machine Learning (ML) and their applications in geoscience and related disciplines, as well as Linux systems, server administration, and computational infrastructure. Furthermore, I use a range of specialized geoscience and geospatial software in research projects, including ArcGIS, QGIS, Petrel, ENVI, and ERDAS IMAGINE, along with other tools for Geographic Information Systems (GIS), Remote Sensing (RS), and geological modeling. I am continuously expanding my knowledge and expertise in these technologies and their scientific applications.</w:t>
+        <w:t>My research and professional interests primarily lie in the field of Earth sciences, with a particular focus on geochemistry, petroleum geology, and topics related to subsurface resources. I am interested in studying various areas of geology, particularly geological and geochemical processes, rocks and minerals, petroleum systems, and the application of geological data to the understanding and assessment of subsurface resources. I am also interested in applying modern data processing, analytical methods, and computational technologies to Earth science research, and I continuously seek to expand my knowledge and skills in these areas.</w:t>
       </w:r>
     </w:p>
     <w:p>

--- a/assets/files/Aria-CV-En.docx
+++ b/assets/files/Aria-CV-En.docx
@@ -509,6 +509,41 @@
           <w:sz w:val="21"/>
           <w:szCs w:val="21"/>
         </w:rPr>
+        <w:t>Director</w:t>
+      </w:r>
+      <w:r>
+        <w:rPr>
+          <w:rFonts w:cs="Times New Roman"/>
+          <w:b w:val="false"/>
+          <w:i w:val="false"/>
+          <w:color w:val="4D4D4D"/>
+          <w:spacing w:val="-3"/>
+          <w:sz w:val="21"/>
+          <w:szCs w:val="21"/>
+        </w:rPr>
+        <w:tab/>
+        <w:t>Apr 2026 – Present</w:t>
+      </w:r>
+    </w:p>
+    <w:p>
+      <w:pPr>
+        <w:pStyle w:val="Normal"/>
+        <w:tabs>
+          <w:tab w:val="clear" w:pos="720"/>
+          <w:tab w:val="right" w:pos="10318" w:leader="none"/>
+        </w:tabs>
+        <w:spacing w:lineRule="auto" w:line="240" w:before="0" w:after="0"/>
+        <w:rPr/>
+      </w:pPr>
+      <w:r>
+        <w:rPr>
+          <w:rFonts w:cs="Times New Roman"/>
+          <w:b w:val="false"/>
+          <w:i/>
+          <w:color w:val="4D4D4D"/>
+          <w:sz w:val="21"/>
+          <w:szCs w:val="21"/>
+        </w:rPr>
         <w:t>Editorial Specialist and Publications Researcher</w:t>
       </w:r>
       <w:r>
@@ -523,41 +558,6 @@
         </w:rPr>
         <w:tab/>
         <w:t>Mar 2023 – Apr 2026</w:t>
-      </w:r>
-    </w:p>
-    <w:p>
-      <w:pPr>
-        <w:pStyle w:val="Normal"/>
-        <w:tabs>
-          <w:tab w:val="clear" w:pos="720"/>
-          <w:tab w:val="right" w:pos="10318" w:leader="none"/>
-        </w:tabs>
-        <w:spacing w:lineRule="auto" w:line="240" w:before="0" w:after="0"/>
-        <w:rPr/>
-      </w:pPr>
-      <w:r>
-        <w:rPr>
-          <w:rFonts w:cs="Times New Roman"/>
-          <w:b w:val="false"/>
-          <w:i/>
-          <w:color w:val="4D4D4D"/>
-          <w:sz w:val="21"/>
-          <w:szCs w:val="21"/>
-        </w:rPr>
-        <w:t>Director</w:t>
-      </w:r>
-      <w:r>
-        <w:rPr>
-          <w:rFonts w:cs="Times New Roman"/>
-          <w:b w:val="false"/>
-          <w:i w:val="false"/>
-          <w:color w:val="4D4D4D"/>
-          <w:spacing w:val="-3"/>
-          <w:sz w:val="21"/>
-          <w:szCs w:val="21"/>
-        </w:rPr>
-        <w:tab/>
-        <w:t>Apr 2026 – Present</w:t>
       </w:r>
     </w:p>
     <w:p>
@@ -1194,7 +1194,7 @@
           <w:sz w:val="21"/>
           <w:szCs w:val="21"/>
         </w:rPr>
-        <w:t>Persian – Native   |   English – Professional Working Proficiency</w:t>
+        <w:t>Persian – Native   |   English – Professional Working Proficiency   |   French – Learning</w:t>
       </w:r>
     </w:p>
     <w:p>

--- a/assets/files/Aria-CV-En.docx
+++ b/assets/files/Aria-CV-En.docx
@@ -1013,6 +1013,336 @@
           <w:sz w:val="23"/>
           <w:szCs w:val="23"/>
         </w:rPr>
+        <w:t>CONFERENCES</w:t>
+      </w:r>
+    </w:p>
+    <w:p>
+      <w:pPr>
+        <w:pStyle w:val="Normal"/>
+        <w:tabs>
+          <w:tab w:val="clear" w:pos="720"/>
+          <w:tab w:val="right" w:pos="10318" w:leader="none"/>
+        </w:tabs>
+        <w:spacing w:lineRule="auto" w:line="240" w:before="0" w:after="0"/>
+        <w:rPr/>
+      </w:pPr>
+      <w:r>
+        <w:rPr>
+          <w:rFonts w:cs="Times New Roman"/>
+          <w:b/>
+          <w:i w:val="false"/>
+          <w:color w:val="1A1A1A"/>
+          <w:sz w:val="21"/>
+          <w:szCs w:val="21"/>
+        </w:rPr>
+        <w:t>Differences in Garnet Classification Based on Color</w:t>
+      </w:r>
+      <w:r>
+        <w:rPr>
+          <w:rFonts w:cs="Times New Roman"/>
+          <w:b w:val="false"/>
+          <w:i w:val="false"/>
+          <w:color w:val="4D4D4D"/>
+          <w:spacing w:val="-3"/>
+          <w:sz w:val="21"/>
+          <w:szCs w:val="21"/>
+        </w:rPr>
+        <w:tab/>
+        <w:t>2024</w:t>
+      </w:r>
+    </w:p>
+    <w:p>
+      <w:pPr>
+        <w:pStyle w:val="Normal"/>
+        <w:spacing w:lineRule="auto" w:line="240" w:before="0" w:after="0"/>
+        <w:jc w:val="both"/>
+        <w:rPr/>
+      </w:pPr>
+      <w:r>
+        <w:rPr>
+          <w:rFonts w:cs="Times New Roman"/>
+          <w:b w:val="false"/>
+          <w:i/>
+          <w:color w:val="4D4D4D"/>
+          <w:sz w:val="21"/>
+          <w:szCs w:val="21"/>
+        </w:rPr>
+        <w:t>43rd Earth Sciences Congress (National Conference)</w:t>
+      </w:r>
+    </w:p>
+    <w:p>
+      <w:pPr>
+        <w:pStyle w:val="Normal"/>
+        <w:spacing w:lineRule="auto" w:line="240" w:before="0" w:after="0"/>
+        <w:rPr/>
+      </w:pPr>
+      <w:r>
+        <w:rPr>
+          <w:rFonts w:cs="Times New Roman"/>
+          <w:b w:val="false"/>
+          <w:i/>
+          <w:color w:val="4D4D4D"/>
+          <w:sz w:val="21"/>
+          <w:szCs w:val="21"/>
+        </w:rPr>
+        <w:t>Conference Paper</w:t>
+      </w:r>
+    </w:p>
+    <w:p>
+      <w:pPr>
+        <w:pStyle w:val="Normal"/>
+        <w:spacing w:lineRule="auto" w:line="240" w:before="0" w:after="40"/>
+        <w:rPr/>
+      </w:pPr>
+      <w:r>
+        <w:rPr>
+          <w:rFonts w:cs="Times New Roman"/>
+          <w:b w:val="false"/>
+          <w:i w:val="false"/>
+          <w:color w:val="4D4D4D"/>
+          <w:sz w:val="16"/>
+          <w:szCs w:val="16"/>
+        </w:rPr>
+        <w:t xml:space="preserve">Co-authored with Ziba Delpasand and Fariborz Masoudi · 10 pages · Persian  ·  National Sci-Doc ID: GSI43_151  ·  </w:t>
+      </w:r>
+      <w:hyperlink r:id="rId4">
+        <w:r>
+          <w:rPr>
+            <w:rStyle w:val="ListLabel11"/>
+            <w:rFonts w:cs="Times New Roman"/>
+            <w:color w:val="4D4D4D"/>
+            <w:sz w:val="16"/>
+            <w:szCs w:val="16"/>
+            <w:u w:val="none"/>
+          </w:rPr>
+          <w:t>View on Civilica</w:t>
+        </w:r>
+      </w:hyperlink>
+    </w:p>
+    <w:p>
+      <w:pPr>
+        <w:pStyle w:val="Normal"/>
+        <w:tabs>
+          <w:tab w:val="clear" w:pos="720"/>
+          <w:tab w:val="right" w:pos="10318" w:leader="none"/>
+        </w:tabs>
+        <w:spacing w:lineRule="auto" w:line="240" w:before="0" w:after="0"/>
+        <w:rPr/>
+      </w:pPr>
+      <w:r>
+        <w:rPr>
+          <w:rFonts w:cs="Times New Roman"/>
+          <w:b/>
+          <w:i w:val="false"/>
+          <w:color w:val="1A1A1A"/>
+          <w:sz w:val="21"/>
+          <w:szCs w:val="21"/>
+        </w:rPr>
+        <w:t>Petrographic, Mineralization, and Alteration Study of the Choudarchay Copper Vein Deposit</w:t>
+      </w:r>
+      <w:r>
+        <w:rPr>
+          <w:rFonts w:cs="Times New Roman"/>
+          <w:b w:val="false"/>
+          <w:i w:val="false"/>
+          <w:color w:val="4D4D4D"/>
+          <w:spacing w:val="-3"/>
+          <w:sz w:val="21"/>
+          <w:szCs w:val="21"/>
+        </w:rPr>
+        <w:tab/>
+        <w:t>2024</w:t>
+      </w:r>
+    </w:p>
+    <w:p>
+      <w:pPr>
+        <w:pStyle w:val="Normal"/>
+        <w:spacing w:lineRule="auto" w:line="240" w:before="0" w:after="0"/>
+        <w:jc w:val="both"/>
+        <w:rPr/>
+      </w:pPr>
+      <w:r>
+        <w:rPr>
+          <w:rFonts w:cs="Times New Roman"/>
+          <w:b w:val="false"/>
+          <w:i/>
+          <w:color w:val="4D4D4D"/>
+          <w:sz w:val="21"/>
+          <w:szCs w:val="21"/>
+        </w:rPr>
+        <w:t>43rd Earth Sciences Congress (National Conference)</w:t>
+      </w:r>
+    </w:p>
+    <w:p>
+      <w:pPr>
+        <w:pStyle w:val="Normal"/>
+        <w:spacing w:lineRule="auto" w:line="240" w:before="0" w:after="0"/>
+        <w:rPr/>
+      </w:pPr>
+      <w:r>
+        <w:rPr>
+          <w:rFonts w:cs="Times New Roman"/>
+          <w:b w:val="false"/>
+          <w:i/>
+          <w:color w:val="4D4D4D"/>
+          <w:sz w:val="21"/>
+          <w:szCs w:val="21"/>
+        </w:rPr>
+        <w:t>Oral Presentation</w:t>
+      </w:r>
+    </w:p>
+    <w:p>
+      <w:pPr>
+        <w:pStyle w:val="Normal"/>
+        <w:spacing w:lineRule="auto" w:line="240" w:before="0" w:after="40"/>
+        <w:rPr/>
+      </w:pPr>
+      <w:r>
+        <w:rPr>
+          <w:rFonts w:cs="Times New Roman"/>
+          <w:b w:val="false"/>
+          <w:i w:val="false"/>
+          <w:color w:val="4D4D4D"/>
+          <w:sz w:val="16"/>
+          <w:szCs w:val="16"/>
+        </w:rPr>
+        <w:t xml:space="preserve">Sole author · 13 pages · Persian  ·  National Sci-Doc ID: GSI43_064  ·  </w:t>
+      </w:r>
+      <w:hyperlink r:id="rId5">
+        <w:r>
+          <w:rPr>
+            <w:rStyle w:val="ListLabel11"/>
+            <w:rFonts w:cs="Times New Roman"/>
+            <w:color w:val="4D4D4D"/>
+            <w:sz w:val="16"/>
+            <w:szCs w:val="16"/>
+            <w:u w:val="none"/>
+          </w:rPr>
+          <w:t>View on Civilica</w:t>
+        </w:r>
+      </w:hyperlink>
+    </w:p>
+    <w:p>
+      <w:pPr>
+        <w:pStyle w:val="Normal"/>
+        <w:tabs>
+          <w:tab w:val="clear" w:pos="720"/>
+          <w:tab w:val="right" w:pos="10318" w:leader="none"/>
+        </w:tabs>
+        <w:spacing w:lineRule="auto" w:line="240" w:before="0" w:after="0"/>
+        <w:rPr/>
+      </w:pPr>
+      <w:r>
+        <w:rPr>
+          <w:rFonts w:cs="Times New Roman"/>
+          <w:b/>
+          <w:i w:val="false"/>
+          <w:color w:val="1A1A1A"/>
+          <w:sz w:val="21"/>
+          <w:szCs w:val="21"/>
+        </w:rPr>
+        <w:t>Economic Geology of Copper and Associated Elements in the South Rayen Area, with a Focus on Gadar-e-Siah</w:t>
+      </w:r>
+      <w:r>
+        <w:rPr>
+          <w:rFonts w:cs="Times New Roman"/>
+          <w:b w:val="false"/>
+          <w:i w:val="false"/>
+          <w:color w:val="4D4D4D"/>
+          <w:spacing w:val="-3"/>
+          <w:sz w:val="21"/>
+          <w:szCs w:val="21"/>
+        </w:rPr>
+        <w:tab/>
+        <w:t>2023</w:t>
+      </w:r>
+    </w:p>
+    <w:p>
+      <w:pPr>
+        <w:pStyle w:val="Normal"/>
+        <w:spacing w:lineRule="auto" w:line="240" w:before="0" w:after="0"/>
+        <w:jc w:val="both"/>
+        <w:rPr/>
+      </w:pPr>
+      <w:r>
+        <w:rPr>
+          <w:rFonts w:cs="Times New Roman"/>
+          <w:b w:val="false"/>
+          <w:i/>
+          <w:color w:val="4D4D4D"/>
+          <w:sz w:val="21"/>
+          <w:szCs w:val="21"/>
+        </w:rPr>
+        <w:t>42nd Earth Sciences Congress (National Conference)</w:t>
+      </w:r>
+    </w:p>
+    <w:p>
+      <w:pPr>
+        <w:pStyle w:val="Normal"/>
+        <w:spacing w:lineRule="auto" w:line="240" w:before="0" w:after="0"/>
+        <w:rPr/>
+      </w:pPr>
+      <w:r>
+        <w:rPr>
+          <w:rFonts w:cs="Times New Roman"/>
+          <w:b w:val="false"/>
+          <w:i/>
+          <w:color w:val="4D4D4D"/>
+          <w:sz w:val="21"/>
+          <w:szCs w:val="21"/>
+        </w:rPr>
+        <w:t>Oral Presentation</w:t>
+      </w:r>
+    </w:p>
+    <w:p>
+      <w:pPr>
+        <w:pStyle w:val="Normal"/>
+        <w:spacing w:lineRule="auto" w:line="240" w:before="0" w:after="40"/>
+        <w:rPr/>
+      </w:pPr>
+      <w:r>
+        <w:rPr>
+          <w:rFonts w:cs="Times New Roman"/>
+          <w:b w:val="false"/>
+          <w:i w:val="false"/>
+          <w:color w:val="4D4D4D"/>
+          <w:sz w:val="16"/>
+          <w:szCs w:val="16"/>
+        </w:rPr>
+        <w:t xml:space="preserve">Co-authored with Shohreh Salkhordeh · 15 pages · Persian  ·  National Sci-Doc ID: GSI42_161  ·  </w:t>
+      </w:r>
+      <w:hyperlink r:id="rId6">
+        <w:r>
+          <w:rPr>
+            <w:rStyle w:val="ListLabel11"/>
+            <w:rFonts w:cs="Times New Roman"/>
+            <w:color w:val="4D4D4D"/>
+            <w:sz w:val="16"/>
+            <w:szCs w:val="16"/>
+            <w:u w:val="none"/>
+          </w:rPr>
+          <w:t>View on Civilica</w:t>
+        </w:r>
+      </w:hyperlink>
+    </w:p>
+    <w:p>
+      <w:pPr>
+        <w:pStyle w:val="Normal"/>
+        <w:pBdr>
+          <w:bottom w:val="single" w:sz="4" w:space="2" w:color="333333"/>
+        </w:pBdr>
+        <w:spacing w:lineRule="auto" w:line="240" w:before="60" w:after="60"/>
+        <w:rPr/>
+      </w:pPr>
+      <w:r>
+        <w:rPr>
+          <w:rFonts w:cs="Times New Roman"/>
+          <w:b/>
+          <w:i w:val="false"/>
+          <w:color w:val="1F4E79"/>
+          <w:sz w:val="23"/>
+          <w:szCs w:val="23"/>
+        </w:rPr>
         <w:t>SKILLS</w:t>
       </w:r>
     </w:p>
@@ -1376,9 +1706,9 @@
       </w:r>
     </w:p>
     <w:sectPr>
-      <w:footerReference w:type="even" r:id="rId4"/>
-      <w:footerReference w:type="default" r:id="rId5"/>
-      <w:footerReference w:type="first" r:id="rId6"/>
+      <w:footerReference w:type="even" r:id="rId7"/>
+      <w:footerReference w:type="default" r:id="rId8"/>
+      <w:footerReference w:type="first" r:id="rId9"/>
       <w:type w:val="nextPage"/>
       <w:pgSz w:w="11906" w:h="16838"/>
       <w:pgMar w:left="794" w:right="794" w:gutter="0" w:header="0" w:top="720" w:footer="283" w:bottom="720"/>
@@ -1423,7 +1753,7 @@
         <w:sz w:val="16"/>
         <w:szCs w:val="16"/>
       </w:rPr>
-      <w:t>Last updated: August 29, 2026</w:t>
+      <w:t>Last updated: August 30, 2026</w:t>
     </w:r>
   </w:p>
 </w:ftr>
@@ -1447,7 +1777,7 @@
         <w:sz w:val="16"/>
         <w:szCs w:val="16"/>
       </w:rPr>
-      <w:t>Last updated: August 29, 2026</w:t>
+      <w:t>Last updated: August 30, 2026</w:t>
     </w:r>
   </w:p>
 </w:ftr>

--- a/assets/files/Aria-CV-En.docx
+++ b/assets/files/Aria-CV-En.docx
@@ -1067,7 +1067,7 @@
           <w:sz w:val="21"/>
           <w:szCs w:val="21"/>
         </w:rPr>
-        <w:t>43rd Earth Sciences Congress (National Conference)</w:t>
+        <w:t>43rd Earth Sciences Congress (National Conference) - Tehran, Iran</w:t>
       </w:r>
     </w:p>
     <w:p>
@@ -1170,7 +1170,7 @@
           <w:sz w:val="21"/>
           <w:szCs w:val="21"/>
         </w:rPr>
-        <w:t>43rd Earth Sciences Congress (National Conference)</w:t>
+        <w:t>43rd Earth Sciences Congress (National Conference) - Tehran, Iran</w:t>
       </w:r>
     </w:p>
     <w:p>
@@ -1273,7 +1273,7 @@
           <w:sz w:val="21"/>
           <w:szCs w:val="21"/>
         </w:rPr>
-        <w:t>42nd Earth Sciences Congress (National Conference)</w:t>
+        <w:t>42nd Earth Sciences Congress (National Conference) - Tehran, Iran</w:t>
       </w:r>
     </w:p>
     <w:p>

--- a/assets/files/Aria-CV-En.docx
+++ b/assets/files/Aria-CV-En.docx
@@ -575,6 +575,59 @@
           <w:sz w:val="21"/>
           <w:szCs w:val="21"/>
         </w:rPr>
+        <w:t>Pars Geological Research Center (Arian Zamin)</w:t>
+      </w:r>
+    </w:p>
+    <w:p>
+      <w:pPr>
+        <w:pStyle w:val="Normal"/>
+        <w:tabs>
+          <w:tab w:val="clear" w:pos="720"/>
+          <w:tab w:val="right" w:pos="10318" w:leader="none"/>
+        </w:tabs>
+        <w:spacing w:lineRule="auto" w:line="240" w:before="0" w:after="0"/>
+        <w:rPr/>
+      </w:pPr>
+      <w:r>
+        <w:rPr>
+          <w:rFonts w:cs="Times New Roman"/>
+          <w:b w:val="false"/>
+          <w:i/>
+          <w:color w:val="4D4D4D"/>
+          <w:sz w:val="21"/>
+          <w:szCs w:val="21"/>
+        </w:rPr>
+        <w:t>Geology Specialist</w:t>
+      </w:r>
+      <w:r>
+        <w:rPr>
+          <w:rFonts w:cs="Times New Roman"/>
+          <w:b w:val="false"/>
+          <w:i w:val="false"/>
+          <w:color w:val="4D4D4D"/>
+          <w:spacing w:val="-3"/>
+          <w:sz w:val="21"/>
+          <w:szCs w:val="21"/>
+        </w:rPr>
+        <w:tab/>
+        <w:t>Feb 2023 – Present</w:t>
+      </w:r>
+    </w:p>
+    <w:p>
+      <w:pPr>
+        <w:pStyle w:val="Normal"/>
+        <w:spacing w:lineRule="auto" w:line="240" w:before="60" w:after="0"/>
+        <w:rPr/>
+      </w:pPr>
+      <w:r>
+        <w:rPr>
+          <w:rFonts w:cs="Times New Roman"/>
+          <w:b/>
+          <w:i w:val="false"/>
+          <w:color w:val="1A1A1A"/>
+          <w:sz w:val="21"/>
+          <w:szCs w:val="21"/>
+        </w:rPr>
         <w:t>Shahid Beheshti University, Tehran, Iran</w:t>
       </w:r>
     </w:p>
@@ -610,7 +663,7 @@
           <w:szCs w:val="21"/>
         </w:rPr>
         <w:tab/>
-        <w:t>Feb 2025 – Present</w:t>
+        <w:t>Feb 2025 – Sep 2026</w:t>
       </w:r>
     </w:p>
     <w:p>
@@ -663,60 +716,7 @@
           <w:sz w:val="21"/>
           <w:szCs w:val="21"/>
         </w:rPr>
-        <w:t>Pars Geological Research Center (Arian Zamin)</w:t>
-      </w:r>
-    </w:p>
-    <w:p>
-      <w:pPr>
-        <w:pStyle w:val="Normal"/>
-        <w:tabs>
-          <w:tab w:val="clear" w:pos="720"/>
-          <w:tab w:val="right" w:pos="10318" w:leader="none"/>
-        </w:tabs>
-        <w:spacing w:lineRule="auto" w:line="240" w:before="0" w:after="0"/>
-        <w:rPr/>
-      </w:pPr>
-      <w:r>
-        <w:rPr>
-          <w:rFonts w:cs="Times New Roman"/>
-          <w:b w:val="false"/>
-          <w:i/>
-          <w:color w:val="4D4D4D"/>
-          <w:sz w:val="21"/>
-          <w:szCs w:val="21"/>
-        </w:rPr>
-        <w:t>Geology Specialist</w:t>
-      </w:r>
-      <w:r>
-        <w:rPr>
-          <w:rFonts w:cs="Times New Roman"/>
-          <w:b w:val="false"/>
-          <w:i w:val="false"/>
-          <w:color w:val="4D4D4D"/>
-          <w:spacing w:val="-3"/>
-          <w:sz w:val="21"/>
-          <w:szCs w:val="21"/>
-        </w:rPr>
-        <w:tab/>
-        <w:t>Feb 2023 – Present</w:t>
-      </w:r>
-    </w:p>
-    <w:p>
-      <w:pPr>
-        <w:pStyle w:val="Normal"/>
-        <w:spacing w:lineRule="auto" w:line="240" w:before="60" w:after="0"/>
-        <w:rPr/>
-      </w:pPr>
-      <w:r>
-        <w:rPr>
-          <w:rFonts w:cs="Times New Roman"/>
-          <w:b/>
-          <w:i w:val="false"/>
-          <w:color w:val="1A1A1A"/>
-          <w:sz w:val="21"/>
-          <w:szCs w:val="21"/>
-        </w:rPr>
-        <w:t>Gemology Science and Art Development Co. (JAMSA), Knowledge-Based Company</w:t>
+        <w:t>Gemology Science and Art Development Co. (Gemsa), Knowledge-Based Company</w:t>
       </w:r>
     </w:p>
     <w:p>

--- a/assets/files/Aria-CV-En.docx
+++ b/assets/files/Aria-CV-En.docx
@@ -1014,6 +1014,96 @@
           <w:szCs w:val="23"/>
         </w:rPr>
         <w:t>CONFERENCES</w:t>
+      </w:r>
+    </w:p>
+    <w:p>
+      <w:pPr>
+        <w:pStyle w:val="Normal"/>
+        <w:tabs>
+          <w:tab w:val="clear" w:pos="720"/>
+          <w:tab w:val="right" w:pos="10318" w:leader="none"/>
+        </w:tabs>
+        <w:spacing w:lineRule="auto" w:line="240" w:before="0" w:after="0"/>
+        <w:rPr/>
+      </w:pPr>
+      <w:r>
+        <w:rPr>
+          <w:rFonts w:cs="Times New Roman"/>
+          <w:b/>
+          <w:i w:val="false"/>
+          <w:color w:val="1A1A1A"/>
+          <w:sz w:val="21"/>
+          <w:szCs w:val="21"/>
+        </w:rPr>
+        <w:t>Natural Resources (Mineral, Energy, and Water Resources) in Iran</w:t>
+      </w:r>
+      <w:r>
+        <w:rPr>
+          <w:rFonts w:cs="Times New Roman"/>
+          <w:b w:val="false"/>
+          <w:i w:val="false"/>
+          <w:color w:val="4D4D4D"/>
+          <w:spacing w:val="-3"/>
+          <w:sz w:val="21"/>
+          <w:szCs w:val="21"/>
+        </w:rPr>
+        <w:tab/>
+        <w:t>2025</w:t>
+      </w:r>
+    </w:p>
+    <w:p>
+      <w:pPr>
+        <w:pStyle w:val="Normal"/>
+        <w:spacing w:lineRule="auto" w:line="240" w:before="0" w:after="0"/>
+        <w:jc w:val="both"/>
+        <w:rPr/>
+      </w:pPr>
+      <w:r>
+        <w:rPr>
+          <w:rFonts w:cs="Times New Roman"/>
+          <w:b w:val="false"/>
+          <w:i/>
+          <w:color w:val="4D4D4D"/>
+          <w:sz w:val="21"/>
+          <w:szCs w:val="21"/>
+        </w:rPr>
+        <w:t>4th Global Summit on Advances in Earth Science &amp; Climate Change (Adv. ESCC 2025) - Virtual Event</w:t>
+      </w:r>
+    </w:p>
+    <w:p>
+      <w:pPr>
+        <w:pStyle w:val="Normal"/>
+        <w:spacing w:lineRule="auto" w:line="240" w:before="0" w:after="0"/>
+        <w:rPr/>
+      </w:pPr>
+      <w:r>
+        <w:rPr>
+          <w:rFonts w:cs="Times New Roman"/>
+          <w:b w:val="false"/>
+          <w:i/>
+          <w:color w:val="4D4D4D"/>
+          <w:sz w:val="21"/>
+          <w:szCs w:val="21"/>
+        </w:rPr>
+        <w:t>Oral Presentation</w:t>
+      </w:r>
+    </w:p>
+    <w:p>
+      <w:pPr>
+        <w:pStyle w:val="Normal"/>
+        <w:spacing w:lineRule="auto" w:line="240" w:before="0" w:after="40"/>
+        <w:rPr/>
+      </w:pPr>
+      <w:r>
+        <w:rPr>
+          <w:rFonts w:cs="Times New Roman"/>
+          <w:b w:val="false"/>
+          <w:i w:val="false"/>
+          <w:color w:val="4D4D4D"/>
+          <w:sz w:val="16"/>
+          <w:szCs w:val="16"/>
+        </w:rPr>
+        <w:t>Co-presented with Dr. Mansour Ghorbani · Distinguished Speaker · Organized by Peers Alley Media (Vancouver, Canada) · Sep 29–30, 2025</w:t>
       </w:r>
     </w:p>
     <w:p>

--- a/assets/files/Aria-CV-En.docx
+++ b/assets/files/Aria-CV-En.docx
@@ -1067,7 +1067,7 @@
           <w:sz w:val="21"/>
           <w:szCs w:val="21"/>
         </w:rPr>
-        <w:t>4th Global Summit on Advances in Earth Science &amp; Climate Change (Adv. ESCC 2025) - Virtual Event</w:t>
+        <w:t>4th Global Summit on Advances in Earth Science &amp; Climate Change (Adv. ESCC 2025) - Vancouver, Canada (Virtual Presentation)</w:t>
       </w:r>
     </w:p>
     <w:p>
@@ -1103,7 +1103,7 @@
           <w:sz w:val="16"/>
           <w:szCs w:val="16"/>
         </w:rPr>
-        <w:t>Co-presented with Dr. Mansour Ghorbani · Distinguished Speaker · Organized by Peers Alley Media (Vancouver, Canada) · Sep 29–30, 2025</w:t>
+        <w:t>Co-presented with Dr. Mansour Ghorbani · Distinguished Speaker · Organized by Peers Alley Media · Sep 29–30, 2025</w:t>
       </w:r>
     </w:p>
     <w:p>

--- a/assets/files/Aria-CV-En.docx
+++ b/assets/files/Aria-CV-En.docx
@@ -1067,7 +1067,7 @@
           <w:sz w:val="21"/>
           <w:szCs w:val="21"/>
         </w:rPr>
-        <w:t>4th Global Summit on Advances in Earth Science &amp; Climate Change (Adv. ESCC 2025) - Vancouver, Canada (Virtual Presentation)</w:t>
+        <w:t>4th Global Summit on Advances in Earth Science &amp; Climate Change (Adv. ESCC 2025) - Berlin, Germany (Virtual Presentation)</w:t>
       </w:r>
     </w:p>
     <w:p>

--- a/assets/files/Aria-CV-En.docx
+++ b/assets/files/Aria-CV-En.docx
@@ -1414,6 +1414,81 @@
           <w:t>View on Civilica</w:t>
         </w:r>
       </w:hyperlink>
+    </w:p>
+    <w:p>
+      <w:pPr>
+        <w:pStyle w:val="Normal"/>
+        <w:pBdr>
+          <w:bottom w:val="single" w:sz="4" w:space="2" w:color="333333"/>
+        </w:pBdr>
+        <w:spacing w:lineRule="auto" w:line="240" w:before="60" w:after="60"/>
+        <w:rPr/>
+      </w:pPr>
+      <w:r>
+        <w:rPr>
+          <w:rFonts w:cs="Times New Roman"/>
+          <w:b/>
+          <w:i w:val="false"/>
+          <w:color w:val="1F4E79"/>
+          <w:sz w:val="23"/>
+          <w:szCs w:val="23"/>
+        </w:rPr>
+        <w:t>PATENTS</w:t>
+      </w:r>
+    </w:p>
+    <w:p>
+      <w:pPr>
+        <w:pStyle w:val="Normal"/>
+        <w:tabs>
+          <w:tab w:val="clear" w:pos="720"/>
+          <w:tab w:val="right" w:pos="10318" w:leader="none"/>
+        </w:tabs>
+        <w:spacing w:lineRule="auto" w:line="240" w:before="0" w:after="0"/>
+        <w:rPr/>
+      </w:pPr>
+      <w:r>
+        <w:rPr>
+          <w:rFonts w:cs="Times New Roman"/>
+          <w:b/>
+          <w:i w:val="false"/>
+          <w:color w:val="1A1A1A"/>
+          <w:sz w:val="21"/>
+          <w:szCs w:val="21"/>
+        </w:rPr>
+        <w:t>System and Method for Depth-Aware Identification and Zonation of Productive (Net Pay) Intervals in Oil Wells Using Multi-Model Probabilistic Fusion of Well-Log Data</w:t>
+      </w:r>
+      <w:r>
+        <w:rPr>
+          <w:rFonts w:cs="Times New Roman"/>
+          <w:b w:val="false"/>
+          <w:i w:val="false"/>
+          <w:color w:val="4D4D4D"/>
+          <w:spacing w:val="-3"/>
+          <w:sz w:val="21"/>
+          <w:szCs w:val="21"/>
+        </w:rPr>
+        <w:tab/>
+        <w:t>Under Review</w:t>
+      </w:r>
+    </w:p>
+    <w:p>
+      <w:pPr>
+        <w:pStyle w:val="Normal"/>
+        <w:spacing w:lineRule="auto" w:line="240" w:before="0" w:after="40"/>
+        <w:jc w:val="both"/>
+        <w:rPr/>
+      </w:pPr>
+      <w:r>
+        <w:rPr>
+          <w:rFonts w:cs="Times New Roman"/>
+          <w:b w:val="false"/>
+          <w:i/>
+          <w:color w:val="4D4D4D"/>
+          <w:sz w:val="21"/>
+          <w:szCs w:val="21"/>
+        </w:rPr>
+        <w:t>Iranian Patent Application · Sole Inventor</w:t>
+      </w:r>
     </w:p>
     <w:p>
       <w:pPr>

--- a/assets/files/Aria-CV-En.docx
+++ b/assets/files/Aria-CV-En.docx
@@ -1488,6 +1488,174 @@
           <w:szCs w:val="21"/>
         </w:rPr>
         <w:t>Iranian Patent Application · Sole Inventor</w:t>
+      </w:r>
+    </w:p>
+    <w:p>
+      <w:pPr>
+        <w:pStyle w:val="Normal"/>
+        <w:pBdr>
+          <w:bottom w:val="single" w:sz="4" w:space="2" w:color="333333"/>
+        </w:pBdr>
+        <w:spacing w:lineRule="auto" w:line="240" w:before="60" w:after="60"/>
+        <w:rPr/>
+      </w:pPr>
+      <w:r>
+        <w:rPr>
+          <w:rFonts w:cs="Times New Roman"/>
+          <w:b/>
+          <w:i w:val="false"/>
+          <w:color w:val="1F4E79"/>
+          <w:sz w:val="23"/>
+          <w:szCs w:val="23"/>
+        </w:rPr>
+        <w:t>TEACHING ACTIVITIES</w:t>
+      </w:r>
+    </w:p>
+    <w:p>
+      <w:pPr>
+        <w:pStyle w:val="Normal"/>
+        <w:tabs>
+          <w:tab w:val="clear" w:pos="720"/>
+          <w:tab w:val="right" w:pos="10318" w:leader="none"/>
+        </w:tabs>
+        <w:spacing w:lineRule="auto" w:line="240" w:before="0" w:after="0"/>
+        <w:rPr/>
+      </w:pPr>
+      <w:r>
+        <w:rPr>
+          <w:rFonts w:cs="Times New Roman"/>
+          <w:b/>
+          <w:i w:val="false"/>
+          <w:color w:val="1A1A1A"/>
+          <w:sz w:val="21"/>
+          <w:szCs w:val="21"/>
+        </w:rPr>
+        <w:t>Research Week Events &amp; Workshops Series</w:t>
+      </w:r>
+      <w:r>
+        <w:rPr>
+          <w:rFonts w:cs="Times New Roman"/>
+          <w:b w:val="false"/>
+          <w:i w:val="false"/>
+          <w:color w:val="4D4D4D"/>
+          <w:spacing w:val="-3"/>
+          <w:sz w:val="21"/>
+          <w:szCs w:val="21"/>
+        </w:rPr>
+        <w:tab/>
+        <w:t>Jan 2026 – Feb 2026</w:t>
+      </w:r>
+    </w:p>
+    <w:p>
+      <w:pPr>
+        <w:pStyle w:val="Normal"/>
+        <w:spacing w:lineRule="auto" w:line="240" w:before="0" w:after="0"/>
+        <w:jc w:val="both"/>
+        <w:rPr/>
+      </w:pPr>
+      <w:r>
+        <w:rPr>
+          <w:rFonts w:cs="Times New Roman"/>
+          <w:b w:val="false"/>
+          <w:i/>
+          <w:color w:val="4D4D4D"/>
+          <w:sz w:val="21"/>
+          <w:szCs w:val="21"/>
+        </w:rPr>
+        <w:t>Shahid Beheshti University, Tehran</w:t>
+      </w:r>
+    </w:p>
+    <w:p>
+      <w:pPr>
+        <w:pStyle w:val="Normal"/>
+        <w:spacing w:lineRule="auto" w:line="240" w:before="0" w:after="40"/>
+        <w:rPr/>
+      </w:pPr>
+      <w:r>
+        <w:rPr>
+          <w:rFonts w:cs="Times New Roman"/>
+          <w:b w:val="false"/>
+          <w:i w:val="false"/>
+          <w:color w:val="4D4D4D"/>
+          <w:sz w:val="16"/>
+          <w:szCs w:val="16"/>
+        </w:rPr>
+        <w:t>Instructor · Workshop: Introduction to Parallel Processing Systems and Linux-Based High-Performance Computing Environments</w:t>
+      </w:r>
+    </w:p>
+    <w:p>
+      <w:pPr>
+        <w:pStyle w:val="Normal"/>
+        <w:pBdr>
+          <w:bottom w:val="single" w:sz="4" w:space="2" w:color="333333"/>
+        </w:pBdr>
+        <w:spacing w:lineRule="auto" w:line="240" w:before="60" w:after="60"/>
+        <w:rPr/>
+      </w:pPr>
+      <w:r>
+        <w:rPr>
+          <w:rFonts w:cs="Times New Roman"/>
+          <w:b/>
+          <w:i w:val="false"/>
+          <w:color w:val="1F4E79"/>
+          <w:sz w:val="23"/>
+          <w:szCs w:val="23"/>
+        </w:rPr>
+        <w:t>HONORS &amp; AWARDS</w:t>
+      </w:r>
+    </w:p>
+    <w:p>
+      <w:pPr>
+        <w:pStyle w:val="Normal"/>
+        <w:tabs>
+          <w:tab w:val="clear" w:pos="720"/>
+          <w:tab w:val="right" w:pos="10318" w:leader="none"/>
+        </w:tabs>
+        <w:spacing w:lineRule="auto" w:line="240" w:before="0" w:after="0"/>
+        <w:rPr/>
+      </w:pPr>
+      <w:r>
+        <w:rPr>
+          <w:rFonts w:cs="Times New Roman"/>
+          <w:b/>
+          <w:i w:val="false"/>
+          <w:color w:val="1A1A1A"/>
+          <w:sz w:val="21"/>
+          <w:szCs w:val="21"/>
+        </w:rPr>
+        <w:t>Top Young Earth Sciences Researcher</w:t>
+      </w:r>
+      <w:r>
+        <w:rPr>
+          <w:rFonts w:cs="Times New Roman"/>
+          <w:b w:val="false"/>
+          <w:i w:val="false"/>
+          <w:color w:val="4D4D4D"/>
+          <w:spacing w:val="-3"/>
+          <w:sz w:val="21"/>
+          <w:szCs w:val="21"/>
+        </w:rPr>
+        <w:tab/>
+        <w:t>2024</w:t>
+      </w:r>
+    </w:p>
+    <w:p>
+      <w:pPr>
+        <w:pStyle w:val="Normal"/>
+        <w:spacing w:lineRule="auto" w:line="240" w:before="0" w:after="0"/>
+        <w:jc w:val="both"/>
+        <w:rPr/>
+      </w:pPr>
+      <w:r>
+        <w:rPr>
+          <w:rFonts w:cs="Times New Roman"/>
+          <w:b w:val="false"/>
+          <w:i/>
+          <w:color w:val="4D4D4D"/>
+          <w:sz w:val="21"/>
+          <w:szCs w:val="21"/>
+        </w:rPr>
+        <w:t>Geological Society of Iran</w:t>
       </w:r>
     </w:p>
     <w:p>

--- a/assets/files/Aria-CV-En.docx
+++ b/assets/files/Aria-CV-En.docx
@@ -1656,6 +1656,24 @@
           <w:szCs w:val="21"/>
         </w:rPr>
         <w:t>Geological Society of Iran</w:t>
+      </w:r>
+    </w:p>
+    <w:p>
+      <w:pPr>
+        <w:pStyle w:val="Normal"/>
+        <w:spacing w:lineRule="auto" w:line="240" w:before="0" w:after="40"/>
+        <w:rPr/>
+      </w:pPr>
+      <w:r>
+        <w:rPr>
+          <w:rFonts w:cs="Times New Roman"/>
+          <w:b w:val="false"/>
+          <w:i w:val="false"/>
+          <w:color w:val="4D4D4D"/>
+          <w:sz w:val="16"/>
+          <w:szCs w:val="16"/>
+        </w:rPr>
+        <w:t>Awarded for the paper "Petrographic, Mineralization, and Alteration Study of the Choudarchay Copper Vein Deposit"</w:t>
       </w:r>
     </w:p>
     <w:p>

--- a/assets/files/Aria-CV-En.docx
+++ b/assets/files/Aria-CV-En.docx
@@ -2056,10 +2056,1810 @@
         <w:t>Membership number to be added</w:t>
       </w:r>
     </w:p>
+    <w:p>
+      <w:pPr>
+        <w:pStyle w:val="Normal"/>
+        <w:pBdr>
+          <w:bottom w:val="single" w:sz="4" w:space="2" w:color="333333"/>
+        </w:pBdr>
+        <w:spacing w:lineRule="auto" w:line="240" w:before="60" w:after="60"/>
+        <w:rPr/>
+      </w:pPr>
+      <w:r>
+        <w:rPr>
+          <w:rFonts w:cs="Times New Roman"/>
+          <w:b/>
+          <w:i w:val="false"/>
+          <w:color w:val="1F4E79"/>
+          <w:sz w:val="23"/>
+          <w:szCs w:val="23"/>
+        </w:rPr>
+        <w:t>COURSES, CERTIFICATES &amp; LICENSES</w:t>
+      </w:r>
+    </w:p>
+    <w:p>
+      <w:pPr>
+        <w:pStyle w:val="Normal"/>
+        <w:spacing w:lineRule="auto" w:line="240" w:before="40" w:after="0"/>
+        <w:rPr/>
+      </w:pPr>
+      <w:r>
+        <w:rPr>
+          <w:rFonts w:cs="Times New Roman"/>
+          <w:b/>
+          <w:i w:val="false"/>
+          <w:color w:val="1A1A1A"/>
+          <w:sz w:val="21"/>
+          <w:szCs w:val="21"/>
+        </w:rPr>
+        <w:t>Petroleum Engineering with AI Applications</w:t>
+      </w:r>
+    </w:p>
+    <w:p>
+      <w:pPr>
+        <w:pStyle w:val="Normal"/>
+        <w:spacing w:lineRule="auto" w:line="240" w:before="0" w:after="20"/>
+        <w:rPr/>
+      </w:pPr>
+      <w:r>
+        <w:rPr>
+          <w:rFonts w:cs="Times New Roman"/>
+          <w:b w:val="false"/>
+          <w:i w:val="false"/>
+          <w:color w:val="4D4D4D"/>
+          <w:sz w:val="16"/>
+          <w:szCs w:val="16"/>
+        </w:rPr>
+        <w:t>Coursera Specialization · 5 courses</w:t>
+      </w:r>
+    </w:p>
+    <w:p>
+      <w:pPr>
+        <w:pStyle w:val="Normal"/>
+        <w:spacing w:lineRule="auto" w:line="240" w:before="0" w:after="0"/>
+        <w:ind w:left="283"/>
+        <w:rPr/>
+      </w:pPr>
+      <w:r>
+        <w:rPr>
+          <w:rFonts w:cs="Times New Roman"/>
+          <w:b w:val="false"/>
+          <w:i w:val="false"/>
+          <w:color w:val="1A1A1A"/>
+          <w:sz w:val="16"/>
+          <w:szCs w:val="16"/>
+        </w:rPr>
+        <w:t xml:space="preserve">– </w:t>
+      </w:r>
+      <w:r>
+        <w:rPr>
+          <w:rFonts w:cs="Times New Roman"/>
+          <w:b w:val="false"/>
+          <w:i w:val="false"/>
+          <w:color w:val="1A1A1A"/>
+          <w:sz w:val="16"/>
+          <w:szCs w:val="16"/>
+        </w:rPr>
+        <w:t xml:space="preserve">Hydrocarbon Exploration and Production   </w:t>
+      </w:r>
+      <w:r>
+        <w:rPr>
+          <w:rFonts w:cs="Times New Roman"/>
+          <w:b w:val="false"/>
+          <w:i w:val="false"/>
+          <w:color w:val="4D4D4D"/>
+          <w:sz w:val="16"/>
+          <w:szCs w:val="16"/>
+        </w:rPr>
+        <w:t xml:space="preserve">2025 · EVKUGMGT45RP  ·  </w:t>
+      </w:r>
+      <w:hyperlink r:id="rId7">
+        <w:r>
+          <w:rPr>
+            <w:rStyle w:val="ListLabel11"/>
+            <w:rFonts w:cs="Times New Roman"/>
+            <w:color w:val="4D4D4D"/>
+            <w:sz w:val="16"/>
+            <w:szCs w:val="16"/>
+            <w:u w:val="none"/>
+          </w:rPr>
+          <w:t>View certificate</w:t>
+        </w:r>
+      </w:hyperlink>
+    </w:p>
+    <w:p>
+      <w:pPr>
+        <w:pStyle w:val="Normal"/>
+        <w:spacing w:lineRule="auto" w:line="240" w:before="0" w:after="0"/>
+        <w:ind w:left="283"/>
+        <w:rPr/>
+      </w:pPr>
+      <w:r>
+        <w:rPr>
+          <w:rFonts w:cs="Times New Roman"/>
+          <w:b w:val="false"/>
+          <w:i w:val="false"/>
+          <w:color w:val="1A1A1A"/>
+          <w:sz w:val="16"/>
+          <w:szCs w:val="16"/>
+        </w:rPr>
+        <w:t xml:space="preserve">– </w:t>
+      </w:r>
+      <w:r>
+        <w:rPr>
+          <w:rFonts w:cs="Times New Roman"/>
+          <w:b w:val="false"/>
+          <w:i w:val="false"/>
+          <w:color w:val="1A1A1A"/>
+          <w:sz w:val="16"/>
+          <w:szCs w:val="16"/>
+        </w:rPr>
+        <w:t xml:space="preserve">From Wellhead to Refinery: Midstream Oil and Gas Processing   </w:t>
+      </w:r>
+      <w:r>
+        <w:rPr>
+          <w:rFonts w:cs="Times New Roman"/>
+          <w:b w:val="false"/>
+          <w:i w:val="false"/>
+          <w:color w:val="4D4D4D"/>
+          <w:sz w:val="16"/>
+          <w:szCs w:val="16"/>
+        </w:rPr>
+        <w:t xml:space="preserve">2025 · RO8QDU44OUOL  ·  </w:t>
+      </w:r>
+      <w:hyperlink r:id="rId8">
+        <w:r>
+          <w:rPr>
+            <w:rStyle w:val="ListLabel11"/>
+            <w:rFonts w:cs="Times New Roman"/>
+            <w:color w:val="4D4D4D"/>
+            <w:sz w:val="16"/>
+            <w:szCs w:val="16"/>
+            <w:u w:val="none"/>
+          </w:rPr>
+          <w:t>View certificate</w:t>
+        </w:r>
+      </w:hyperlink>
+    </w:p>
+    <w:p>
+      <w:pPr>
+        <w:pStyle w:val="Normal"/>
+        <w:spacing w:lineRule="auto" w:line="240" w:before="0" w:after="0"/>
+        <w:ind w:left="283"/>
+        <w:rPr/>
+      </w:pPr>
+      <w:r>
+        <w:rPr>
+          <w:rFonts w:cs="Times New Roman"/>
+          <w:b w:val="false"/>
+          <w:i w:val="false"/>
+          <w:color w:val="1A1A1A"/>
+          <w:sz w:val="16"/>
+          <w:szCs w:val="16"/>
+        </w:rPr>
+        <w:t xml:space="preserve">– </w:t>
+      </w:r>
+      <w:r>
+        <w:rPr>
+          <w:rFonts w:cs="Times New Roman"/>
+          <w:b w:val="false"/>
+          <w:i w:val="false"/>
+          <w:color w:val="1A1A1A"/>
+          <w:sz w:val="16"/>
+          <w:szCs w:val="16"/>
+        </w:rPr>
+        <w:t xml:space="preserve">Natural Gas Production and Processing   </w:t>
+      </w:r>
+      <w:r>
+        <w:rPr>
+          <w:rFonts w:cs="Times New Roman"/>
+          <w:b w:val="false"/>
+          <w:i w:val="false"/>
+          <w:color w:val="4D4D4D"/>
+          <w:sz w:val="16"/>
+          <w:szCs w:val="16"/>
+        </w:rPr>
+        <w:t xml:space="preserve">2025 · IGS15UQQFRV4  ·  </w:t>
+      </w:r>
+      <w:hyperlink r:id="rId9">
+        <w:r>
+          <w:rPr>
+            <w:rStyle w:val="ListLabel11"/>
+            <w:rFonts w:cs="Times New Roman"/>
+            <w:color w:val="4D4D4D"/>
+            <w:sz w:val="16"/>
+            <w:szCs w:val="16"/>
+            <w:u w:val="none"/>
+          </w:rPr>
+          <w:t>View certificate</w:t>
+        </w:r>
+      </w:hyperlink>
+    </w:p>
+    <w:p>
+      <w:pPr>
+        <w:pStyle w:val="Normal"/>
+        <w:spacing w:lineRule="auto" w:line="240" w:before="0" w:after="0"/>
+        <w:ind w:left="283"/>
+        <w:rPr/>
+      </w:pPr>
+      <w:r>
+        <w:rPr>
+          <w:rFonts w:cs="Times New Roman"/>
+          <w:b w:val="false"/>
+          <w:i w:val="false"/>
+          <w:color w:val="1A1A1A"/>
+          <w:sz w:val="16"/>
+          <w:szCs w:val="16"/>
+        </w:rPr>
+        <w:t xml:space="preserve">– </w:t>
+      </w:r>
+      <w:r>
+        <w:rPr>
+          <w:rFonts w:cs="Times New Roman"/>
+          <w:b w:val="false"/>
+          <w:i w:val="false"/>
+          <w:color w:val="1A1A1A"/>
+          <w:sz w:val="16"/>
+          <w:szCs w:val="16"/>
+        </w:rPr>
+        <w:t xml:space="preserve">AI &amp; ML Applications in Oil and Gas Industry   </w:t>
+      </w:r>
+      <w:r>
+        <w:rPr>
+          <w:rFonts w:cs="Times New Roman"/>
+          <w:b w:val="false"/>
+          <w:i w:val="false"/>
+          <w:color w:val="4D4D4D"/>
+          <w:sz w:val="16"/>
+          <w:szCs w:val="16"/>
+        </w:rPr>
+        <w:t xml:space="preserve">2025 · O4Y2QT274ZI3  ·  </w:t>
+      </w:r>
+      <w:hyperlink r:id="rId10">
+        <w:r>
+          <w:rPr>
+            <w:rStyle w:val="ListLabel11"/>
+            <w:rFonts w:cs="Times New Roman"/>
+            <w:color w:val="4D4D4D"/>
+            <w:sz w:val="16"/>
+            <w:szCs w:val="16"/>
+            <w:u w:val="none"/>
+          </w:rPr>
+          <w:t>View certificate</w:t>
+        </w:r>
+      </w:hyperlink>
+    </w:p>
+    <w:p>
+      <w:pPr>
+        <w:pStyle w:val="Normal"/>
+        <w:spacing w:lineRule="auto" w:line="240" w:before="0" w:after="0"/>
+        <w:ind w:left="283"/>
+        <w:rPr/>
+      </w:pPr>
+      <w:r>
+        <w:rPr>
+          <w:rFonts w:cs="Times New Roman"/>
+          <w:b w:val="false"/>
+          <w:i w:val="false"/>
+          <w:color w:val="1A1A1A"/>
+          <w:sz w:val="16"/>
+          <w:szCs w:val="16"/>
+        </w:rPr>
+        <w:t xml:space="preserve">– </w:t>
+      </w:r>
+      <w:r>
+        <w:rPr>
+          <w:rFonts w:cs="Times New Roman"/>
+          <w:b w:val="false"/>
+          <w:i w:val="false"/>
+          <w:color w:val="1A1A1A"/>
+          <w:sz w:val="16"/>
+          <w:szCs w:val="16"/>
+        </w:rPr>
+        <w:t xml:space="preserve">Utilities, Safety &amp; Environmental Care in Oil &amp; Gas Industry   </w:t>
+      </w:r>
+      <w:r>
+        <w:rPr>
+          <w:rFonts w:cs="Times New Roman"/>
+          <w:b w:val="false"/>
+          <w:i w:val="false"/>
+          <w:color w:val="4D4D4D"/>
+          <w:sz w:val="16"/>
+          <w:szCs w:val="16"/>
+        </w:rPr>
+        <w:t xml:space="preserve">2025 · UQWIYV2XAVAV  ·  </w:t>
+      </w:r>
+      <w:hyperlink r:id="rId11">
+        <w:r>
+          <w:rPr>
+            <w:rStyle w:val="ListLabel11"/>
+            <w:rFonts w:cs="Times New Roman"/>
+            <w:color w:val="4D4D4D"/>
+            <w:sz w:val="16"/>
+            <w:szCs w:val="16"/>
+            <w:u w:val="none"/>
+          </w:rPr>
+          <w:t>View certificate</w:t>
+        </w:r>
+      </w:hyperlink>
+    </w:p>
+    <w:p>
+      <w:pPr>
+        <w:pStyle w:val="Normal"/>
+        <w:spacing w:lineRule="auto" w:line="240" w:before="20" w:after="60"/>
+        <w:ind w:left="283"/>
+        <w:rPr/>
+      </w:pPr>
+      <w:hyperlink r:id="rId12">
+        <w:r>
+          <w:rPr>
+            <w:rStyle w:val="ListLabel11"/>
+            <w:rFonts w:cs="Times New Roman"/>
+            <w:color w:val="4D4D4D"/>
+            <w:sz w:val="16"/>
+            <w:szCs w:val="16"/>
+            <w:u w:val="none"/>
+          </w:rPr>
+          <w:t>View Specialization Certificate</w:t>
+        </w:r>
+      </w:hyperlink>
+    </w:p>
+    <w:p>
+      <w:pPr>
+        <w:pStyle w:val="Normal"/>
+        <w:spacing w:lineRule="auto" w:line="240" w:before="40" w:after="0"/>
+        <w:rPr/>
+      </w:pPr>
+      <w:r>
+        <w:rPr>
+          <w:rFonts w:cs="Times New Roman"/>
+          <w:b/>
+          <w:i w:val="false"/>
+          <w:color w:val="1A1A1A"/>
+          <w:sz w:val="21"/>
+          <w:szCs w:val="21"/>
+        </w:rPr>
+        <w:t>Google Digital Marketing &amp; E-commerce Professional Certificate</w:t>
+      </w:r>
+    </w:p>
+    <w:p>
+      <w:pPr>
+        <w:pStyle w:val="Normal"/>
+        <w:spacing w:lineRule="auto" w:line="240" w:before="0" w:after="20"/>
+        <w:rPr/>
+      </w:pPr>
+      <w:r>
+        <w:rPr>
+          <w:rFonts w:cs="Times New Roman"/>
+          <w:b w:val="false"/>
+          <w:i w:val="false"/>
+          <w:color w:val="4D4D4D"/>
+          <w:sz w:val="16"/>
+          <w:szCs w:val="16"/>
+        </w:rPr>
+        <w:t>Coursera Professional Certificate · 7 courses</w:t>
+      </w:r>
+    </w:p>
+    <w:p>
+      <w:pPr>
+        <w:pStyle w:val="Normal"/>
+        <w:spacing w:lineRule="auto" w:line="240" w:before="0" w:after="0"/>
+        <w:ind w:left="283"/>
+        <w:rPr/>
+      </w:pPr>
+      <w:r>
+        <w:rPr>
+          <w:rFonts w:cs="Times New Roman"/>
+          <w:b w:val="false"/>
+          <w:i w:val="false"/>
+          <w:color w:val="1A1A1A"/>
+          <w:sz w:val="16"/>
+          <w:szCs w:val="16"/>
+        </w:rPr>
+        <w:t xml:space="preserve">– </w:t>
+      </w:r>
+      <w:r>
+        <w:rPr>
+          <w:rFonts w:cs="Times New Roman"/>
+          <w:b w:val="false"/>
+          <w:i w:val="false"/>
+          <w:color w:val="1A1A1A"/>
+          <w:sz w:val="16"/>
+          <w:szCs w:val="16"/>
+        </w:rPr>
+        <w:t xml:space="preserve">Foundations of Digital Marketing and E-commerce   </w:t>
+      </w:r>
+      <w:r>
+        <w:rPr>
+          <w:rFonts w:cs="Times New Roman"/>
+          <w:b w:val="false"/>
+          <w:i w:val="false"/>
+          <w:color w:val="4D4D4D"/>
+          <w:sz w:val="16"/>
+          <w:szCs w:val="16"/>
+        </w:rPr>
+        <w:t xml:space="preserve">2024 · ADAC17OAAUTM  ·  </w:t>
+      </w:r>
+      <w:hyperlink r:id="rId13">
+        <w:r>
+          <w:rPr>
+            <w:rStyle w:val="ListLabel11"/>
+            <w:rFonts w:cs="Times New Roman"/>
+            <w:color w:val="4D4D4D"/>
+            <w:sz w:val="16"/>
+            <w:szCs w:val="16"/>
+            <w:u w:val="none"/>
+          </w:rPr>
+          <w:t>View certificate</w:t>
+        </w:r>
+      </w:hyperlink>
+    </w:p>
+    <w:p>
+      <w:pPr>
+        <w:pStyle w:val="Normal"/>
+        <w:spacing w:lineRule="auto" w:line="240" w:before="0" w:after="0"/>
+        <w:ind w:left="283"/>
+        <w:rPr/>
+      </w:pPr>
+      <w:r>
+        <w:rPr>
+          <w:rFonts w:cs="Times New Roman"/>
+          <w:b w:val="false"/>
+          <w:i w:val="false"/>
+          <w:color w:val="1A1A1A"/>
+          <w:sz w:val="16"/>
+          <w:szCs w:val="16"/>
+        </w:rPr>
+        <w:t xml:space="preserve">– </w:t>
+      </w:r>
+      <w:r>
+        <w:rPr>
+          <w:rFonts w:cs="Times New Roman"/>
+          <w:b w:val="false"/>
+          <w:i w:val="false"/>
+          <w:color w:val="1A1A1A"/>
+          <w:sz w:val="16"/>
+          <w:szCs w:val="16"/>
+        </w:rPr>
+        <w:t xml:space="preserve">Attract and Engage Customers with Digital Marketing   </w:t>
+      </w:r>
+      <w:r>
+        <w:rPr>
+          <w:rFonts w:cs="Times New Roman"/>
+          <w:b w:val="false"/>
+          <w:i w:val="false"/>
+          <w:color w:val="4D4D4D"/>
+          <w:sz w:val="16"/>
+          <w:szCs w:val="16"/>
+        </w:rPr>
+        <w:t xml:space="preserve">2024 · BYDLT1NC85UY  ·  </w:t>
+      </w:r>
+      <w:hyperlink r:id="rId14">
+        <w:r>
+          <w:rPr>
+            <w:rStyle w:val="ListLabel11"/>
+            <w:rFonts w:cs="Times New Roman"/>
+            <w:color w:val="4D4D4D"/>
+            <w:sz w:val="16"/>
+            <w:szCs w:val="16"/>
+            <w:u w:val="none"/>
+          </w:rPr>
+          <w:t>View certificate</w:t>
+        </w:r>
+      </w:hyperlink>
+    </w:p>
+    <w:p>
+      <w:pPr>
+        <w:pStyle w:val="Normal"/>
+        <w:spacing w:lineRule="auto" w:line="240" w:before="0" w:after="0"/>
+        <w:ind w:left="283"/>
+        <w:rPr/>
+      </w:pPr>
+      <w:r>
+        <w:rPr>
+          <w:rFonts w:cs="Times New Roman"/>
+          <w:b w:val="false"/>
+          <w:i w:val="false"/>
+          <w:color w:val="1A1A1A"/>
+          <w:sz w:val="16"/>
+          <w:szCs w:val="16"/>
+        </w:rPr>
+        <w:t xml:space="preserve">– </w:t>
+      </w:r>
+      <w:r>
+        <w:rPr>
+          <w:rFonts w:cs="Times New Roman"/>
+          <w:b w:val="false"/>
+          <w:i w:val="false"/>
+          <w:color w:val="1A1A1A"/>
+          <w:sz w:val="16"/>
+          <w:szCs w:val="16"/>
+        </w:rPr>
+        <w:t xml:space="preserve">From Likes to Leads: Interact with Customers Online   </w:t>
+      </w:r>
+      <w:r>
+        <w:rPr>
+          <w:rFonts w:cs="Times New Roman"/>
+          <w:b w:val="false"/>
+          <w:i w:val="false"/>
+          <w:color w:val="4D4D4D"/>
+          <w:sz w:val="16"/>
+          <w:szCs w:val="16"/>
+        </w:rPr>
+        <w:t xml:space="preserve">2024 · OY3RTJ0FB1O9  ·  </w:t>
+      </w:r>
+      <w:hyperlink r:id="rId15">
+        <w:r>
+          <w:rPr>
+            <w:rStyle w:val="ListLabel11"/>
+            <w:rFonts w:cs="Times New Roman"/>
+            <w:color w:val="4D4D4D"/>
+            <w:sz w:val="16"/>
+            <w:szCs w:val="16"/>
+            <w:u w:val="none"/>
+          </w:rPr>
+          <w:t>View certificate</w:t>
+        </w:r>
+      </w:hyperlink>
+    </w:p>
+    <w:p>
+      <w:pPr>
+        <w:pStyle w:val="Normal"/>
+        <w:spacing w:lineRule="auto" w:line="240" w:before="0" w:after="0"/>
+        <w:ind w:left="283"/>
+        <w:rPr/>
+      </w:pPr>
+      <w:r>
+        <w:rPr>
+          <w:rFonts w:cs="Times New Roman"/>
+          <w:b w:val="false"/>
+          <w:i w:val="false"/>
+          <w:color w:val="1A1A1A"/>
+          <w:sz w:val="16"/>
+          <w:szCs w:val="16"/>
+        </w:rPr>
+        <w:t xml:space="preserve">– </w:t>
+      </w:r>
+      <w:r>
+        <w:rPr>
+          <w:rFonts w:cs="Times New Roman"/>
+          <w:b w:val="false"/>
+          <w:i w:val="false"/>
+          <w:color w:val="1A1A1A"/>
+          <w:sz w:val="16"/>
+          <w:szCs w:val="16"/>
+        </w:rPr>
+        <w:t xml:space="preserve">Think Outside the Inbox: Email Marketing   </w:t>
+      </w:r>
+      <w:r>
+        <w:rPr>
+          <w:rFonts w:cs="Times New Roman"/>
+          <w:b w:val="false"/>
+          <w:i w:val="false"/>
+          <w:color w:val="4D4D4D"/>
+          <w:sz w:val="16"/>
+          <w:szCs w:val="16"/>
+        </w:rPr>
+        <w:t xml:space="preserve">2025 · J8KTD6HZ13TU  ·  </w:t>
+      </w:r>
+      <w:hyperlink r:id="rId16">
+        <w:r>
+          <w:rPr>
+            <w:rStyle w:val="ListLabel11"/>
+            <w:rFonts w:cs="Times New Roman"/>
+            <w:color w:val="4D4D4D"/>
+            <w:sz w:val="16"/>
+            <w:szCs w:val="16"/>
+            <w:u w:val="none"/>
+          </w:rPr>
+          <w:t>View certificate</w:t>
+        </w:r>
+      </w:hyperlink>
+    </w:p>
+    <w:p>
+      <w:pPr>
+        <w:pStyle w:val="Normal"/>
+        <w:spacing w:lineRule="auto" w:line="240" w:before="0" w:after="0"/>
+        <w:ind w:left="283"/>
+        <w:rPr/>
+      </w:pPr>
+      <w:r>
+        <w:rPr>
+          <w:rFonts w:cs="Times New Roman"/>
+          <w:b w:val="false"/>
+          <w:i w:val="false"/>
+          <w:color w:val="1A1A1A"/>
+          <w:sz w:val="16"/>
+          <w:szCs w:val="16"/>
+        </w:rPr>
+        <w:t xml:space="preserve">– </w:t>
+      </w:r>
+      <w:r>
+        <w:rPr>
+          <w:rFonts w:cs="Times New Roman"/>
+          <w:b w:val="false"/>
+          <w:i w:val="false"/>
+          <w:color w:val="1A1A1A"/>
+          <w:sz w:val="16"/>
+          <w:szCs w:val="16"/>
+        </w:rPr>
+        <w:t xml:space="preserve">Assess for Success: Marketing Analytics and Measurement   </w:t>
+      </w:r>
+      <w:r>
+        <w:rPr>
+          <w:rFonts w:cs="Times New Roman"/>
+          <w:b w:val="false"/>
+          <w:i w:val="false"/>
+          <w:color w:val="4D4D4D"/>
+          <w:sz w:val="16"/>
+          <w:szCs w:val="16"/>
+        </w:rPr>
+        <w:t xml:space="preserve">2025 · Z4TCNOZKS8MI  ·  </w:t>
+      </w:r>
+      <w:hyperlink r:id="rId17">
+        <w:r>
+          <w:rPr>
+            <w:rStyle w:val="ListLabel11"/>
+            <w:rFonts w:cs="Times New Roman"/>
+            <w:color w:val="4D4D4D"/>
+            <w:sz w:val="16"/>
+            <w:szCs w:val="16"/>
+            <w:u w:val="none"/>
+          </w:rPr>
+          <w:t>View certificate</w:t>
+        </w:r>
+      </w:hyperlink>
+    </w:p>
+    <w:p>
+      <w:pPr>
+        <w:pStyle w:val="Normal"/>
+        <w:spacing w:lineRule="auto" w:line="240" w:before="0" w:after="0"/>
+        <w:ind w:left="283"/>
+        <w:rPr/>
+      </w:pPr>
+      <w:r>
+        <w:rPr>
+          <w:rFonts w:cs="Times New Roman"/>
+          <w:b w:val="false"/>
+          <w:i w:val="false"/>
+          <w:color w:val="1A1A1A"/>
+          <w:sz w:val="16"/>
+          <w:szCs w:val="16"/>
+        </w:rPr>
+        <w:t xml:space="preserve">– </w:t>
+      </w:r>
+      <w:r>
+        <w:rPr>
+          <w:rFonts w:cs="Times New Roman"/>
+          <w:b w:val="false"/>
+          <w:i w:val="false"/>
+          <w:color w:val="1A1A1A"/>
+          <w:sz w:val="16"/>
+          <w:szCs w:val="16"/>
+        </w:rPr>
+        <w:t xml:space="preserve">Make the Sale: Build, Launch, and Manage E-commerce Stores   </w:t>
+      </w:r>
+      <w:r>
+        <w:rPr>
+          <w:rFonts w:cs="Times New Roman"/>
+          <w:b w:val="false"/>
+          <w:i w:val="false"/>
+          <w:color w:val="4D4D4D"/>
+          <w:sz w:val="16"/>
+          <w:szCs w:val="16"/>
+        </w:rPr>
+        <w:t xml:space="preserve">2025 · TOTMC7EZJCGQ  ·  </w:t>
+      </w:r>
+      <w:hyperlink r:id="rId18">
+        <w:r>
+          <w:rPr>
+            <w:rStyle w:val="ListLabel11"/>
+            <w:rFonts w:cs="Times New Roman"/>
+            <w:color w:val="4D4D4D"/>
+            <w:sz w:val="16"/>
+            <w:szCs w:val="16"/>
+            <w:u w:val="none"/>
+          </w:rPr>
+          <w:t>View certificate</w:t>
+        </w:r>
+      </w:hyperlink>
+    </w:p>
+    <w:p>
+      <w:pPr>
+        <w:pStyle w:val="Normal"/>
+        <w:spacing w:lineRule="auto" w:line="240" w:before="0" w:after="0"/>
+        <w:ind w:left="283"/>
+        <w:rPr/>
+      </w:pPr>
+      <w:r>
+        <w:rPr>
+          <w:rFonts w:cs="Times New Roman"/>
+          <w:b w:val="false"/>
+          <w:i w:val="false"/>
+          <w:color w:val="1A1A1A"/>
+          <w:sz w:val="16"/>
+          <w:szCs w:val="16"/>
+        </w:rPr>
+        <w:t xml:space="preserve">– </w:t>
+      </w:r>
+      <w:r>
+        <w:rPr>
+          <w:rFonts w:cs="Times New Roman"/>
+          <w:b w:val="false"/>
+          <w:i w:val="false"/>
+          <w:color w:val="1A1A1A"/>
+          <w:sz w:val="16"/>
+          <w:szCs w:val="16"/>
+        </w:rPr>
+        <w:t xml:space="preserve">Satisfaction Guaranteed: Develop Customer Loyalty Online   </w:t>
+      </w:r>
+      <w:r>
+        <w:rPr>
+          <w:rFonts w:cs="Times New Roman"/>
+          <w:b w:val="false"/>
+          <w:i w:val="false"/>
+          <w:color w:val="4D4D4D"/>
+          <w:sz w:val="16"/>
+          <w:szCs w:val="16"/>
+        </w:rPr>
+        <w:t xml:space="preserve">2025 · 7IHL2H68QMKE  ·  </w:t>
+      </w:r>
+      <w:hyperlink r:id="rId19">
+        <w:r>
+          <w:rPr>
+            <w:rStyle w:val="ListLabel11"/>
+            <w:rFonts w:cs="Times New Roman"/>
+            <w:color w:val="4D4D4D"/>
+            <w:sz w:val="16"/>
+            <w:szCs w:val="16"/>
+            <w:u w:val="none"/>
+          </w:rPr>
+          <w:t>View certificate</w:t>
+        </w:r>
+      </w:hyperlink>
+    </w:p>
+    <w:p>
+      <w:pPr>
+        <w:pStyle w:val="Normal"/>
+        <w:spacing w:lineRule="auto" w:line="240" w:before="20" w:after="60"/>
+        <w:ind w:left="283"/>
+        <w:rPr/>
+      </w:pPr>
+      <w:hyperlink r:id="rId20">
+        <w:r>
+          <w:rPr>
+            <w:rStyle w:val="ListLabel11"/>
+            <w:rFonts w:cs="Times New Roman"/>
+            <w:color w:val="4D4D4D"/>
+            <w:sz w:val="16"/>
+            <w:szCs w:val="16"/>
+            <w:u w:val="none"/>
+          </w:rPr>
+          <w:t>View Professional Certificate</w:t>
+        </w:r>
+      </w:hyperlink>
+    </w:p>
+    <w:p>
+      <w:pPr>
+        <w:pStyle w:val="Normal"/>
+        <w:spacing w:lineRule="auto" w:line="240" w:before="40" w:after="0"/>
+        <w:rPr/>
+      </w:pPr>
+      <w:r>
+        <w:rPr>
+          <w:rFonts w:cs="Times New Roman"/>
+          <w:b/>
+          <w:i w:val="false"/>
+          <w:color w:val="1A1A1A"/>
+          <w:sz w:val="21"/>
+          <w:szCs w:val="21"/>
+        </w:rPr>
+        <w:t>Introduction to Environmental Science</w:t>
+      </w:r>
+    </w:p>
+    <w:p>
+      <w:pPr>
+        <w:pStyle w:val="Normal"/>
+        <w:spacing w:lineRule="auto" w:line="240" w:before="0" w:after="20"/>
+        <w:rPr/>
+      </w:pPr>
+      <w:r>
+        <w:rPr>
+          <w:rFonts w:cs="Times New Roman"/>
+          <w:b w:val="false"/>
+          <w:i w:val="false"/>
+          <w:color w:val="4D4D4D"/>
+          <w:sz w:val="16"/>
+          <w:szCs w:val="16"/>
+        </w:rPr>
+        <w:t>Coursera Specialization · 3 courses</w:t>
+      </w:r>
+    </w:p>
+    <w:p>
+      <w:pPr>
+        <w:pStyle w:val="Normal"/>
+        <w:spacing w:lineRule="auto" w:line="240" w:before="0" w:after="0"/>
+        <w:ind w:left="283"/>
+        <w:rPr/>
+      </w:pPr>
+      <w:r>
+        <w:rPr>
+          <w:rFonts w:cs="Times New Roman"/>
+          <w:b w:val="false"/>
+          <w:i w:val="false"/>
+          <w:color w:val="1A1A1A"/>
+          <w:sz w:val="16"/>
+          <w:szCs w:val="16"/>
+        </w:rPr>
+        <w:t xml:space="preserve">– </w:t>
+      </w:r>
+      <w:r>
+        <w:rPr>
+          <w:rFonts w:cs="Times New Roman"/>
+          <w:b w:val="false"/>
+          <w:i w:val="false"/>
+          <w:color w:val="1A1A1A"/>
+          <w:sz w:val="16"/>
+          <w:szCs w:val="16"/>
+        </w:rPr>
+        <w:t xml:space="preserve">Environmental Science   </w:t>
+      </w:r>
+      <w:r>
+        <w:rPr>
+          <w:rFonts w:cs="Times New Roman"/>
+          <w:b w:val="false"/>
+          <w:i w:val="false"/>
+          <w:color w:val="4D4D4D"/>
+          <w:sz w:val="16"/>
+          <w:szCs w:val="16"/>
+        </w:rPr>
+        <w:t xml:space="preserve">2024 · 67L7TVDOHCS4  ·  </w:t>
+      </w:r>
+      <w:hyperlink r:id="rId21">
+        <w:r>
+          <w:rPr>
+            <w:rStyle w:val="ListLabel11"/>
+            <w:rFonts w:cs="Times New Roman"/>
+            <w:color w:val="4D4D4D"/>
+            <w:sz w:val="16"/>
+            <w:szCs w:val="16"/>
+            <w:u w:val="none"/>
+          </w:rPr>
+          <w:t>View certificate</w:t>
+        </w:r>
+      </w:hyperlink>
+    </w:p>
+    <w:p>
+      <w:pPr>
+        <w:pStyle w:val="Normal"/>
+        <w:spacing w:lineRule="auto" w:line="240" w:before="0" w:after="0"/>
+        <w:ind w:left="283"/>
+        <w:rPr/>
+      </w:pPr>
+      <w:r>
+        <w:rPr>
+          <w:rFonts w:cs="Times New Roman"/>
+          <w:b w:val="false"/>
+          <w:i w:val="false"/>
+          <w:color w:val="1A1A1A"/>
+          <w:sz w:val="16"/>
+          <w:szCs w:val="16"/>
+        </w:rPr>
+        <w:t xml:space="preserve">– </w:t>
+      </w:r>
+      <w:r>
+        <w:rPr>
+          <w:rFonts w:cs="Times New Roman"/>
+          <w:b w:val="false"/>
+          <w:i w:val="false"/>
+          <w:color w:val="1A1A1A"/>
+          <w:sz w:val="16"/>
+          <w:szCs w:val="16"/>
+        </w:rPr>
+        <w:t xml:space="preserve">Population, Food, and Soil   </w:t>
+      </w:r>
+      <w:r>
+        <w:rPr>
+          <w:rFonts w:cs="Times New Roman"/>
+          <w:b w:val="false"/>
+          <w:i w:val="false"/>
+          <w:color w:val="4D4D4D"/>
+          <w:sz w:val="16"/>
+          <w:szCs w:val="16"/>
+        </w:rPr>
+        <w:t xml:space="preserve">2024 · E1UHZEYRKK2T  ·  </w:t>
+      </w:r>
+      <w:hyperlink r:id="rId22">
+        <w:r>
+          <w:rPr>
+            <w:rStyle w:val="ListLabel11"/>
+            <w:rFonts w:cs="Times New Roman"/>
+            <w:color w:val="4D4D4D"/>
+            <w:sz w:val="16"/>
+            <w:szCs w:val="16"/>
+            <w:u w:val="none"/>
+          </w:rPr>
+          <w:t>View certificate</w:t>
+        </w:r>
+      </w:hyperlink>
+    </w:p>
+    <w:p>
+      <w:pPr>
+        <w:pStyle w:val="Normal"/>
+        <w:spacing w:lineRule="auto" w:line="240" w:before="0" w:after="0"/>
+        <w:ind w:left="283"/>
+        <w:rPr/>
+      </w:pPr>
+      <w:r>
+        <w:rPr>
+          <w:rFonts w:cs="Times New Roman"/>
+          <w:b w:val="false"/>
+          <w:i w:val="false"/>
+          <w:color w:val="1A1A1A"/>
+          <w:sz w:val="16"/>
+          <w:szCs w:val="16"/>
+        </w:rPr>
+        <w:t xml:space="preserve">– </w:t>
+      </w:r>
+      <w:r>
+        <w:rPr>
+          <w:rFonts w:cs="Times New Roman"/>
+          <w:b w:val="false"/>
+          <w:i w:val="false"/>
+          <w:color w:val="1A1A1A"/>
+          <w:sz w:val="16"/>
+          <w:szCs w:val="16"/>
+        </w:rPr>
+        <w:t xml:space="preserve">Energy and Environment   </w:t>
+      </w:r>
+      <w:r>
+        <w:rPr>
+          <w:rFonts w:cs="Times New Roman"/>
+          <w:b w:val="false"/>
+          <w:i w:val="false"/>
+          <w:color w:val="4D4D4D"/>
+          <w:sz w:val="16"/>
+          <w:szCs w:val="16"/>
+        </w:rPr>
+        <w:t xml:space="preserve">2024 · TAEBBTUG4LV3  ·  </w:t>
+      </w:r>
+      <w:hyperlink r:id="rId23">
+        <w:r>
+          <w:rPr>
+            <w:rStyle w:val="ListLabel11"/>
+            <w:rFonts w:cs="Times New Roman"/>
+            <w:color w:val="4D4D4D"/>
+            <w:sz w:val="16"/>
+            <w:szCs w:val="16"/>
+            <w:u w:val="none"/>
+          </w:rPr>
+          <w:t>View certificate</w:t>
+        </w:r>
+      </w:hyperlink>
+    </w:p>
+    <w:p>
+      <w:pPr>
+        <w:pStyle w:val="Normal"/>
+        <w:spacing w:lineRule="auto" w:line="240" w:before="20" w:after="60"/>
+        <w:ind w:left="283"/>
+        <w:rPr/>
+      </w:pPr>
+      <w:hyperlink r:id="rId24">
+        <w:r>
+          <w:rPr>
+            <w:rStyle w:val="ListLabel11"/>
+            <w:rFonts w:cs="Times New Roman"/>
+            <w:color w:val="4D4D4D"/>
+            <w:sz w:val="16"/>
+            <w:szCs w:val="16"/>
+            <w:u w:val="none"/>
+          </w:rPr>
+          <w:t>View Specialization Certificate</w:t>
+        </w:r>
+      </w:hyperlink>
+    </w:p>
+    <w:p>
+      <w:pPr>
+        <w:pStyle w:val="Normal"/>
+        <w:spacing w:lineRule="auto" w:line="240" w:before="0" w:after="0"/>
+        <w:rPr/>
+      </w:pPr>
+      <w:r>
+        <w:rPr>
+          <w:rFonts w:cs="Times New Roman"/>
+          <w:b w:val="false"/>
+          <w:i w:val="false"/>
+          <w:color w:val="1A1A1A"/>
+          <w:sz w:val="16"/>
+          <w:szCs w:val="16"/>
+        </w:rPr>
+        <w:t xml:space="preserve">Unity: Design &amp; Deform Meshes for 3D Geometry Control   </w:t>
+      </w:r>
+      <w:r>
+        <w:rPr>
+          <w:rFonts w:cs="Times New Roman"/>
+          <w:b w:val="false"/>
+          <w:i w:val="false"/>
+          <w:color w:val="4D4D4D"/>
+          <w:sz w:val="16"/>
+          <w:szCs w:val="16"/>
+        </w:rPr>
+        <w:t xml:space="preserve">EDUCBA  ·  2025 · PAOC4O9D4ALK  ·  </w:t>
+      </w:r>
+      <w:hyperlink r:id="rId25">
+        <w:r>
+          <w:rPr>
+            <w:rStyle w:val="ListLabel11"/>
+            <w:rFonts w:cs="Times New Roman"/>
+            <w:color w:val="4D4D4D"/>
+            <w:sz w:val="16"/>
+            <w:szCs w:val="16"/>
+            <w:u w:val="none"/>
+          </w:rPr>
+          <w:t>View certificate</w:t>
+        </w:r>
+      </w:hyperlink>
+    </w:p>
+    <w:p>
+      <w:pPr>
+        <w:pStyle w:val="Normal"/>
+        <w:spacing w:lineRule="auto" w:line="240" w:before="0" w:after="0"/>
+        <w:rPr/>
+      </w:pPr>
+      <w:r>
+        <w:rPr>
+          <w:rFonts w:cs="Times New Roman"/>
+          <w:b w:val="false"/>
+          <w:i w:val="false"/>
+          <w:color w:val="1A1A1A"/>
+          <w:sz w:val="16"/>
+          <w:szCs w:val="16"/>
+        </w:rPr>
+        <w:t xml:space="preserve">Sustainable Neighborhoods   </w:t>
+      </w:r>
+      <w:r>
+        <w:rPr>
+          <w:rFonts w:cs="Times New Roman"/>
+          <w:b w:val="false"/>
+          <w:i w:val="false"/>
+          <w:color w:val="4D4D4D"/>
+          <w:sz w:val="16"/>
+          <w:szCs w:val="16"/>
+        </w:rPr>
+        <w:t xml:space="preserve">Johns Hopkins University  ·  2025 · PD3013GV4N42  ·  </w:t>
+      </w:r>
+      <w:hyperlink r:id="rId26">
+        <w:r>
+          <w:rPr>
+            <w:rStyle w:val="ListLabel11"/>
+            <w:rFonts w:cs="Times New Roman"/>
+            <w:color w:val="4D4D4D"/>
+            <w:sz w:val="16"/>
+            <w:szCs w:val="16"/>
+            <w:u w:val="none"/>
+          </w:rPr>
+          <w:t>View certificate</w:t>
+        </w:r>
+      </w:hyperlink>
+    </w:p>
+    <w:p>
+      <w:pPr>
+        <w:pStyle w:val="Normal"/>
+        <w:spacing w:lineRule="auto" w:line="240" w:before="0" w:after="0"/>
+        <w:rPr/>
+      </w:pPr>
+      <w:r>
+        <w:rPr>
+          <w:rFonts w:cs="Times New Roman"/>
+          <w:b w:val="false"/>
+          <w:i w:val="false"/>
+          <w:color w:val="1A1A1A"/>
+          <w:sz w:val="16"/>
+          <w:szCs w:val="16"/>
+        </w:rPr>
+        <w:t xml:space="preserve">Sustainable Transportation Networks and Streetscapes   </w:t>
+      </w:r>
+      <w:r>
+        <w:rPr>
+          <w:rFonts w:cs="Times New Roman"/>
+          <w:b w:val="false"/>
+          <w:i w:val="false"/>
+          <w:color w:val="4D4D4D"/>
+          <w:sz w:val="16"/>
+          <w:szCs w:val="16"/>
+        </w:rPr>
+        <w:t xml:space="preserve">Johns Hopkins University  ·  2025 · BQ9NUFWQ8JHO  ·  </w:t>
+      </w:r>
+      <w:hyperlink r:id="rId27">
+        <w:r>
+          <w:rPr>
+            <w:rStyle w:val="ListLabel11"/>
+            <w:rFonts w:cs="Times New Roman"/>
+            <w:color w:val="4D4D4D"/>
+            <w:sz w:val="16"/>
+            <w:szCs w:val="16"/>
+            <w:u w:val="none"/>
+          </w:rPr>
+          <w:t>View certificate</w:t>
+        </w:r>
+      </w:hyperlink>
+    </w:p>
+    <w:p>
+      <w:pPr>
+        <w:pStyle w:val="Normal"/>
+        <w:spacing w:lineRule="auto" w:line="240" w:before="0" w:after="0"/>
+        <w:rPr/>
+      </w:pPr>
+      <w:r>
+        <w:rPr>
+          <w:rFonts w:cs="Times New Roman"/>
+          <w:b w:val="false"/>
+          <w:i w:val="false"/>
+          <w:color w:val="1A1A1A"/>
+          <w:sz w:val="16"/>
+          <w:szCs w:val="16"/>
+        </w:rPr>
+        <w:t xml:space="preserve">Wind Energy   </w:t>
+      </w:r>
+      <w:r>
+        <w:rPr>
+          <w:rFonts w:cs="Times New Roman"/>
+          <w:b w:val="false"/>
+          <w:i w:val="false"/>
+          <w:color w:val="4D4D4D"/>
+          <w:sz w:val="16"/>
+          <w:szCs w:val="16"/>
+        </w:rPr>
+        <w:t xml:space="preserve">Technical University of Denmark (DTU)  ·  2025 · BF3120EB7YPC  ·  </w:t>
+      </w:r>
+      <w:hyperlink r:id="rId28">
+        <w:r>
+          <w:rPr>
+            <w:rStyle w:val="ListLabel11"/>
+            <w:rFonts w:cs="Times New Roman"/>
+            <w:color w:val="4D4D4D"/>
+            <w:sz w:val="16"/>
+            <w:szCs w:val="16"/>
+            <w:u w:val="none"/>
+          </w:rPr>
+          <w:t>View certificate</w:t>
+        </w:r>
+      </w:hyperlink>
+    </w:p>
+    <w:p>
+      <w:pPr>
+        <w:pStyle w:val="Normal"/>
+        <w:spacing w:lineRule="auto" w:line="240" w:before="0" w:after="0"/>
+        <w:rPr/>
+      </w:pPr>
+      <w:r>
+        <w:rPr>
+          <w:rFonts w:cs="Times New Roman"/>
+          <w:b w:val="false"/>
+          <w:i w:val="false"/>
+          <w:color w:val="1A1A1A"/>
+          <w:sz w:val="16"/>
+          <w:szCs w:val="16"/>
+        </w:rPr>
+        <w:t xml:space="preserve">Sustainable Regional Principles, Planning and Transportation   </w:t>
+      </w:r>
+      <w:r>
+        <w:rPr>
+          <w:rFonts w:cs="Times New Roman"/>
+          <w:b w:val="false"/>
+          <w:i w:val="false"/>
+          <w:color w:val="4D4D4D"/>
+          <w:sz w:val="16"/>
+          <w:szCs w:val="16"/>
+        </w:rPr>
+        <w:t xml:space="preserve">Johns Hopkins University  ·  2025 · HIHAH8WSFR95  ·  </w:t>
+      </w:r>
+      <w:hyperlink r:id="rId29">
+        <w:r>
+          <w:rPr>
+            <w:rStyle w:val="ListLabel11"/>
+            <w:rFonts w:cs="Times New Roman"/>
+            <w:color w:val="4D4D4D"/>
+            <w:sz w:val="16"/>
+            <w:szCs w:val="16"/>
+            <w:u w:val="none"/>
+          </w:rPr>
+          <w:t>View certificate</w:t>
+        </w:r>
+      </w:hyperlink>
+    </w:p>
+    <w:p>
+      <w:pPr>
+        <w:pStyle w:val="Normal"/>
+        <w:spacing w:lineRule="auto" w:line="240" w:before="0" w:after="0"/>
+        <w:rPr/>
+      </w:pPr>
+      <w:r>
+        <w:rPr>
+          <w:rFonts w:cs="Times New Roman"/>
+          <w:b w:val="false"/>
+          <w:i w:val="false"/>
+          <w:color w:val="1A1A1A"/>
+          <w:sz w:val="16"/>
+          <w:szCs w:val="16"/>
+        </w:rPr>
+        <w:t xml:space="preserve">Positive Psychiatry and Mental Health   </w:t>
+      </w:r>
+      <w:r>
+        <w:rPr>
+          <w:rFonts w:cs="Times New Roman"/>
+          <w:b w:val="false"/>
+          <w:i w:val="false"/>
+          <w:color w:val="4D4D4D"/>
+          <w:sz w:val="16"/>
+          <w:szCs w:val="16"/>
+        </w:rPr>
+        <w:t xml:space="preserve">The University of Sydney  ·  2025 · LQ39UU674WEF  ·  </w:t>
+      </w:r>
+      <w:hyperlink r:id="rId30">
+        <w:r>
+          <w:rPr>
+            <w:rStyle w:val="ListLabel11"/>
+            <w:rFonts w:cs="Times New Roman"/>
+            <w:color w:val="4D4D4D"/>
+            <w:sz w:val="16"/>
+            <w:szCs w:val="16"/>
+            <w:u w:val="none"/>
+          </w:rPr>
+          <w:t>View certificate</w:t>
+        </w:r>
+      </w:hyperlink>
+    </w:p>
+    <w:p>
+      <w:pPr>
+        <w:pStyle w:val="Normal"/>
+        <w:spacing w:lineRule="auto" w:line="240" w:before="0" w:after="0"/>
+        <w:rPr/>
+      </w:pPr>
+      <w:r>
+        <w:rPr>
+          <w:rFonts w:cs="Times New Roman"/>
+          <w:b w:val="false"/>
+          <w:i w:val="false"/>
+          <w:color w:val="1A1A1A"/>
+          <w:sz w:val="16"/>
+          <w:szCs w:val="16"/>
+        </w:rPr>
+        <w:t xml:space="preserve">Firm Level Economics: Markets and Allocations   </w:t>
+      </w:r>
+      <w:r>
+        <w:rPr>
+          <w:rFonts w:cs="Times New Roman"/>
+          <w:b w:val="false"/>
+          <w:i w:val="false"/>
+          <w:color w:val="4D4D4D"/>
+          <w:sz w:val="16"/>
+          <w:szCs w:val="16"/>
+        </w:rPr>
+        <w:t xml:space="preserve">University of Illinois Urbana-Champaign  ·  2024 · XICPQ5ZM9KSV  ·  </w:t>
+      </w:r>
+      <w:hyperlink r:id="rId31">
+        <w:r>
+          <w:rPr>
+            <w:rStyle w:val="ListLabel11"/>
+            <w:rFonts w:cs="Times New Roman"/>
+            <w:color w:val="4D4D4D"/>
+            <w:sz w:val="16"/>
+            <w:szCs w:val="16"/>
+            <w:u w:val="none"/>
+          </w:rPr>
+          <w:t>View certificate</w:t>
+        </w:r>
+      </w:hyperlink>
+    </w:p>
+    <w:p>
+      <w:pPr>
+        <w:pStyle w:val="Normal"/>
+        <w:spacing w:lineRule="auto" w:line="240" w:before="0" w:after="0"/>
+        <w:rPr/>
+      </w:pPr>
+      <w:r>
+        <w:rPr>
+          <w:rFonts w:cs="Times New Roman"/>
+          <w:b w:val="false"/>
+          <w:i w:val="false"/>
+          <w:color w:val="1A1A1A"/>
+          <w:sz w:val="16"/>
+          <w:szCs w:val="16"/>
+        </w:rPr>
+        <w:t xml:space="preserve">Introduction to Web Development   </w:t>
+      </w:r>
+      <w:r>
+        <w:rPr>
+          <w:rFonts w:cs="Times New Roman"/>
+          <w:b w:val="false"/>
+          <w:i w:val="false"/>
+          <w:color w:val="4D4D4D"/>
+          <w:sz w:val="16"/>
+          <w:szCs w:val="16"/>
+        </w:rPr>
+        <w:t xml:space="preserve">University of California, Davis  ·  2024 · OISIZ0VHN9AP  ·  </w:t>
+      </w:r>
+      <w:hyperlink r:id="rId32">
+        <w:r>
+          <w:rPr>
+            <w:rStyle w:val="ListLabel11"/>
+            <w:rFonts w:cs="Times New Roman"/>
+            <w:color w:val="4D4D4D"/>
+            <w:sz w:val="16"/>
+            <w:szCs w:val="16"/>
+            <w:u w:val="none"/>
+          </w:rPr>
+          <w:t>View certificate</w:t>
+        </w:r>
+      </w:hyperlink>
+    </w:p>
+    <w:p>
+      <w:pPr>
+        <w:pStyle w:val="Normal"/>
+        <w:spacing w:lineRule="auto" w:line="240" w:before="0" w:after="0"/>
+        <w:rPr/>
+      </w:pPr>
+      <w:r>
+        <w:rPr>
+          <w:rFonts w:cs="Times New Roman"/>
+          <w:b w:val="false"/>
+          <w:i w:val="false"/>
+          <w:color w:val="1A1A1A"/>
+          <w:sz w:val="16"/>
+          <w:szCs w:val="16"/>
+        </w:rPr>
+        <w:t xml:space="preserve">How to Write and Publish a Scientific Paper   </w:t>
+      </w:r>
+      <w:r>
+        <w:rPr>
+          <w:rFonts w:cs="Times New Roman"/>
+          <w:b w:val="false"/>
+          <w:i w:val="false"/>
+          <w:color w:val="4D4D4D"/>
+          <w:sz w:val="16"/>
+          <w:szCs w:val="16"/>
+        </w:rPr>
+        <w:t xml:space="preserve">École Polytechnique  ·  2024 · TRG7BMSS8Q9I  ·  </w:t>
+      </w:r>
+      <w:hyperlink r:id="rId33">
+        <w:r>
+          <w:rPr>
+            <w:rStyle w:val="ListLabel11"/>
+            <w:rFonts w:cs="Times New Roman"/>
+            <w:color w:val="4D4D4D"/>
+            <w:sz w:val="16"/>
+            <w:szCs w:val="16"/>
+            <w:u w:val="none"/>
+          </w:rPr>
+          <w:t>View certificate</w:t>
+        </w:r>
+      </w:hyperlink>
+    </w:p>
+    <w:p>
+      <w:pPr>
+        <w:pStyle w:val="Normal"/>
+        <w:spacing w:lineRule="auto" w:line="240" w:before="0" w:after="0"/>
+        <w:rPr/>
+      </w:pPr>
+      <w:r>
+        <w:rPr>
+          <w:rFonts w:cs="Times New Roman"/>
+          <w:b w:val="false"/>
+          <w:i w:val="false"/>
+          <w:color w:val="1A1A1A"/>
+          <w:sz w:val="16"/>
+          <w:szCs w:val="16"/>
+        </w:rPr>
+        <w:t xml:space="preserve">Our Earth: Its Climate, History, and Processes   </w:t>
+      </w:r>
+      <w:r>
+        <w:rPr>
+          <w:rFonts w:cs="Times New Roman"/>
+          <w:b w:val="false"/>
+          <w:i w:val="false"/>
+          <w:color w:val="4D4D4D"/>
+          <w:sz w:val="16"/>
+          <w:szCs w:val="16"/>
+        </w:rPr>
+        <w:t xml:space="preserve">University of Manchester  ·  2023 · 6Y537YJ5QH9J  ·  </w:t>
+      </w:r>
+      <w:hyperlink r:id="rId34">
+        <w:r>
+          <w:rPr>
+            <w:rStyle w:val="ListLabel11"/>
+            <w:rFonts w:cs="Times New Roman"/>
+            <w:color w:val="4D4D4D"/>
+            <w:sz w:val="16"/>
+            <w:szCs w:val="16"/>
+            <w:u w:val="none"/>
+          </w:rPr>
+          <w:t>View certificate</w:t>
+        </w:r>
+      </w:hyperlink>
+    </w:p>
+    <w:p>
+      <w:pPr>
+        <w:pStyle w:val="Normal"/>
+        <w:spacing w:lineRule="auto" w:line="240" w:before="0" w:after="0"/>
+        <w:rPr/>
+      </w:pPr>
+      <w:r>
+        <w:rPr>
+          <w:rFonts w:cs="Times New Roman"/>
+          <w:b w:val="false"/>
+          <w:i w:val="false"/>
+          <w:color w:val="1A1A1A"/>
+          <w:sz w:val="16"/>
+          <w:szCs w:val="16"/>
+        </w:rPr>
+        <w:t xml:space="preserve">Firm Level Economics: Consumer and Producer Behavior   </w:t>
+      </w:r>
+      <w:r>
+        <w:rPr>
+          <w:rFonts w:cs="Times New Roman"/>
+          <w:b w:val="false"/>
+          <w:i w:val="false"/>
+          <w:color w:val="4D4D4D"/>
+          <w:sz w:val="16"/>
+          <w:szCs w:val="16"/>
+        </w:rPr>
+        <w:t xml:space="preserve">University of Illinois Urbana-Champaign  ·  2024 · 1JH025ZXSAFZ  ·  </w:t>
+      </w:r>
+      <w:hyperlink r:id="rId35">
+        <w:r>
+          <w:rPr>
+            <w:rStyle w:val="ListLabel11"/>
+            <w:rFonts w:cs="Times New Roman"/>
+            <w:color w:val="4D4D4D"/>
+            <w:sz w:val="16"/>
+            <w:szCs w:val="16"/>
+            <w:u w:val="none"/>
+          </w:rPr>
+          <w:t>View certificate</w:t>
+        </w:r>
+      </w:hyperlink>
+    </w:p>
+    <w:p>
+      <w:pPr>
+        <w:pStyle w:val="Normal"/>
+        <w:spacing w:lineRule="auto" w:line="240" w:before="0" w:after="0"/>
+        <w:rPr/>
+      </w:pPr>
+      <w:r>
+        <w:rPr>
+          <w:rFonts w:cs="Times New Roman"/>
+          <w:b w:val="false"/>
+          <w:i w:val="false"/>
+          <w:color w:val="1A1A1A"/>
+          <w:sz w:val="16"/>
+          <w:szCs w:val="16"/>
+        </w:rPr>
+        <w:t xml:space="preserve">Extinctions: Past, Present, &amp; Future   </w:t>
+      </w:r>
+      <w:r>
+        <w:rPr>
+          <w:rFonts w:cs="Times New Roman"/>
+          <w:b w:val="false"/>
+          <w:i w:val="false"/>
+          <w:color w:val="4D4D4D"/>
+          <w:sz w:val="16"/>
+          <w:szCs w:val="16"/>
+        </w:rPr>
+        <w:t xml:space="preserve">Emory University  ·  2023 · EK5WJUBLEB92  ·  </w:t>
+      </w:r>
+      <w:hyperlink r:id="rId36">
+        <w:r>
+          <w:rPr>
+            <w:rStyle w:val="ListLabel11"/>
+            <w:rFonts w:cs="Times New Roman"/>
+            <w:color w:val="4D4D4D"/>
+            <w:sz w:val="16"/>
+            <w:szCs w:val="16"/>
+            <w:u w:val="none"/>
+          </w:rPr>
+          <w:t>View certificate</w:t>
+        </w:r>
+      </w:hyperlink>
+    </w:p>
+    <w:p>
+      <w:pPr>
+        <w:pStyle w:val="Normal"/>
+        <w:spacing w:lineRule="auto" w:line="240" w:before="0" w:after="0"/>
+        <w:rPr/>
+      </w:pPr>
+      <w:r>
+        <w:rPr>
+          <w:rFonts w:cs="Times New Roman"/>
+          <w:b w:val="false"/>
+          <w:i w:val="false"/>
+          <w:color w:val="1A1A1A"/>
+          <w:sz w:val="16"/>
+          <w:szCs w:val="16"/>
+        </w:rPr>
+        <w:t xml:space="preserve">Electric Power Systems   </w:t>
+      </w:r>
+      <w:r>
+        <w:rPr>
+          <w:rFonts w:cs="Times New Roman"/>
+          <w:b w:val="false"/>
+          <w:i w:val="false"/>
+          <w:color w:val="4D4D4D"/>
+          <w:sz w:val="16"/>
+          <w:szCs w:val="16"/>
+        </w:rPr>
+        <w:t xml:space="preserve">University at Buffalo  ·  2023 · QFFR5N2AQ26W  ·  </w:t>
+      </w:r>
+      <w:hyperlink r:id="rId37">
+        <w:r>
+          <w:rPr>
+            <w:rStyle w:val="ListLabel11"/>
+            <w:rFonts w:cs="Times New Roman"/>
+            <w:color w:val="4D4D4D"/>
+            <w:sz w:val="16"/>
+            <w:szCs w:val="16"/>
+            <w:u w:val="none"/>
+          </w:rPr>
+          <w:t>View certificate</w:t>
+        </w:r>
+      </w:hyperlink>
+    </w:p>
+    <w:p>
+      <w:pPr>
+        <w:pStyle w:val="Normal"/>
+        <w:spacing w:lineRule="auto" w:line="240" w:before="0" w:after="0"/>
+        <w:rPr/>
+      </w:pPr>
+      <w:r>
+        <w:rPr>
+          <w:rFonts w:cs="Times New Roman"/>
+          <w:b w:val="false"/>
+          <w:i w:val="false"/>
+          <w:color w:val="1A1A1A"/>
+          <w:sz w:val="16"/>
+          <w:szCs w:val="16"/>
+        </w:rPr>
+        <w:t xml:space="preserve">Build a Full Website using WordPress   </w:t>
+      </w:r>
+      <w:r>
+        <w:rPr>
+          <w:rFonts w:cs="Times New Roman"/>
+          <w:b w:val="false"/>
+          <w:i w:val="false"/>
+          <w:color w:val="4D4D4D"/>
+          <w:sz w:val="16"/>
+          <w:szCs w:val="16"/>
+        </w:rPr>
+        <w:t xml:space="preserve">Coursera  ·  2023 · FLH3PRW9CBDC  ·  </w:t>
+      </w:r>
+      <w:hyperlink r:id="rId38">
+        <w:r>
+          <w:rPr>
+            <w:rStyle w:val="ListLabel11"/>
+            <w:rFonts w:cs="Times New Roman"/>
+            <w:color w:val="4D4D4D"/>
+            <w:sz w:val="16"/>
+            <w:szCs w:val="16"/>
+            <w:u w:val="none"/>
+          </w:rPr>
+          <w:t>View certificate</w:t>
+        </w:r>
+      </w:hyperlink>
+    </w:p>
+    <w:p>
+      <w:pPr>
+        <w:pStyle w:val="Normal"/>
+        <w:spacing w:lineRule="auto" w:line="240" w:before="0" w:after="0"/>
+        <w:rPr/>
+      </w:pPr>
+      <w:r>
+        <w:rPr>
+          <w:rFonts w:cs="Times New Roman"/>
+          <w:b w:val="false"/>
+          <w:i w:val="false"/>
+          <w:color w:val="1A1A1A"/>
+          <w:sz w:val="16"/>
+          <w:szCs w:val="16"/>
+        </w:rPr>
+        <w:t xml:space="preserve">Introduction to GIS Mapping   </w:t>
+      </w:r>
+      <w:r>
+        <w:rPr>
+          <w:rFonts w:cs="Times New Roman"/>
+          <w:b w:val="false"/>
+          <w:i w:val="false"/>
+          <w:color w:val="4D4D4D"/>
+          <w:sz w:val="16"/>
+          <w:szCs w:val="16"/>
+        </w:rPr>
+        <w:t xml:space="preserve">University of Toronto  ·  2023 · RXDSMTEBNYCY  ·  </w:t>
+      </w:r>
+      <w:hyperlink r:id="rId39">
+        <w:r>
+          <w:rPr>
+            <w:rStyle w:val="ListLabel11"/>
+            <w:rFonts w:cs="Times New Roman"/>
+            <w:color w:val="4D4D4D"/>
+            <w:sz w:val="16"/>
+            <w:szCs w:val="16"/>
+            <w:u w:val="none"/>
+          </w:rPr>
+          <w:t>View certificate</w:t>
+        </w:r>
+      </w:hyperlink>
+    </w:p>
+    <w:p>
+      <w:pPr>
+        <w:pStyle w:val="Normal"/>
+        <w:spacing w:lineRule="auto" w:line="240" w:before="0" w:after="0"/>
+        <w:rPr/>
+      </w:pPr>
+      <w:r>
+        <w:rPr>
+          <w:rFonts w:cs="Times New Roman"/>
+          <w:b w:val="false"/>
+          <w:i w:val="false"/>
+          <w:color w:val="1A1A1A"/>
+          <w:sz w:val="16"/>
+          <w:szCs w:val="16"/>
+        </w:rPr>
+        <w:t xml:space="preserve">Solar Energy Basics   </w:t>
+      </w:r>
+      <w:r>
+        <w:rPr>
+          <w:rFonts w:cs="Times New Roman"/>
+          <w:b w:val="false"/>
+          <w:i w:val="false"/>
+          <w:color w:val="4D4D4D"/>
+          <w:sz w:val="16"/>
+          <w:szCs w:val="16"/>
+        </w:rPr>
+        <w:t xml:space="preserve">The State University of New York  ·  2023 · PTMSZ9B6KQ8F  ·  </w:t>
+      </w:r>
+      <w:hyperlink r:id="rId40">
+        <w:r>
+          <w:rPr>
+            <w:rStyle w:val="ListLabel11"/>
+            <w:rFonts w:cs="Times New Roman"/>
+            <w:color w:val="4D4D4D"/>
+            <w:sz w:val="16"/>
+            <w:szCs w:val="16"/>
+            <w:u w:val="none"/>
+          </w:rPr>
+          <w:t>View certificate</w:t>
+        </w:r>
+      </w:hyperlink>
+    </w:p>
+    <w:p>
+      <w:pPr>
+        <w:pStyle w:val="Normal"/>
+        <w:spacing w:lineRule="auto" w:line="240" w:before="0" w:after="0"/>
+        <w:rPr/>
+      </w:pPr>
+      <w:r>
+        <w:rPr>
+          <w:rFonts w:cs="Times New Roman"/>
+          <w:b w:val="false"/>
+          <w:i w:val="false"/>
+          <w:color w:val="1A1A1A"/>
+          <w:sz w:val="16"/>
+          <w:szCs w:val="16"/>
+        </w:rPr>
+        <w:t xml:space="preserve">COVID-19 Contact Tracing   </w:t>
+      </w:r>
+      <w:r>
+        <w:rPr>
+          <w:rFonts w:cs="Times New Roman"/>
+          <w:b w:val="false"/>
+          <w:i w:val="false"/>
+          <w:color w:val="4D4D4D"/>
+          <w:sz w:val="16"/>
+          <w:szCs w:val="16"/>
+        </w:rPr>
+        <w:t xml:space="preserve">Johns Hopkins University  ·  2023 · CTXPE9DBBSWB  ·  </w:t>
+      </w:r>
+      <w:hyperlink r:id="rId41">
+        <w:r>
+          <w:rPr>
+            <w:rStyle w:val="ListLabel11"/>
+            <w:rFonts w:cs="Times New Roman"/>
+            <w:color w:val="4D4D4D"/>
+            <w:sz w:val="16"/>
+            <w:szCs w:val="16"/>
+            <w:u w:val="none"/>
+          </w:rPr>
+          <w:t>View certificate</w:t>
+        </w:r>
+      </w:hyperlink>
+    </w:p>
+    <w:p>
+      <w:pPr>
+        <w:pStyle w:val="Normal"/>
+        <w:spacing w:lineRule="auto" w:line="240" w:before="0" w:after="0"/>
+        <w:rPr/>
+      </w:pPr>
+      <w:r>
+        <w:rPr>
+          <w:rFonts w:cs="Times New Roman"/>
+          <w:b w:val="false"/>
+          <w:i w:val="false"/>
+          <w:color w:val="1A1A1A"/>
+          <w:sz w:val="16"/>
+          <w:szCs w:val="16"/>
+        </w:rPr>
+        <w:t xml:space="preserve">Oil &amp; Gas Industry Operations and Markets   </w:t>
+      </w:r>
+      <w:r>
+        <w:rPr>
+          <w:rFonts w:cs="Times New Roman"/>
+          <w:b w:val="false"/>
+          <w:i w:val="false"/>
+          <w:color w:val="4D4D4D"/>
+          <w:sz w:val="16"/>
+          <w:szCs w:val="16"/>
+        </w:rPr>
+        <w:t xml:space="preserve">Duke University  ·  2023 · G7DYSPR7M3RR  ·  </w:t>
+      </w:r>
+      <w:hyperlink r:id="rId42">
+        <w:r>
+          <w:rPr>
+            <w:rStyle w:val="ListLabel11"/>
+            <w:rFonts w:cs="Times New Roman"/>
+            <w:color w:val="4D4D4D"/>
+            <w:sz w:val="16"/>
+            <w:szCs w:val="16"/>
+            <w:u w:val="none"/>
+          </w:rPr>
+          <w:t>View certificate</w:t>
+        </w:r>
+      </w:hyperlink>
+    </w:p>
+    <w:p>
+      <w:pPr>
+        <w:pStyle w:val="Normal"/>
+        <w:spacing w:lineRule="auto" w:line="240" w:before="0" w:after="0"/>
+        <w:rPr/>
+      </w:pPr>
+      <w:r>
+        <w:rPr>
+          <w:rFonts w:cs="Times New Roman"/>
+          <w:b w:val="false"/>
+          <w:i w:val="false"/>
+          <w:color w:val="1A1A1A"/>
+          <w:sz w:val="16"/>
+          <w:szCs w:val="16"/>
+        </w:rPr>
+        <w:t xml:space="preserve">High Stakes Leadership: Leading in Times of Crisis   </w:t>
+      </w:r>
+      <w:r>
+        <w:rPr>
+          <w:rFonts w:cs="Times New Roman"/>
+          <w:b w:val="false"/>
+          <w:i w:val="false"/>
+          <w:color w:val="4D4D4D"/>
+          <w:sz w:val="16"/>
+          <w:szCs w:val="16"/>
+        </w:rPr>
+        <w:t xml:space="preserve">University of Michigan  ·  2023 · XWTEBYE99LJU  ·  </w:t>
+      </w:r>
+      <w:hyperlink r:id="rId43">
+        <w:r>
+          <w:rPr>
+            <w:rStyle w:val="ListLabel11"/>
+            <w:rFonts w:cs="Times New Roman"/>
+            <w:color w:val="4D4D4D"/>
+            <w:sz w:val="16"/>
+            <w:szCs w:val="16"/>
+            <w:u w:val="none"/>
+          </w:rPr>
+          <w:t>View certificate</w:t>
+        </w:r>
+      </w:hyperlink>
+    </w:p>
     <w:sectPr>
-      <w:footerReference w:type="even" r:id="rId7"/>
-      <w:footerReference w:type="default" r:id="rId8"/>
-      <w:footerReference w:type="first" r:id="rId9"/>
+      <w:footerReference w:type="even" r:id="rId44"/>
+      <w:footerReference w:type="default" r:id="rId45"/>
+      <w:footerReference w:type="first" r:id="rId46"/>
       <w:type w:val="nextPage"/>
       <w:pgSz w:w="11906" w:h="16838"/>
       <w:pgMar w:left="794" w:right="794" w:gutter="0" w:header="0" w:top="720" w:footer="283" w:bottom="720"/>

--- a/assets/files/Aria-CV-En.docx
+++ b/assets/files/Aria-CV-En.docx
@@ -1694,7 +1694,7 @@
           <w:sz w:val="23"/>
           <w:szCs w:val="23"/>
         </w:rPr>
-        <w:t>SKILLS</w:t>
+        <w:t>TECHNICAL &amp; SPECIALIZED SKILLS</w:t>
       </w:r>
     </w:p>
     <w:p>
@@ -1713,7 +1713,7 @@
           <w:sz w:val="21"/>
           <w:szCs w:val="21"/>
         </w:rPr>
-        <w:t xml:space="preserve">Programming Languages:  </w:t>
+        <w:t xml:space="preserve">Earth Sciences &amp; Petroleum Geology:  </w:t>
       </w:r>
       <w:r>
         <w:rPr>
@@ -1724,7 +1724,7 @@
           <w:sz w:val="21"/>
           <w:szCs w:val="21"/>
         </w:rPr>
-        <w:t>Python  •  JavaScript  •  PHP  •  C#  •  SQL</w:t>
+        <w:t>Petroleum Geology  •  Geochemistry  •  Petrography &amp; Thin-Section Analysis  •  Geological Mapping  •  Geological Data Interpretation  •  Sedimentology &amp; Stratigraphy  •  Structural Geology &amp; Tectonics</w:t>
       </w:r>
     </w:p>
     <w:p>
@@ -1743,7 +1743,7 @@
           <w:sz w:val="21"/>
           <w:szCs w:val="21"/>
         </w:rPr>
-        <w:t xml:space="preserve">Other Skills:  </w:t>
+        <w:t xml:space="preserve">Geoscience-Specific Software &amp; Tools:  </w:t>
       </w:r>
       <w:r>
         <w:rPr>
@@ -1754,7 +1754,97 @@
           <w:sz w:val="21"/>
           <w:szCs w:val="21"/>
         </w:rPr>
-        <w:t>Scientific Editing  •  Academic Publishing  •  LaTeX  •  Git  •  Docker</w:t>
+        <w:t>ArcGIS / ArcGIS Pro  •  QGIS  •  Google Earth Engine  •  ENVI  •  RockWorks  •  Petrel</w:t>
+      </w:r>
+    </w:p>
+    <w:p>
+      <w:pPr>
+        <w:pStyle w:val="Normal"/>
+        <w:spacing w:lineRule="auto" w:line="240" w:before="20" w:after="0"/>
+        <w:jc w:val="both"/>
+        <w:rPr/>
+      </w:pPr>
+      <w:r>
+        <w:rPr>
+          <w:rFonts w:cs="Times New Roman"/>
+          <w:b/>
+          <w:i w:val="false"/>
+          <w:color w:val="1A1A1A"/>
+          <w:sz w:val="21"/>
+          <w:szCs w:val="21"/>
+        </w:rPr>
+        <w:t xml:space="preserve">Programming, Computing &amp; Data Analysis:  </w:t>
+      </w:r>
+      <w:r>
+        <w:rPr>
+          <w:rFonts w:cs="Times New Roman"/>
+          <w:b w:val="false"/>
+          <w:i w:val="false"/>
+          <w:color w:val="1A1A1A"/>
+          <w:sz w:val="21"/>
+          <w:szCs w:val="21"/>
+        </w:rPr>
+        <w:t>Python  •  MATLAB  •  C#  •  JavaScript  •  PHP  •  Bash / Shell Scripting  •  Data Analysis &amp; Visualization  •  Geoscientific Data Modeling &amp; Analysis  •  Large-Scale Data Processing  •  High-Performance Computing (HPC)</w:t>
+      </w:r>
+    </w:p>
+    <w:p>
+      <w:pPr>
+        <w:pStyle w:val="Normal"/>
+        <w:spacing w:lineRule="auto" w:line="240" w:before="20" w:after="0"/>
+        <w:jc w:val="both"/>
+        <w:rPr/>
+      </w:pPr>
+      <w:r>
+        <w:rPr>
+          <w:rFonts w:cs="Times New Roman"/>
+          <w:b/>
+          <w:i w:val="false"/>
+          <w:color w:val="1A1A1A"/>
+          <w:sz w:val="21"/>
+          <w:szCs w:val="21"/>
+        </w:rPr>
+        <w:t xml:space="preserve">Infrastructure, Systems &amp; Networking:  </w:t>
+      </w:r>
+      <w:r>
+        <w:rPr>
+          <w:rFonts w:cs="Times New Roman"/>
+          <w:b w:val="false"/>
+          <w:i w:val="false"/>
+          <w:color w:val="1A1A1A"/>
+          <w:sz w:val="21"/>
+          <w:szCs w:val="21"/>
+        </w:rPr>
+        <w:t>Linux  •  Linux System Administration  •  Server Administration  •  Computer Networking  •  Network Infrastructure Management  •  Virtualization &amp; Virtual Machine Management  •  Data Center Infrastructure  •  Server &amp; Compute Resource Management</w:t>
+      </w:r>
+    </w:p>
+    <w:p>
+      <w:pPr>
+        <w:pStyle w:val="Normal"/>
+        <w:spacing w:lineRule="auto" w:line="240" w:before="20" w:after="0"/>
+        <w:jc w:val="both"/>
+        <w:rPr/>
+      </w:pPr>
+      <w:r>
+        <w:rPr>
+          <w:rFonts w:cs="Times New Roman"/>
+          <w:b/>
+          <w:i w:val="false"/>
+          <w:color w:val="1A1A1A"/>
+          <w:sz w:val="21"/>
+          <w:szCs w:val="21"/>
+        </w:rPr>
+        <w:t xml:space="preserve">General Software &amp; Productivity Tools:  </w:t>
+      </w:r>
+      <w:r>
+        <w:rPr>
+          <w:rFonts w:cs="Times New Roman"/>
+          <w:b w:val="false"/>
+          <w:i w:val="false"/>
+          <w:color w:val="1A1A1A"/>
+          <w:sz w:val="21"/>
+          <w:szCs w:val="21"/>
+        </w:rPr>
+        <w:t>Microsoft Office (Word, Excel, PowerPoint)  •  Git  •  GitHub  •  Command-Line Environments  •  Technical Documentation</w:t>
       </w:r>
     </w:p>
     <w:p>
@@ -1775,43 +1865,32 @@
           <w:sz w:val="23"/>
           <w:szCs w:val="23"/>
         </w:rPr>
-        <w:t>SOFTWARE</w:t>
+        <w:t>LANGUAGES</w:t>
       </w:r>
     </w:p>
     <w:p>
       <w:pPr>
         <w:pStyle w:val="Normal"/>
-        <w:spacing w:lineRule="auto" w:line="240" w:before="20" w:after="0"/>
+        <w:spacing w:lineRule="auto" w:line="240" w:before="0" w:after="20"/>
         <w:jc w:val="both"/>
         <w:rPr/>
       </w:pPr>
       <w:r>
         <w:rPr>
           <w:rFonts w:cs="Times New Roman"/>
-          <w:b/>
+          <w:b w:val="false"/>
           <w:i w:val="false"/>
           <w:color w:val="1A1A1A"/>
           <w:sz w:val="21"/>
           <w:szCs w:val="21"/>
         </w:rPr>
-        <w:t xml:space="preserve">Geological Software:  </w:t>
-      </w:r>
-      <w:r>
-        <w:rPr>
-          <w:rFonts w:cs="Times New Roman"/>
-          <w:b w:val="false"/>
-          <w:i w:val="false"/>
-          <w:color w:val="1A1A1A"/>
-          <w:sz w:val="21"/>
-          <w:szCs w:val="21"/>
-        </w:rPr>
-        <w:t>ArcGIS  •  QGIS  •  RockWorks  •  Surfer</w:t>
+        <w:t>Persian – Native   |   English – Professional Working Proficiency   |   French – Learning</w:t>
       </w:r>
     </w:p>
     <w:p>
       <w:pPr>
         <w:pStyle w:val="Normal"/>
-        <w:spacing w:lineRule="auto" w:line="240" w:before="20" w:after="0"/>
+        <w:spacing w:lineRule="auto" w:line="240" w:before="0" w:after="0"/>
         <w:jc w:val="both"/>
         <w:rPr/>
       </w:pPr>
@@ -1820,43 +1899,22 @@
           <w:rFonts w:cs="Times New Roman"/>
           <w:b/>
           <w:i w:val="false"/>
-          <w:color w:val="1A1A1A"/>
-          <w:sz w:val="21"/>
-          <w:szCs w:val="21"/>
-        </w:rPr>
-        <w:t xml:space="preserve">Web Technologies:  </w:t>
-      </w:r>
-      <w:r>
-        <w:rPr>
-          <w:rFonts w:cs="Times New Roman"/>
-          <w:b w:val="false"/>
-          <w:i w:val="false"/>
-          <w:color w:val="1A1A1A"/>
-          <w:sz w:val="21"/>
-          <w:szCs w:val="21"/>
-        </w:rPr>
-        <w:t>HTML5  •  CSS3  •  Bootstrap  •  WordPress  •  Laravel</w:t>
-      </w:r>
-    </w:p>
-    <w:p>
-      <w:pPr>
-        <w:pStyle w:val="Normal"/>
-        <w:pBdr>
-          <w:bottom w:val="single" w:sz="4" w:space="2" w:color="333333"/>
-        </w:pBdr>
-        <w:spacing w:lineRule="auto" w:line="240" w:before="60" w:after="60"/>
-        <w:rPr/>
-      </w:pPr>
-      <w:r>
-        <w:rPr>
-          <w:rFonts w:cs="Times New Roman"/>
-          <w:b/>
-          <w:i w:val="false"/>
-          <w:color w:val="1F4E79"/>
-          <w:sz w:val="23"/>
-          <w:szCs w:val="23"/>
-        </w:rPr>
-        <w:t>LANGUAGES</w:t>
+          <w:color w:val="4D4D4D"/>
+          <w:sz w:val="16"/>
+          <w:szCs w:val="16"/>
+        </w:rPr>
+        <w:t xml:space="preserve">GRE General Test  </w:t>
+      </w:r>
+      <w:r>
+        <w:rPr>
+          <w:rFonts w:cs="Times New Roman"/>
+          <w:b w:val="false"/>
+          <w:i w:val="false"/>
+          <w:color w:val="4D4D4D"/>
+          <w:sz w:val="16"/>
+          <w:szCs w:val="16"/>
+        </w:rPr>
+        <w:t>Dec 11, 2024 – Dec 11, 2029  ·  Verbal Reasoning 166/170 · Quantitative Reasoning 166/170 · Analytical Writing 4.0/6.0 (63rd percentile)</w:t>
       </w:r>
     </w:p>
     <w:p>
@@ -1869,13 +1927,24 @@
       <w:r>
         <w:rPr>
           <w:rFonts w:cs="Times New Roman"/>
-          <w:b w:val="false"/>
-          <w:i w:val="false"/>
-          <w:color w:val="1A1A1A"/>
-          <w:sz w:val="21"/>
-          <w:szCs w:val="21"/>
-        </w:rPr>
-        <w:t>Persian – Native   |   English – Professional Working Proficiency   |   French – Learning</w:t>
+          <w:b/>
+          <w:i w:val="false"/>
+          <w:color w:val="4D4D4D"/>
+          <w:sz w:val="16"/>
+          <w:szCs w:val="16"/>
+        </w:rPr>
+        <w:t xml:space="preserve">TOEFL iBT  </w:t>
+      </w:r>
+      <w:r>
+        <w:rPr>
+          <w:rFonts w:cs="Times New Roman"/>
+          <w:b w:val="false"/>
+          <w:i w:val="false"/>
+          <w:color w:val="4D4D4D"/>
+          <w:sz w:val="16"/>
+          <w:szCs w:val="16"/>
+        </w:rPr>
+        <w:t>Jan 1, 2025  ·  Total Score 102/120 · Reading 30/30 · Listening 27/30 · Writing 28/30 · Speaking 17/30</w:t>
       </w:r>
     </w:p>
     <w:p>
@@ -1918,7 +1987,7 @@
           <w:sz w:val="21"/>
           <w:szCs w:val="21"/>
         </w:rPr>
-        <w:t>Secretary and Website Administrator</w:t>
+        <w:t>Executive Secretary and Website Manager of the Iranian Geological Society</w:t>
       </w:r>
       <w:r>
         <w:rPr>
@@ -2012,7 +2081,7 @@
           <w:sz w:val="23"/>
           <w:szCs w:val="23"/>
         </w:rPr>
-        <w:t>VOLUNTEER ACTIVITIES</w:t>
+        <w:t>VOLUNTARY &amp; SOCIAL ACTIVITIES</w:t>
       </w:r>
     </w:p>
     <w:p>
@@ -2034,7 +2103,20 @@
           <w:sz w:val="21"/>
           <w:szCs w:val="21"/>
         </w:rPr>
-        <w:t>Member, Iran Organ Donation Association</w:t>
+        <w:t>Volunteer Supporting Mahak Hospital and Rehabilitation Complex &amp; Patients</w:t>
+      </w:r>
+      <w:r>
+        <w:rPr>
+          <w:rFonts w:cs="Times New Roman"/>
+          <w:b w:val="false"/>
+          <w:i w:val="false"/>
+          <w:color w:val="4D4D4D"/>
+          <w:spacing w:val="-3"/>
+          <w:sz w:val="21"/>
+          <w:szCs w:val="21"/>
+        </w:rPr>
+        <w:tab/>
+        <w:t>Mar 2023 – Present</w:t>
       </w:r>
     </w:p>
     <w:p>
@@ -2053,7 +2135,331 @@
           <w:sz w:val="21"/>
           <w:szCs w:val="21"/>
         </w:rPr>
-        <w:t>Membership number to be added</w:t>
+        <w:t>MAHAK Charity — The Society to Support Children Suffering from Cancer</w:t>
+      </w:r>
+    </w:p>
+    <w:p>
+      <w:pPr>
+        <w:pStyle w:val="Normal"/>
+        <w:spacing w:lineRule="auto" w:line="240" w:before="0" w:after="40"/>
+        <w:rPr/>
+      </w:pPr>
+      <w:r>
+        <w:rPr>
+          <w:rFonts w:cs="Times New Roman"/>
+          <w:b w:val="false"/>
+          <w:i w:val="false"/>
+          <w:color w:val="4D4D4D"/>
+          <w:sz w:val="16"/>
+          <w:szCs w:val="16"/>
+        </w:rPr>
+        <w:t>Disaster and Humanitarian Relief · MAHAK ID: 020175959 · MAHAK Membership No.: 10704</w:t>
+      </w:r>
+    </w:p>
+    <w:p>
+      <w:pPr>
+        <w:pStyle w:val="Normal"/>
+        <w:tabs>
+          <w:tab w:val="clear" w:pos="720"/>
+          <w:tab w:val="right" w:pos="10318" w:leader="none"/>
+        </w:tabs>
+        <w:spacing w:lineRule="auto" w:line="240" w:before="0" w:after="0"/>
+        <w:rPr/>
+      </w:pPr>
+      <w:r>
+        <w:rPr>
+          <w:rFonts w:cs="Times New Roman"/>
+          <w:b/>
+          <w:i w:val="false"/>
+          <w:color w:val="1A1A1A"/>
+          <w:sz w:val="21"/>
+          <w:szCs w:val="21"/>
+        </w:rPr>
+        <w:t>Organ Donation Ambassador</w:t>
+      </w:r>
+      <w:r>
+        <w:rPr>
+          <w:rFonts w:cs="Times New Roman"/>
+          <w:b w:val="false"/>
+          <w:i w:val="false"/>
+          <w:color w:val="4D4D4D"/>
+          <w:spacing w:val="-3"/>
+          <w:sz w:val="21"/>
+          <w:szCs w:val="21"/>
+        </w:rPr>
+        <w:tab/>
+        <w:t>Apr 2023 – Present</w:t>
+      </w:r>
+    </w:p>
+    <w:p>
+      <w:pPr>
+        <w:pStyle w:val="Normal"/>
+        <w:spacing w:lineRule="auto" w:line="240" w:before="0" w:after="0"/>
+        <w:jc w:val="both"/>
+        <w:rPr/>
+      </w:pPr>
+      <w:r>
+        <w:rPr>
+          <w:rFonts w:cs="Times New Roman"/>
+          <w:b w:val="false"/>
+          <w:i/>
+          <w:color w:val="4D4D4D"/>
+          <w:sz w:val="21"/>
+          <w:szCs w:val="21"/>
+        </w:rPr>
+        <w:t>Iranian Society of Organ Donation</w:t>
+      </w:r>
+    </w:p>
+    <w:p>
+      <w:pPr>
+        <w:pStyle w:val="Normal"/>
+        <w:spacing w:lineRule="auto" w:line="240" w:before="0" w:after="40"/>
+        <w:rPr/>
+      </w:pPr>
+      <w:r>
+        <w:rPr>
+          <w:rFonts w:cs="Times New Roman"/>
+          <w:b w:val="false"/>
+          <w:i w:val="false"/>
+          <w:color w:val="4D4D4D"/>
+          <w:sz w:val="16"/>
+          <w:szCs w:val="16"/>
+        </w:rPr>
+        <w:t>Health</w:t>
+      </w:r>
+    </w:p>
+    <w:p>
+      <w:pPr>
+        <w:pStyle w:val="Normal"/>
+        <w:tabs>
+          <w:tab w:val="clear" w:pos="720"/>
+          <w:tab w:val="right" w:pos="10318" w:leader="none"/>
+        </w:tabs>
+        <w:spacing w:lineRule="auto" w:line="240" w:before="0" w:after="0"/>
+        <w:rPr/>
+      </w:pPr>
+      <w:r>
+        <w:rPr>
+          <w:rFonts w:cs="Times New Roman"/>
+          <w:b/>
+          <w:i w:val="false"/>
+          <w:color w:val="1A1A1A"/>
+          <w:sz w:val="21"/>
+          <w:szCs w:val="21"/>
+        </w:rPr>
+        <w:t>Organ Donation Volunteer</w:t>
+      </w:r>
+      <w:r>
+        <w:rPr>
+          <w:rFonts w:cs="Times New Roman"/>
+          <w:b w:val="false"/>
+          <w:i w:val="false"/>
+          <w:color w:val="4D4D4D"/>
+          <w:spacing w:val="-3"/>
+          <w:sz w:val="21"/>
+          <w:szCs w:val="21"/>
+        </w:rPr>
+        <w:tab/>
+        <w:t>Aug 2019 – Present</w:t>
+      </w:r>
+    </w:p>
+    <w:p>
+      <w:pPr>
+        <w:pStyle w:val="Normal"/>
+        <w:spacing w:lineRule="auto" w:line="240" w:before="0" w:after="0"/>
+        <w:jc w:val="both"/>
+        <w:rPr/>
+      </w:pPr>
+      <w:r>
+        <w:rPr>
+          <w:rFonts w:cs="Times New Roman"/>
+          <w:b w:val="false"/>
+          <w:i/>
+          <w:color w:val="4D4D4D"/>
+          <w:sz w:val="21"/>
+          <w:szCs w:val="21"/>
+        </w:rPr>
+        <w:t>Iranian Society of Organ Donation</w:t>
+      </w:r>
+    </w:p>
+    <w:p>
+      <w:pPr>
+        <w:pStyle w:val="Normal"/>
+        <w:spacing w:lineRule="auto" w:line="240" w:before="0" w:after="40"/>
+        <w:rPr/>
+      </w:pPr>
+      <w:r>
+        <w:rPr>
+          <w:rFonts w:cs="Times New Roman"/>
+          <w:b w:val="false"/>
+          <w:i w:val="false"/>
+          <w:color w:val="4D4D4D"/>
+          <w:sz w:val="16"/>
+          <w:szCs w:val="16"/>
+        </w:rPr>
+        <w:t>Disaster and Humanitarian Relief · Membership No.: 3751462 (ehda.ir)</w:t>
+      </w:r>
+    </w:p>
+    <w:p>
+      <w:pPr>
+        <w:pStyle w:val="Normal"/>
+        <w:tabs>
+          <w:tab w:val="clear" w:pos="720"/>
+          <w:tab w:val="right" w:pos="10318" w:leader="none"/>
+        </w:tabs>
+        <w:spacing w:lineRule="auto" w:line="240" w:before="0" w:after="0"/>
+        <w:rPr/>
+      </w:pPr>
+      <w:r>
+        <w:rPr>
+          <w:rFonts w:cs="Times New Roman"/>
+          <w:b/>
+          <w:i w:val="false"/>
+          <w:color w:val="1A1A1A"/>
+          <w:sz w:val="21"/>
+          <w:szCs w:val="21"/>
+        </w:rPr>
+        <w:t>Volunteer</w:t>
+      </w:r>
+      <w:r>
+        <w:rPr>
+          <w:rFonts w:cs="Times New Roman"/>
+          <w:b w:val="false"/>
+          <w:i w:val="false"/>
+          <w:color w:val="4D4D4D"/>
+          <w:spacing w:val="-3"/>
+          <w:sz w:val="21"/>
+          <w:szCs w:val="21"/>
+        </w:rPr>
+        <w:tab/>
+        <w:t>Apr 2023 – Present</w:t>
+      </w:r>
+    </w:p>
+    <w:p>
+      <w:pPr>
+        <w:pStyle w:val="Normal"/>
+        <w:spacing w:lineRule="auto" w:line="240" w:before="0" w:after="0"/>
+        <w:jc w:val="both"/>
+        <w:rPr/>
+      </w:pPr>
+      <w:r>
+        <w:rPr>
+          <w:rFonts w:cs="Times New Roman"/>
+          <w:b w:val="false"/>
+          <w:i/>
+          <w:color w:val="4D4D4D"/>
+          <w:sz w:val="21"/>
+          <w:szCs w:val="21"/>
+        </w:rPr>
+        <w:t>Iranian Red Crescent Society Innovation Center</w:t>
+      </w:r>
+    </w:p>
+    <w:p>
+      <w:pPr>
+        <w:pStyle w:val="Normal"/>
+        <w:spacing w:lineRule="auto" w:line="240" w:before="0" w:after="40"/>
+        <w:rPr/>
+      </w:pPr>
+      <w:r>
+        <w:rPr>
+          <w:rFonts w:cs="Times New Roman"/>
+          <w:b w:val="false"/>
+          <w:i w:val="false"/>
+          <w:color w:val="4D4D4D"/>
+          <w:sz w:val="16"/>
+          <w:szCs w:val="16"/>
+        </w:rPr>
+        <w:t>Disaster and Humanitarian Relief</w:t>
+      </w:r>
+    </w:p>
+    <w:p>
+      <w:pPr>
+        <w:pStyle w:val="Normal"/>
+        <w:tabs>
+          <w:tab w:val="clear" w:pos="720"/>
+          <w:tab w:val="right" w:pos="10318" w:leader="none"/>
+        </w:tabs>
+        <w:spacing w:lineRule="auto" w:line="240" w:before="0" w:after="0"/>
+        <w:rPr/>
+      </w:pPr>
+      <w:r>
+        <w:rPr>
+          <w:rFonts w:cs="Times New Roman"/>
+          <w:b/>
+          <w:i w:val="false"/>
+          <w:color w:val="1A1A1A"/>
+          <w:sz w:val="21"/>
+          <w:szCs w:val="21"/>
+        </w:rPr>
+        <w:t>Benevolent Member</w:t>
+      </w:r>
+      <w:r>
+        <w:rPr>
+          <w:rFonts w:cs="Times New Roman"/>
+          <w:b w:val="false"/>
+          <w:i w:val="false"/>
+          <w:color w:val="4D4D4D"/>
+          <w:spacing w:val="-3"/>
+          <w:sz w:val="21"/>
+          <w:szCs w:val="21"/>
+        </w:rPr>
+        <w:tab/>
+        <w:t>Apr 2023 – Present</w:t>
+      </w:r>
+    </w:p>
+    <w:p>
+      <w:pPr>
+        <w:pStyle w:val="Normal"/>
+        <w:spacing w:lineRule="auto" w:line="240" w:before="0" w:after="0"/>
+        <w:jc w:val="both"/>
+        <w:rPr/>
+      </w:pPr>
+      <w:r>
+        <w:rPr>
+          <w:rFonts w:cs="Times New Roman"/>
+          <w:b w:val="false"/>
+          <w:i/>
+          <w:color w:val="4D4D4D"/>
+          <w:sz w:val="21"/>
+          <w:szCs w:val="21"/>
+        </w:rPr>
+        <w:t>Raad Charity</w:t>
+      </w:r>
+    </w:p>
+    <w:p>
+      <w:pPr>
+        <w:pStyle w:val="Normal"/>
+        <w:spacing w:lineRule="auto" w:line="240" w:before="0" w:after="0"/>
+        <w:rPr/>
+      </w:pPr>
+      <w:r>
+        <w:rPr>
+          <w:rFonts w:cs="Times New Roman"/>
+          <w:b w:val="false"/>
+          <w:i w:val="false"/>
+          <w:color w:val="4D4D4D"/>
+          <w:sz w:val="16"/>
+          <w:szCs w:val="16"/>
+        </w:rPr>
+        <w:t>Veteran Support &amp; Physical Disability Support · Membership No.: 421297</w:t>
+      </w:r>
+    </w:p>
+    <w:p>
+      <w:pPr>
+        <w:pStyle w:val="Normal"/>
+        <w:spacing w:lineRule="auto" w:line="240" w:before="0" w:after="40"/>
+        <w:rPr/>
+      </w:pPr>
+      <w:r>
+        <w:rPr>
+          <w:rFonts w:cs="Times New Roman"/>
+          <w:b w:val="false"/>
+          <w:i w:val="false"/>
+          <w:color w:val="4D4D4D"/>
+          <w:sz w:val="16"/>
+          <w:szCs w:val="16"/>
+        </w:rPr>
+        <w:t>Raad Charity is a private charitable organization dedicated to supporting and empowering people with physical disabilities.</w:t>
       </w:r>
     </w:p>
     <w:p>

--- a/assets/files/Aria-CV-En.docx
+++ b/assets/files/Aria-CV-En.docx
@@ -785,7 +785,7 @@
       <w:r>
         <w:rPr>
           <w:rFonts w:cs="Times New Roman"/>
-          <w:b w:val="false"/>
+          <w:b/>
           <w:i w:val="false"/>
           <w:color w:val="1A1A1A"/>
           <w:sz w:val="21"/>
@@ -797,7 +797,7 @@
     <w:p>
       <w:pPr>
         <w:pStyle w:val="Normal"/>
-        <w:spacing w:lineRule="auto" w:line="240" w:before="0" w:after="0"/>
+        <w:spacing w:lineRule="auto" w:line="240" w:before="0" w:after="40"/>
         <w:rPr/>
       </w:pPr>
       <w:r>
@@ -811,13 +811,6 @@
         </w:rPr>
         <w:t>Co-author</w:t>
       </w:r>
-    </w:p>
-    <w:p>
-      <w:pPr>
-        <w:pStyle w:val="Normal"/>
-        <w:spacing w:lineRule="auto" w:line="240" w:before="0" w:after="0"/>
-        <w:rPr/>
-      </w:pPr>
       <w:r>
         <w:rPr>
           <w:rFonts w:cs="Times New Roman"/>
@@ -827,7 +820,7 @@
           <w:sz w:val="16"/>
           <w:szCs w:val="16"/>
         </w:rPr>
-        <w:t>ISBN: 978-600-6058-43-6 (second edition onward: 978-600-6058-60-3)</w:t>
+        <w:t xml:space="preserve">   ·   ISBN: 978-600-6058-43-6</w:t>
       </w:r>
     </w:p>
     <w:p>
@@ -840,7 +833,7 @@
       <w:r>
         <w:rPr>
           <w:rFonts w:cs="Times New Roman"/>
-          <w:b w:val="false"/>
+          <w:b/>
           <w:i w:val="false"/>
           <w:color w:val="1A1A1A"/>
           <w:sz w:val="21"/>
@@ -852,7 +845,7 @@
     <w:p>
       <w:pPr>
         <w:pStyle w:val="Normal"/>
-        <w:spacing w:lineRule="auto" w:line="240" w:before="0" w:after="0"/>
+        <w:spacing w:lineRule="auto" w:line="240" w:before="0" w:after="40"/>
         <w:rPr/>
       </w:pPr>
       <w:r>
@@ -866,13 +859,6 @@
         </w:rPr>
         <w:t>Scientific Editor</w:t>
       </w:r>
-    </w:p>
-    <w:p>
-      <w:pPr>
-        <w:pStyle w:val="Normal"/>
-        <w:spacing w:lineRule="auto" w:line="240" w:before="0" w:after="0"/>
-        <w:rPr/>
-      </w:pPr>
       <w:r>
         <w:rPr>
           <w:rFonts w:cs="Times New Roman"/>
@@ -882,7 +868,7 @@
           <w:sz w:val="16"/>
           <w:szCs w:val="16"/>
         </w:rPr>
-        <w:t xml:space="preserve">ISBN: </w:t>
+        <w:t xml:space="preserve">   ·   ISBN (from the second edition): 978-600-6058-60-3</w:t>
       </w:r>
     </w:p>
     <w:p>
@@ -895,7 +881,7 @@
       <w:r>
         <w:rPr>
           <w:rFonts w:cs="Times New Roman"/>
-          <w:b w:val="false"/>
+          <w:b/>
           <w:i w:val="false"/>
           <w:color w:val="1A1A1A"/>
           <w:sz w:val="21"/>
@@ -907,7 +893,7 @@
     <w:p>
       <w:pPr>
         <w:pStyle w:val="Normal"/>
-        <w:spacing w:lineRule="auto" w:line="240" w:before="0" w:after="0"/>
+        <w:spacing w:lineRule="auto" w:line="240" w:before="0" w:after="40"/>
         <w:rPr/>
       </w:pPr>
       <w:r>
@@ -921,13 +907,6 @@
         </w:rPr>
         <w:t>Editor</w:t>
       </w:r>
-    </w:p>
-    <w:p>
-      <w:pPr>
-        <w:pStyle w:val="Normal"/>
-        <w:spacing w:lineRule="auto" w:line="240" w:before="0" w:after="0"/>
-        <w:rPr/>
-      </w:pPr>
       <w:r>
         <w:rPr>
           <w:rFonts w:cs="Times New Roman"/>
@@ -937,7 +916,7 @@
           <w:sz w:val="16"/>
           <w:szCs w:val="16"/>
         </w:rPr>
-        <w:t>ISBN: 978-600-6058-44-3</w:t>
+        <w:t xml:space="preserve">   ·   ISBN: 978-600-6058-44-3</w:t>
       </w:r>
     </w:p>
     <w:p>
@@ -950,7 +929,7 @@
       <w:r>
         <w:rPr>
           <w:rFonts w:cs="Times New Roman"/>
-          <w:b w:val="false"/>
+          <w:b/>
           <w:i w:val="false"/>
           <w:color w:val="1A1A1A"/>
           <w:sz w:val="21"/>
@@ -962,7 +941,7 @@
     <w:p>
       <w:pPr>
         <w:pStyle w:val="Normal"/>
-        <w:spacing w:lineRule="auto" w:line="240" w:before="0" w:after="0"/>
+        <w:spacing w:lineRule="auto" w:line="240" w:before="0" w:after="40"/>
         <w:rPr/>
       </w:pPr>
       <w:r>
@@ -976,13 +955,6 @@
         </w:rPr>
         <w:t>Editor</w:t>
       </w:r>
-    </w:p>
-    <w:p>
-      <w:pPr>
-        <w:pStyle w:val="Normal"/>
-        <w:spacing w:lineRule="auto" w:line="240" w:before="0" w:after="0"/>
-        <w:rPr/>
-      </w:pPr>
       <w:r>
         <w:rPr>
           <w:rFonts w:cs="Times New Roman"/>
@@ -992,7 +964,7 @@
           <w:sz w:val="16"/>
           <w:szCs w:val="16"/>
         </w:rPr>
-        <w:t>ISBN: 978-600-6058-42-9</w:t>
+        <w:t xml:space="preserve">   ·   ISBN: 978-600-6058-42-9</w:t>
       </w:r>
     </w:p>
     <w:p>
@@ -1031,6 +1003,17 @@
           <w:rFonts w:cs="Times New Roman"/>
           <w:b/>
           <w:i w:val="false"/>
+          <w:color w:val="4D4D4D"/>
+          <w:sz w:val="16"/>
+          <w:szCs w:val="16"/>
+        </w:rPr>
+        <w:t xml:space="preserve">Paper:  </w:t>
+      </w:r>
+      <w:r>
+        <w:rPr>
+          <w:rFonts w:cs="Times New Roman"/>
+          <w:b/>
+          <w:i w:val="false"/>
           <w:color w:val="1A1A1A"/>
           <w:sz w:val="21"/>
           <w:szCs w:val="21"/>
@@ -1103,7 +1086,7 @@
           <w:sz w:val="16"/>
           <w:szCs w:val="16"/>
         </w:rPr>
-        <w:t>Co-presented with Dr. Mansour Ghorbani · Distinguished Speaker · Organized by Peers Alley Media · Sep 29–30, 2025</w:t>
+        <w:t>Authors: Mansour Ghorbani, Mohammad Aria Amini (Speaker) · Distinguished Speaker · Organized by Peers Alley Media · Sep 29–30, 2025</w:t>
       </w:r>
     </w:p>
     <w:p>
@@ -1121,6 +1104,17 @@
           <w:rFonts w:cs="Times New Roman"/>
           <w:b/>
           <w:i w:val="false"/>
+          <w:color w:val="4D4D4D"/>
+          <w:sz w:val="16"/>
+          <w:szCs w:val="16"/>
+        </w:rPr>
+        <w:t xml:space="preserve">Paper:  </w:t>
+      </w:r>
+      <w:r>
+        <w:rPr>
+          <w:rFonts w:cs="Times New Roman"/>
+          <w:b/>
+          <w:i w:val="false"/>
           <w:color w:val="1A1A1A"/>
           <w:sz w:val="21"/>
           <w:szCs w:val="21"/>
@@ -1193,14 +1187,14 @@
           <w:sz w:val="16"/>
           <w:szCs w:val="16"/>
         </w:rPr>
-        <w:t xml:space="preserve">Co-authored with Ziba Delpasand and Fariborz Masoudi · 10 pages · Persian  ·  National Sci-Doc ID: GSI43_151  ·  </w:t>
+        <w:t xml:space="preserve">Authors: Ziba Delpasand, Fariborz Masoudi, Mohammad Aria Amini · 10 pages · Persian  ·  National Sci-Doc ID: GSI43_151  ·  </w:t>
       </w:r>
       <w:hyperlink r:id="rId4">
         <w:r>
           <w:rPr>
             <w:rStyle w:val="ListLabel11"/>
             <w:rFonts w:cs="Times New Roman"/>
-            <w:color w:val="4D4D4D"/>
+            <w:color w:val="1F4E79"/>
             <w:sz w:val="16"/>
             <w:szCs w:val="16"/>
             <w:u w:val="none"/>
@@ -1224,6 +1218,17 @@
           <w:rFonts w:cs="Times New Roman"/>
           <w:b/>
           <w:i w:val="false"/>
+          <w:color w:val="4D4D4D"/>
+          <w:sz w:val="16"/>
+          <w:szCs w:val="16"/>
+        </w:rPr>
+        <w:t xml:space="preserve">Paper:  </w:t>
+      </w:r>
+      <w:r>
+        <w:rPr>
+          <w:rFonts w:cs="Times New Roman"/>
+          <w:b/>
+          <w:i w:val="false"/>
           <w:color w:val="1A1A1A"/>
           <w:sz w:val="21"/>
           <w:szCs w:val="21"/>
@@ -1296,14 +1301,14 @@
           <w:sz w:val="16"/>
           <w:szCs w:val="16"/>
         </w:rPr>
-        <w:t xml:space="preserve">Sole author · 13 pages · Persian  ·  National Sci-Doc ID: GSI43_064  ·  </w:t>
+        <w:t xml:space="preserve">Author: Mohammad Aria Amini · 13 pages · Persian  ·  National Sci-Doc ID: GSI43_064  ·  </w:t>
       </w:r>
       <w:hyperlink r:id="rId5">
         <w:r>
           <w:rPr>
             <w:rStyle w:val="ListLabel11"/>
             <w:rFonts w:cs="Times New Roman"/>
-            <w:color w:val="4D4D4D"/>
+            <w:color w:val="1F4E79"/>
             <w:sz w:val="16"/>
             <w:szCs w:val="16"/>
             <w:u w:val="none"/>
@@ -1327,6 +1332,17 @@
           <w:rFonts w:cs="Times New Roman"/>
           <w:b/>
           <w:i w:val="false"/>
+          <w:color w:val="4D4D4D"/>
+          <w:sz w:val="16"/>
+          <w:szCs w:val="16"/>
+        </w:rPr>
+        <w:t xml:space="preserve">Paper:  </w:t>
+      </w:r>
+      <w:r>
+        <w:rPr>
+          <w:rFonts w:cs="Times New Roman"/>
+          <w:b/>
+          <w:i w:val="false"/>
           <w:color w:val="1A1A1A"/>
           <w:sz w:val="21"/>
           <w:szCs w:val="21"/>
@@ -1399,14 +1415,14 @@
           <w:sz w:val="16"/>
           <w:szCs w:val="16"/>
         </w:rPr>
-        <w:t xml:space="preserve">Co-authored with Shohreh Salkhordeh · 15 pages · Persian  ·  National Sci-Doc ID: GSI42_161  ·  </w:t>
+        <w:t xml:space="preserve">Authors: Mohammad Aria Amini, Shohreh Salkhordeh · 15 pages · Persian  ·  National Sci-Doc ID: GSI42_161  ·  </w:t>
       </w:r>
       <w:hyperlink r:id="rId6">
         <w:r>
           <w:rPr>
             <w:rStyle w:val="ListLabel11"/>
             <w:rFonts w:cs="Times New Roman"/>
-            <w:color w:val="4D4D4D"/>
+            <w:color w:val="1F4E79"/>
             <w:sz w:val="16"/>
             <w:szCs w:val="16"/>
             <w:u w:val="none"/>
@@ -1694,177 +1710,6 @@
           <w:sz w:val="23"/>
           <w:szCs w:val="23"/>
         </w:rPr>
-        <w:t>TECHNICAL &amp; SPECIALIZED SKILLS</w:t>
-      </w:r>
-    </w:p>
-    <w:p>
-      <w:pPr>
-        <w:pStyle w:val="Normal"/>
-        <w:spacing w:lineRule="auto" w:line="240" w:before="20" w:after="0"/>
-        <w:jc w:val="both"/>
-        <w:rPr/>
-      </w:pPr>
-      <w:r>
-        <w:rPr>
-          <w:rFonts w:cs="Times New Roman"/>
-          <w:b/>
-          <w:i w:val="false"/>
-          <w:color w:val="1A1A1A"/>
-          <w:sz w:val="21"/>
-          <w:szCs w:val="21"/>
-        </w:rPr>
-        <w:t xml:space="preserve">Earth Sciences &amp; Petroleum Geology:  </w:t>
-      </w:r>
-      <w:r>
-        <w:rPr>
-          <w:rFonts w:cs="Times New Roman"/>
-          <w:b w:val="false"/>
-          <w:i w:val="false"/>
-          <w:color w:val="1A1A1A"/>
-          <w:sz w:val="21"/>
-          <w:szCs w:val="21"/>
-        </w:rPr>
-        <w:t>Petroleum Geology  •  Geochemistry  •  Petrography &amp; Thin-Section Analysis  •  Geological Mapping  •  Geological Data Interpretation  •  Sedimentology &amp; Stratigraphy  •  Structural Geology &amp; Tectonics</w:t>
-      </w:r>
-    </w:p>
-    <w:p>
-      <w:pPr>
-        <w:pStyle w:val="Normal"/>
-        <w:spacing w:lineRule="auto" w:line="240" w:before="20" w:after="0"/>
-        <w:jc w:val="both"/>
-        <w:rPr/>
-      </w:pPr>
-      <w:r>
-        <w:rPr>
-          <w:rFonts w:cs="Times New Roman"/>
-          <w:b/>
-          <w:i w:val="false"/>
-          <w:color w:val="1A1A1A"/>
-          <w:sz w:val="21"/>
-          <w:szCs w:val="21"/>
-        </w:rPr>
-        <w:t xml:space="preserve">Geoscience-Specific Software &amp; Tools:  </w:t>
-      </w:r>
-      <w:r>
-        <w:rPr>
-          <w:rFonts w:cs="Times New Roman"/>
-          <w:b w:val="false"/>
-          <w:i w:val="false"/>
-          <w:color w:val="1A1A1A"/>
-          <w:sz w:val="21"/>
-          <w:szCs w:val="21"/>
-        </w:rPr>
-        <w:t>ArcGIS / ArcGIS Pro  •  QGIS  •  Google Earth Engine  •  ENVI  •  RockWorks  •  Petrel</w:t>
-      </w:r>
-    </w:p>
-    <w:p>
-      <w:pPr>
-        <w:pStyle w:val="Normal"/>
-        <w:spacing w:lineRule="auto" w:line="240" w:before="20" w:after="0"/>
-        <w:jc w:val="both"/>
-        <w:rPr/>
-      </w:pPr>
-      <w:r>
-        <w:rPr>
-          <w:rFonts w:cs="Times New Roman"/>
-          <w:b/>
-          <w:i w:val="false"/>
-          <w:color w:val="1A1A1A"/>
-          <w:sz w:val="21"/>
-          <w:szCs w:val="21"/>
-        </w:rPr>
-        <w:t xml:space="preserve">Programming, Computing &amp; Data Analysis:  </w:t>
-      </w:r>
-      <w:r>
-        <w:rPr>
-          <w:rFonts w:cs="Times New Roman"/>
-          <w:b w:val="false"/>
-          <w:i w:val="false"/>
-          <w:color w:val="1A1A1A"/>
-          <w:sz w:val="21"/>
-          <w:szCs w:val="21"/>
-        </w:rPr>
-        <w:t>Python  •  MATLAB  •  C#  •  JavaScript  •  PHP  •  Bash / Shell Scripting  •  Data Analysis &amp; Visualization  •  Geoscientific Data Modeling &amp; Analysis  •  Large-Scale Data Processing  •  High-Performance Computing (HPC)</w:t>
-      </w:r>
-    </w:p>
-    <w:p>
-      <w:pPr>
-        <w:pStyle w:val="Normal"/>
-        <w:spacing w:lineRule="auto" w:line="240" w:before="20" w:after="0"/>
-        <w:jc w:val="both"/>
-        <w:rPr/>
-      </w:pPr>
-      <w:r>
-        <w:rPr>
-          <w:rFonts w:cs="Times New Roman"/>
-          <w:b/>
-          <w:i w:val="false"/>
-          <w:color w:val="1A1A1A"/>
-          <w:sz w:val="21"/>
-          <w:szCs w:val="21"/>
-        </w:rPr>
-        <w:t xml:space="preserve">Infrastructure, Systems &amp; Networking:  </w:t>
-      </w:r>
-      <w:r>
-        <w:rPr>
-          <w:rFonts w:cs="Times New Roman"/>
-          <w:b w:val="false"/>
-          <w:i w:val="false"/>
-          <w:color w:val="1A1A1A"/>
-          <w:sz w:val="21"/>
-          <w:szCs w:val="21"/>
-        </w:rPr>
-        <w:t>Linux  •  Linux System Administration  •  Server Administration  •  Computer Networking  •  Network Infrastructure Management  •  Virtualization &amp; Virtual Machine Management  •  Data Center Infrastructure  •  Server &amp; Compute Resource Management</w:t>
-      </w:r>
-    </w:p>
-    <w:p>
-      <w:pPr>
-        <w:pStyle w:val="Normal"/>
-        <w:spacing w:lineRule="auto" w:line="240" w:before="20" w:after="0"/>
-        <w:jc w:val="both"/>
-        <w:rPr/>
-      </w:pPr>
-      <w:r>
-        <w:rPr>
-          <w:rFonts w:cs="Times New Roman"/>
-          <w:b/>
-          <w:i w:val="false"/>
-          <w:color w:val="1A1A1A"/>
-          <w:sz w:val="21"/>
-          <w:szCs w:val="21"/>
-        </w:rPr>
-        <w:t xml:space="preserve">General Software &amp; Productivity Tools:  </w:t>
-      </w:r>
-      <w:r>
-        <w:rPr>
-          <w:rFonts w:cs="Times New Roman"/>
-          <w:b w:val="false"/>
-          <w:i w:val="false"/>
-          <w:color w:val="1A1A1A"/>
-          <w:sz w:val="21"/>
-          <w:szCs w:val="21"/>
-        </w:rPr>
-        <w:t>Microsoft Office (Word, Excel, PowerPoint)  •  Git  •  GitHub  •  Command-Line Environments  •  Technical Documentation</w:t>
-      </w:r>
-    </w:p>
-    <w:p>
-      <w:pPr>
-        <w:pStyle w:val="Normal"/>
-        <w:pBdr>
-          <w:bottom w:val="single" w:sz="4" w:space="2" w:color="333333"/>
-        </w:pBdr>
-        <w:spacing w:lineRule="auto" w:line="240" w:before="60" w:after="60"/>
-        <w:rPr/>
-      </w:pPr>
-      <w:r>
-        <w:rPr>
-          <w:rFonts w:cs="Times New Roman"/>
-          <w:b/>
-          <w:i w:val="false"/>
-          <w:color w:val="1F4E79"/>
-          <w:sz w:val="23"/>
-          <w:szCs w:val="23"/>
-        </w:rPr>
         <w:t>LANGUAGES</w:t>
       </w:r>
     </w:p>
@@ -1878,13 +1723,68 @@
       <w:r>
         <w:rPr>
           <w:rFonts w:cs="Times New Roman"/>
-          <w:b w:val="false"/>
+          <w:b/>
           <w:i w:val="false"/>
           <w:color w:val="1A1A1A"/>
           <w:sz w:val="21"/>
           <w:szCs w:val="21"/>
         </w:rPr>
-        <w:t>Persian – Native   |   English – Professional Working Proficiency   |   French – Learning</w:t>
+        <w:t>Persian</w:t>
+      </w:r>
+      <w:r>
+        <w:rPr>
+          <w:rFonts w:cs="Times New Roman"/>
+          <w:b w:val="false"/>
+          <w:i w:val="false"/>
+          <w:color w:val="1A1A1A"/>
+          <w:sz w:val="21"/>
+          <w:szCs w:val="21"/>
+        </w:rPr>
+        <w:t xml:space="preserve"> – Native   |   </w:t>
+      </w:r>
+      <w:r>
+        <w:rPr>
+          <w:rFonts w:cs="Times New Roman"/>
+          <w:b/>
+          <w:i w:val="false"/>
+          <w:color w:val="1A1A1A"/>
+          <w:sz w:val="21"/>
+          <w:szCs w:val="21"/>
+        </w:rPr>
+        <w:t>English</w:t>
+      </w:r>
+      <w:r>
+        <w:rPr>
+          <w:rFonts w:cs="Times New Roman"/>
+          <w:b w:val="false"/>
+          <w:i w:val="false"/>
+          <w:color w:val="1A1A1A"/>
+          <w:sz w:val="21"/>
+          <w:szCs w:val="21"/>
+        </w:rPr>
+        <w:t xml:space="preserve"> – Professional Working Proficiency   |   </w:t>
+      </w:r>
+      <w:r>
+        <w:rPr>
+          <w:rFonts w:cs="Times New Roman"/>
+          <w:b/>
+          <w:i w:val="false"/>
+          <w:color w:val="1A1A1A"/>
+          <w:sz w:val="21"/>
+          <w:szCs w:val="21"/>
+        </w:rPr>
+        <w:t>French</w:t>
+      </w:r>
+      <w:r>
+        <w:rPr>
+          <w:rFonts w:cs="Times New Roman"/>
+          <w:b w:val="false"/>
+          <w:i w:val="false"/>
+          <w:color w:val="1A1A1A"/>
+          <w:sz w:val="21"/>
+          <w:szCs w:val="21"/>
+        </w:rPr>
+        <w:t xml:space="preserve"> – Learning</w:t>
       </w:r>
     </w:p>
     <w:p>
@@ -1914,7 +1814,7 @@
           <w:sz w:val="16"/>
           <w:szCs w:val="16"/>
         </w:rPr>
-        <w:t>Dec 11, 2024 – Dec 11, 2029  ·  Verbal Reasoning 166/170 · Quantitative Reasoning 166/170 · Analytical Writing 4.0/6.0 (63rd percentile)</w:t>
+        <w:t>Taken: Dec 11, 2024 · Expires: Dec 11, 2029  ·  Verbal Reasoning 166/170 · Quantitative Reasoning 166/170 · Analytical Writing 4.0/6.0 (63rd percentile)</w:t>
       </w:r>
     </w:p>
     <w:p>
@@ -1944,7 +1844,7 @@
           <w:sz w:val="16"/>
           <w:szCs w:val="16"/>
         </w:rPr>
-        <w:t>Jan 1, 2025  ·  Total Score 102/120 · Reading 30/30 · Listening 27/30 · Writing 28/30 · Speaking 17/30</w:t>
+        <w:t>Taken: Jan 1, 2025 · Expires: Jan 1, 2027  ·  Total Score 102/120 · Reading 30/30 · Listening 27/30 · Writing 28/30 · Speaking 17/30</w:t>
       </w:r>
     </w:p>
     <w:p>
@@ -2480,6 +2380,177 @@
           <w:sz w:val="23"/>
           <w:szCs w:val="23"/>
         </w:rPr>
+        <w:t>TECHNICAL &amp; SPECIALIZED SKILLS</w:t>
+      </w:r>
+    </w:p>
+    <w:p>
+      <w:pPr>
+        <w:pStyle w:val="Normal"/>
+        <w:spacing w:lineRule="auto" w:line="240" w:before="20" w:after="0"/>
+        <w:jc w:val="both"/>
+        <w:rPr/>
+      </w:pPr>
+      <w:r>
+        <w:rPr>
+          <w:rFonts w:cs="Times New Roman"/>
+          <w:b/>
+          <w:i w:val="false"/>
+          <w:color w:val="1A1A1A"/>
+          <w:sz w:val="21"/>
+          <w:szCs w:val="21"/>
+        </w:rPr>
+        <w:t xml:space="preserve">Earth Sciences &amp; Petroleum Geology:  </w:t>
+      </w:r>
+      <w:r>
+        <w:rPr>
+          <w:rFonts w:cs="Times New Roman"/>
+          <w:b w:val="false"/>
+          <w:i w:val="false"/>
+          <w:color w:val="1A1A1A"/>
+          <w:sz w:val="21"/>
+          <w:szCs w:val="21"/>
+        </w:rPr>
+        <w:t>Petroleum Geology  •  Geochemistry  •  Petrography &amp; Thin-Section Analysis  •  Geological Mapping  •  Geological Data Interpretation  •  Sedimentology &amp; Stratigraphy  •  Structural Geology &amp; Tectonics</w:t>
+      </w:r>
+    </w:p>
+    <w:p>
+      <w:pPr>
+        <w:pStyle w:val="Normal"/>
+        <w:spacing w:lineRule="auto" w:line="240" w:before="20" w:after="0"/>
+        <w:jc w:val="both"/>
+        <w:rPr/>
+      </w:pPr>
+      <w:r>
+        <w:rPr>
+          <w:rFonts w:cs="Times New Roman"/>
+          <w:b/>
+          <w:i w:val="false"/>
+          <w:color w:val="1A1A1A"/>
+          <w:sz w:val="21"/>
+          <w:szCs w:val="21"/>
+        </w:rPr>
+        <w:t xml:space="preserve">Geoscience-Specific Software &amp; Tools:  </w:t>
+      </w:r>
+      <w:r>
+        <w:rPr>
+          <w:rFonts w:cs="Times New Roman"/>
+          <w:b w:val="false"/>
+          <w:i w:val="false"/>
+          <w:color w:val="1A1A1A"/>
+          <w:sz w:val="21"/>
+          <w:szCs w:val="21"/>
+        </w:rPr>
+        <w:t>ArcGIS / ArcGIS Pro  •  QGIS  •  Google Earth Engine  •  ENVI  •  RockWorks  •  Petrel</w:t>
+      </w:r>
+    </w:p>
+    <w:p>
+      <w:pPr>
+        <w:pStyle w:val="Normal"/>
+        <w:spacing w:lineRule="auto" w:line="240" w:before="20" w:after="0"/>
+        <w:jc w:val="both"/>
+        <w:rPr/>
+      </w:pPr>
+      <w:r>
+        <w:rPr>
+          <w:rFonts w:cs="Times New Roman"/>
+          <w:b/>
+          <w:i w:val="false"/>
+          <w:color w:val="1A1A1A"/>
+          <w:sz w:val="21"/>
+          <w:szCs w:val="21"/>
+        </w:rPr>
+        <w:t xml:space="preserve">Programming, Computing &amp; Data Analysis:  </w:t>
+      </w:r>
+      <w:r>
+        <w:rPr>
+          <w:rFonts w:cs="Times New Roman"/>
+          <w:b w:val="false"/>
+          <w:i w:val="false"/>
+          <w:color w:val="1A1A1A"/>
+          <w:sz w:val="21"/>
+          <w:szCs w:val="21"/>
+        </w:rPr>
+        <w:t>Python  •  MATLAB  •  C#  •  JavaScript  •  PHP  •  Bash / Shell Scripting  •  Data Analysis &amp; Visualization  •  Geoscientific Data Modeling &amp; Analysis  •  Large-Scale Data Processing  •  High-Performance Computing (HPC)</w:t>
+      </w:r>
+    </w:p>
+    <w:p>
+      <w:pPr>
+        <w:pStyle w:val="Normal"/>
+        <w:spacing w:lineRule="auto" w:line="240" w:before="20" w:after="0"/>
+        <w:jc w:val="both"/>
+        <w:rPr/>
+      </w:pPr>
+      <w:r>
+        <w:rPr>
+          <w:rFonts w:cs="Times New Roman"/>
+          <w:b/>
+          <w:i w:val="false"/>
+          <w:color w:val="1A1A1A"/>
+          <w:sz w:val="21"/>
+          <w:szCs w:val="21"/>
+        </w:rPr>
+        <w:t xml:space="preserve">Infrastructure, Systems &amp; Networking:  </w:t>
+      </w:r>
+      <w:r>
+        <w:rPr>
+          <w:rFonts w:cs="Times New Roman"/>
+          <w:b w:val="false"/>
+          <w:i w:val="false"/>
+          <w:color w:val="1A1A1A"/>
+          <w:sz w:val="21"/>
+          <w:szCs w:val="21"/>
+        </w:rPr>
+        <w:t>Linux  •  Linux System Administration  •  Server Administration  •  Computer Networking  •  Network Infrastructure Management  •  Virtualization &amp; Virtual Machine Management  •  Data Center Infrastructure  •  Server &amp; Compute Resource Management</w:t>
+      </w:r>
+    </w:p>
+    <w:p>
+      <w:pPr>
+        <w:pStyle w:val="Normal"/>
+        <w:spacing w:lineRule="auto" w:line="240" w:before="20" w:after="0"/>
+        <w:jc w:val="both"/>
+        <w:rPr/>
+      </w:pPr>
+      <w:r>
+        <w:rPr>
+          <w:rFonts w:cs="Times New Roman"/>
+          <w:b/>
+          <w:i w:val="false"/>
+          <w:color w:val="1A1A1A"/>
+          <w:sz w:val="21"/>
+          <w:szCs w:val="21"/>
+        </w:rPr>
+        <w:t xml:space="preserve">General Software &amp; Productivity Tools:  </w:t>
+      </w:r>
+      <w:r>
+        <w:rPr>
+          <w:rFonts w:cs="Times New Roman"/>
+          <w:b w:val="false"/>
+          <w:i w:val="false"/>
+          <w:color w:val="1A1A1A"/>
+          <w:sz w:val="21"/>
+          <w:szCs w:val="21"/>
+        </w:rPr>
+        <w:t>Microsoft Office (Word, Excel, PowerPoint)  •  Git  •  GitHub  •  Command-Line Environments  •  Technical Documentation</w:t>
+      </w:r>
+    </w:p>
+    <w:p>
+      <w:pPr>
+        <w:pStyle w:val="Normal"/>
+        <w:pBdr>
+          <w:bottom w:val="single" w:sz="4" w:space="2" w:color="333333"/>
+        </w:pBdr>
+        <w:spacing w:lineRule="auto" w:line="240" w:before="60" w:after="60"/>
+        <w:rPr/>
+      </w:pPr>
+      <w:r>
+        <w:rPr>
+          <w:rFonts w:cs="Times New Roman"/>
+          <w:b/>
+          <w:i w:val="false"/>
+          <w:color w:val="1F4E79"/>
+          <w:sz w:val="23"/>
+          <w:szCs w:val="23"/>
+        </w:rPr>
         <w:t>COURSES, CERTIFICATES &amp; LICENSES</w:t>
       </w:r>
     </w:p>
@@ -2564,7 +2635,7 @@
           <w:rPr>
             <w:rStyle w:val="ListLabel11"/>
             <w:rFonts w:cs="Times New Roman"/>
-            <w:color w:val="4D4D4D"/>
+            <w:color w:val="1F4E79"/>
             <w:sz w:val="16"/>
             <w:szCs w:val="16"/>
             <w:u w:val="none"/>
@@ -2618,7 +2689,7 @@
           <w:rPr>
             <w:rStyle w:val="ListLabel11"/>
             <w:rFonts w:cs="Times New Roman"/>
-            <w:color w:val="4D4D4D"/>
+            <w:color w:val="1F4E79"/>
             <w:sz w:val="16"/>
             <w:szCs w:val="16"/>
             <w:u w:val="none"/>
@@ -2672,7 +2743,7 @@
           <w:rPr>
             <w:rStyle w:val="ListLabel11"/>
             <w:rFonts w:cs="Times New Roman"/>
-            <w:color w:val="4D4D4D"/>
+            <w:color w:val="1F4E79"/>
             <w:sz w:val="16"/>
             <w:szCs w:val="16"/>
             <w:u w:val="none"/>
@@ -2726,7 +2797,7 @@
           <w:rPr>
             <w:rStyle w:val="ListLabel11"/>
             <w:rFonts w:cs="Times New Roman"/>
-            <w:color w:val="4D4D4D"/>
+            <w:color w:val="1F4E79"/>
             <w:sz w:val="16"/>
             <w:szCs w:val="16"/>
             <w:u w:val="none"/>
@@ -2780,7 +2851,7 @@
           <w:rPr>
             <w:rStyle w:val="ListLabel11"/>
             <w:rFonts w:cs="Times New Roman"/>
-            <w:color w:val="4D4D4D"/>
+            <w:color w:val="1F4E79"/>
             <w:sz w:val="16"/>
             <w:szCs w:val="16"/>
             <w:u w:val="none"/>
@@ -2801,7 +2872,7 @@
           <w:rPr>
             <w:rStyle w:val="ListLabel11"/>
             <w:rFonts w:cs="Times New Roman"/>
-            <w:color w:val="4D4D4D"/>
+            <w:color w:val="1F4E79"/>
             <w:sz w:val="16"/>
             <w:szCs w:val="16"/>
             <w:u w:val="none"/>
@@ -2825,7 +2896,7 @@
           <w:sz w:val="21"/>
           <w:szCs w:val="21"/>
         </w:rPr>
-        <w:t>Google Digital Marketing &amp; E-commerce Professional Certificate</w:t>
+        <w:t>Introduction to Environmental Science</w:t>
       </w:r>
     </w:p>
     <w:p>
@@ -2843,7 +2914,7 @@
           <w:sz w:val="16"/>
           <w:szCs w:val="16"/>
         </w:rPr>
-        <w:t>Coursera Professional Certificate · 7 courses</w:t>
+        <w:t>Coursera Specialization · 3 courses</w:t>
       </w:r>
     </w:p>
     <w:p>
@@ -2873,7 +2944,7 @@
           <w:sz w:val="16"/>
           <w:szCs w:val="16"/>
         </w:rPr>
-        <w:t xml:space="preserve">Foundations of Digital Marketing and E-commerce   </w:t>
+        <w:t xml:space="preserve">Environmental Science   </w:t>
       </w:r>
       <w:r>
         <w:rPr>
@@ -2884,14 +2955,14 @@
           <w:sz w:val="16"/>
           <w:szCs w:val="16"/>
         </w:rPr>
-        <w:t xml:space="preserve">2024 · ADAC17OAAUTM  ·  </w:t>
+        <w:t xml:space="preserve">2024 · 67L7TVDOHCS4  ·  </w:t>
       </w:r>
       <w:hyperlink r:id="rId13">
         <w:r>
           <w:rPr>
             <w:rStyle w:val="ListLabel11"/>
             <w:rFonts w:cs="Times New Roman"/>
-            <w:color w:val="4D4D4D"/>
+            <w:color w:val="1F4E79"/>
             <w:sz w:val="16"/>
             <w:szCs w:val="16"/>
             <w:u w:val="none"/>
@@ -2927,7 +2998,7 @@
           <w:sz w:val="16"/>
           <w:szCs w:val="16"/>
         </w:rPr>
-        <w:t xml:space="preserve">Attract and Engage Customers with Digital Marketing   </w:t>
+        <w:t xml:space="preserve">Population, Food, and Soil   </w:t>
       </w:r>
       <w:r>
         <w:rPr>
@@ -2938,14 +3009,14 @@
           <w:sz w:val="16"/>
           <w:szCs w:val="16"/>
         </w:rPr>
-        <w:t xml:space="preserve">2024 · BYDLT1NC85UY  ·  </w:t>
+        <w:t xml:space="preserve">2024 · E1UHZEYRKK2T  ·  </w:t>
       </w:r>
       <w:hyperlink r:id="rId14">
         <w:r>
           <w:rPr>
             <w:rStyle w:val="ListLabel11"/>
             <w:rFonts w:cs="Times New Roman"/>
-            <w:color w:val="4D4D4D"/>
+            <w:color w:val="1F4E79"/>
             <w:sz w:val="16"/>
             <w:szCs w:val="16"/>
             <w:u w:val="none"/>
@@ -2981,7 +3052,7 @@
           <w:sz w:val="16"/>
           <w:szCs w:val="16"/>
         </w:rPr>
-        <w:t xml:space="preserve">From Likes to Leads: Interact with Customers Online   </w:t>
+        <w:t xml:space="preserve">Energy and Environment   </w:t>
       </w:r>
       <w:r>
         <w:rPr>
@@ -2992,14 +3063,14 @@
           <w:sz w:val="16"/>
           <w:szCs w:val="16"/>
         </w:rPr>
-        <w:t xml:space="preserve">2024 · OY3RTJ0FB1O9  ·  </w:t>
+        <w:t xml:space="preserve">2024 · TAEBBTUG4LV3  ·  </w:t>
       </w:r>
       <w:hyperlink r:id="rId15">
         <w:r>
           <w:rPr>
             <w:rStyle w:val="ListLabel11"/>
             <w:rFonts w:cs="Times New Roman"/>
-            <w:color w:val="4D4D4D"/>
+            <w:color w:val="1F4E79"/>
             <w:sz w:val="16"/>
             <w:szCs w:val="16"/>
             <w:u w:val="none"/>
@@ -3011,49 +3082,106 @@
     <w:p>
       <w:pPr>
         <w:pStyle w:val="Normal"/>
-        <w:spacing w:lineRule="auto" w:line="240" w:before="0" w:after="0"/>
+        <w:spacing w:lineRule="auto" w:line="240" w:before="20" w:after="60"/>
         <w:ind w:left="283"/>
         <w:rPr/>
       </w:pPr>
-      <w:r>
-        <w:rPr>
-          <w:rFonts w:cs="Times New Roman"/>
-          <w:b w:val="false"/>
-          <w:i w:val="false"/>
-          <w:color w:val="1A1A1A"/>
-          <w:sz w:val="16"/>
-          <w:szCs w:val="16"/>
-        </w:rPr>
-        <w:t xml:space="preserve">– </w:t>
-      </w:r>
-      <w:r>
-        <w:rPr>
-          <w:rFonts w:cs="Times New Roman"/>
-          <w:b w:val="false"/>
-          <w:i w:val="false"/>
-          <w:color w:val="1A1A1A"/>
-          <w:sz w:val="16"/>
-          <w:szCs w:val="16"/>
-        </w:rPr>
-        <w:t xml:space="preserve">Think Outside the Inbox: Email Marketing   </w:t>
-      </w:r>
-      <w:r>
-        <w:rPr>
-          <w:rFonts w:cs="Times New Roman"/>
-          <w:b w:val="false"/>
-          <w:i w:val="false"/>
-          <w:color w:val="4D4D4D"/>
-          <w:sz w:val="16"/>
-          <w:szCs w:val="16"/>
-        </w:rPr>
-        <w:t xml:space="preserve">2025 · J8KTD6HZ13TU  ·  </w:t>
-      </w:r>
       <w:hyperlink r:id="rId16">
         <w:r>
           <w:rPr>
             <w:rStyle w:val="ListLabel11"/>
             <w:rFonts w:cs="Times New Roman"/>
-            <w:color w:val="4D4D4D"/>
+            <w:color w:val="1F4E79"/>
+            <w:sz w:val="16"/>
+            <w:szCs w:val="16"/>
+            <w:u w:val="none"/>
+          </w:rPr>
+          <w:t>View Specialization Certificate</w:t>
+        </w:r>
+      </w:hyperlink>
+    </w:p>
+    <w:p>
+      <w:pPr>
+        <w:pStyle w:val="Normal"/>
+        <w:spacing w:lineRule="auto" w:line="240" w:before="40" w:after="0"/>
+        <w:rPr/>
+      </w:pPr>
+      <w:r>
+        <w:rPr>
+          <w:rFonts w:cs="Times New Roman"/>
+          <w:b/>
+          <w:i w:val="false"/>
+          <w:color w:val="1A1A1A"/>
+          <w:sz w:val="21"/>
+          <w:szCs w:val="21"/>
+        </w:rPr>
+        <w:t>Google Digital Marketing &amp; E-commerce Professional Certificate</w:t>
+      </w:r>
+    </w:p>
+    <w:p>
+      <w:pPr>
+        <w:pStyle w:val="Normal"/>
+        <w:spacing w:lineRule="auto" w:line="240" w:before="0" w:after="20"/>
+        <w:rPr/>
+      </w:pPr>
+      <w:r>
+        <w:rPr>
+          <w:rFonts w:cs="Times New Roman"/>
+          <w:b w:val="false"/>
+          <w:i w:val="false"/>
+          <w:color w:val="4D4D4D"/>
+          <w:sz w:val="16"/>
+          <w:szCs w:val="16"/>
+        </w:rPr>
+        <w:t>Coursera Professional Certificate · 7 courses</w:t>
+      </w:r>
+    </w:p>
+    <w:p>
+      <w:pPr>
+        <w:pStyle w:val="Normal"/>
+        <w:spacing w:lineRule="auto" w:line="240" w:before="0" w:after="0"/>
+        <w:ind w:left="283"/>
+        <w:rPr/>
+      </w:pPr>
+      <w:r>
+        <w:rPr>
+          <w:rFonts w:cs="Times New Roman"/>
+          <w:b w:val="false"/>
+          <w:i w:val="false"/>
+          <w:color w:val="1A1A1A"/>
+          <w:sz w:val="16"/>
+          <w:szCs w:val="16"/>
+        </w:rPr>
+        <w:t xml:space="preserve">– </w:t>
+      </w:r>
+      <w:r>
+        <w:rPr>
+          <w:rFonts w:cs="Times New Roman"/>
+          <w:b w:val="false"/>
+          <w:i w:val="false"/>
+          <w:color w:val="1A1A1A"/>
+          <w:sz w:val="16"/>
+          <w:szCs w:val="16"/>
+        </w:rPr>
+        <w:t xml:space="preserve">Foundations of Digital Marketing and E-commerce   </w:t>
+      </w:r>
+      <w:r>
+        <w:rPr>
+          <w:rFonts w:cs="Times New Roman"/>
+          <w:b w:val="false"/>
+          <w:i w:val="false"/>
+          <w:color w:val="4D4D4D"/>
+          <w:sz w:val="16"/>
+          <w:szCs w:val="16"/>
+        </w:rPr>
+        <w:t xml:space="preserve">2024 · ADAC17OAAUTM  ·  </w:t>
+      </w:r>
+      <w:hyperlink r:id="rId17">
+        <w:r>
+          <w:rPr>
+            <w:rStyle w:val="ListLabel11"/>
+            <w:rFonts w:cs="Times New Roman"/>
+            <w:color w:val="1F4E79"/>
             <w:sz w:val="16"/>
             <w:szCs w:val="16"/>
             <w:u w:val="none"/>
@@ -3089,7 +3217,7 @@
           <w:sz w:val="16"/>
           <w:szCs w:val="16"/>
         </w:rPr>
-        <w:t xml:space="preserve">Assess for Success: Marketing Analytics and Measurement   </w:t>
+        <w:t xml:space="preserve">Attract and Engage Customers with Digital Marketing   </w:t>
       </w:r>
       <w:r>
         <w:rPr>
@@ -3100,14 +3228,14 @@
           <w:sz w:val="16"/>
           <w:szCs w:val="16"/>
         </w:rPr>
-        <w:t xml:space="preserve">2025 · Z4TCNOZKS8MI  ·  </w:t>
-      </w:r>
-      <w:hyperlink r:id="rId17">
+        <w:t xml:space="preserve">2024 · BYDLT1NC85UY  ·  </w:t>
+      </w:r>
+      <w:hyperlink r:id="rId18">
         <w:r>
           <w:rPr>
             <w:rStyle w:val="ListLabel11"/>
             <w:rFonts w:cs="Times New Roman"/>
-            <w:color w:val="4D4D4D"/>
+            <w:color w:val="1F4E79"/>
             <w:sz w:val="16"/>
             <w:szCs w:val="16"/>
             <w:u w:val="none"/>
@@ -3143,7 +3271,7 @@
           <w:sz w:val="16"/>
           <w:szCs w:val="16"/>
         </w:rPr>
-        <w:t xml:space="preserve">Make the Sale: Build, Launch, and Manage E-commerce Stores   </w:t>
+        <w:t xml:space="preserve">From Likes to Leads: Interact with Customers Online   </w:t>
       </w:r>
       <w:r>
         <w:rPr>
@@ -3154,14 +3282,14 @@
           <w:sz w:val="16"/>
           <w:szCs w:val="16"/>
         </w:rPr>
-        <w:t xml:space="preserve">2025 · TOTMC7EZJCGQ  ·  </w:t>
-      </w:r>
-      <w:hyperlink r:id="rId18">
+        <w:t xml:space="preserve">2024 · OY3RTJ0FB1O9  ·  </w:t>
+      </w:r>
+      <w:hyperlink r:id="rId19">
         <w:r>
           <w:rPr>
             <w:rStyle w:val="ListLabel11"/>
             <w:rFonts w:cs="Times New Roman"/>
-            <w:color w:val="4D4D4D"/>
+            <w:color w:val="1F4E79"/>
             <w:sz w:val="16"/>
             <w:szCs w:val="16"/>
             <w:u w:val="none"/>
@@ -3197,7 +3325,7 @@
           <w:sz w:val="16"/>
           <w:szCs w:val="16"/>
         </w:rPr>
-        <w:t xml:space="preserve">Satisfaction Guaranteed: Develop Customer Loyalty Online   </w:t>
+        <w:t xml:space="preserve">Think Outside the Inbox: Email Marketing   </w:t>
       </w:r>
       <w:r>
         <w:rPr>
@@ -3208,14 +3336,14 @@
           <w:sz w:val="16"/>
           <w:szCs w:val="16"/>
         </w:rPr>
-        <w:t xml:space="preserve">2025 · 7IHL2H68QMKE  ·  </w:t>
-      </w:r>
-      <w:hyperlink r:id="rId19">
+        <w:t xml:space="preserve">2025 · J8KTD6HZ13TU  ·  </w:t>
+      </w:r>
+      <w:hyperlink r:id="rId20">
         <w:r>
           <w:rPr>
             <w:rStyle w:val="ListLabel11"/>
             <w:rFonts w:cs="Times New Roman"/>
-            <w:color w:val="4D4D4D"/>
+            <w:color w:val="1F4E79"/>
             <w:sz w:val="16"/>
             <w:szCs w:val="16"/>
             <w:u w:val="none"/>
@@ -3227,16 +3355,178 @@
     <w:p>
       <w:pPr>
         <w:pStyle w:val="Normal"/>
-        <w:spacing w:lineRule="auto" w:line="240" w:before="20" w:after="60"/>
+        <w:spacing w:lineRule="auto" w:line="240" w:before="0" w:after="0"/>
         <w:ind w:left="283"/>
         <w:rPr/>
       </w:pPr>
-      <w:hyperlink r:id="rId20">
+      <w:r>
+        <w:rPr>
+          <w:rFonts w:cs="Times New Roman"/>
+          <w:b w:val="false"/>
+          <w:i w:val="false"/>
+          <w:color w:val="1A1A1A"/>
+          <w:sz w:val="16"/>
+          <w:szCs w:val="16"/>
+        </w:rPr>
+        <w:t xml:space="preserve">– </w:t>
+      </w:r>
+      <w:r>
+        <w:rPr>
+          <w:rFonts w:cs="Times New Roman"/>
+          <w:b w:val="false"/>
+          <w:i w:val="false"/>
+          <w:color w:val="1A1A1A"/>
+          <w:sz w:val="16"/>
+          <w:szCs w:val="16"/>
+        </w:rPr>
+        <w:t xml:space="preserve">Assess for Success: Marketing Analytics and Measurement   </w:t>
+      </w:r>
+      <w:r>
+        <w:rPr>
+          <w:rFonts w:cs="Times New Roman"/>
+          <w:b w:val="false"/>
+          <w:i w:val="false"/>
+          <w:color w:val="4D4D4D"/>
+          <w:sz w:val="16"/>
+          <w:szCs w:val="16"/>
+        </w:rPr>
+        <w:t xml:space="preserve">2025 · Z4TCNOZKS8MI  ·  </w:t>
+      </w:r>
+      <w:hyperlink r:id="rId21">
         <w:r>
           <w:rPr>
             <w:rStyle w:val="ListLabel11"/>
             <w:rFonts w:cs="Times New Roman"/>
-            <w:color w:val="4D4D4D"/>
+            <w:color w:val="1F4E79"/>
+            <w:sz w:val="16"/>
+            <w:szCs w:val="16"/>
+            <w:u w:val="none"/>
+          </w:rPr>
+          <w:t>View certificate</w:t>
+        </w:r>
+      </w:hyperlink>
+    </w:p>
+    <w:p>
+      <w:pPr>
+        <w:pStyle w:val="Normal"/>
+        <w:spacing w:lineRule="auto" w:line="240" w:before="0" w:after="0"/>
+        <w:ind w:left="283"/>
+        <w:rPr/>
+      </w:pPr>
+      <w:r>
+        <w:rPr>
+          <w:rFonts w:cs="Times New Roman"/>
+          <w:b w:val="false"/>
+          <w:i w:val="false"/>
+          <w:color w:val="1A1A1A"/>
+          <w:sz w:val="16"/>
+          <w:szCs w:val="16"/>
+        </w:rPr>
+        <w:t xml:space="preserve">– </w:t>
+      </w:r>
+      <w:r>
+        <w:rPr>
+          <w:rFonts w:cs="Times New Roman"/>
+          <w:b w:val="false"/>
+          <w:i w:val="false"/>
+          <w:color w:val="1A1A1A"/>
+          <w:sz w:val="16"/>
+          <w:szCs w:val="16"/>
+        </w:rPr>
+        <w:t xml:space="preserve">Make the Sale: Build, Launch, and Manage E-commerce Stores   </w:t>
+      </w:r>
+      <w:r>
+        <w:rPr>
+          <w:rFonts w:cs="Times New Roman"/>
+          <w:b w:val="false"/>
+          <w:i w:val="false"/>
+          <w:color w:val="4D4D4D"/>
+          <w:sz w:val="16"/>
+          <w:szCs w:val="16"/>
+        </w:rPr>
+        <w:t xml:space="preserve">2025 · TOTMC7EZJCGQ  ·  </w:t>
+      </w:r>
+      <w:hyperlink r:id="rId22">
+        <w:r>
+          <w:rPr>
+            <w:rStyle w:val="ListLabel11"/>
+            <w:rFonts w:cs="Times New Roman"/>
+            <w:color w:val="1F4E79"/>
+            <w:sz w:val="16"/>
+            <w:szCs w:val="16"/>
+            <w:u w:val="none"/>
+          </w:rPr>
+          <w:t>View certificate</w:t>
+        </w:r>
+      </w:hyperlink>
+    </w:p>
+    <w:p>
+      <w:pPr>
+        <w:pStyle w:val="Normal"/>
+        <w:spacing w:lineRule="auto" w:line="240" w:before="0" w:after="0"/>
+        <w:ind w:left="283"/>
+        <w:rPr/>
+      </w:pPr>
+      <w:r>
+        <w:rPr>
+          <w:rFonts w:cs="Times New Roman"/>
+          <w:b w:val="false"/>
+          <w:i w:val="false"/>
+          <w:color w:val="1A1A1A"/>
+          <w:sz w:val="16"/>
+          <w:szCs w:val="16"/>
+        </w:rPr>
+        <w:t xml:space="preserve">– </w:t>
+      </w:r>
+      <w:r>
+        <w:rPr>
+          <w:rFonts w:cs="Times New Roman"/>
+          <w:b w:val="false"/>
+          <w:i w:val="false"/>
+          <w:color w:val="1A1A1A"/>
+          <w:sz w:val="16"/>
+          <w:szCs w:val="16"/>
+        </w:rPr>
+        <w:t xml:space="preserve">Satisfaction Guaranteed: Develop Customer Loyalty Online   </w:t>
+      </w:r>
+      <w:r>
+        <w:rPr>
+          <w:rFonts w:cs="Times New Roman"/>
+          <w:b w:val="false"/>
+          <w:i w:val="false"/>
+          <w:color w:val="4D4D4D"/>
+          <w:sz w:val="16"/>
+          <w:szCs w:val="16"/>
+        </w:rPr>
+        <w:t xml:space="preserve">2025 · 7IHL2H68QMKE  ·  </w:t>
+      </w:r>
+      <w:hyperlink r:id="rId23">
+        <w:r>
+          <w:rPr>
+            <w:rStyle w:val="ListLabel11"/>
+            <w:rFonts w:cs="Times New Roman"/>
+            <w:color w:val="1F4E79"/>
+            <w:sz w:val="16"/>
+            <w:szCs w:val="16"/>
+            <w:u w:val="none"/>
+          </w:rPr>
+          <w:t>View certificate</w:t>
+        </w:r>
+      </w:hyperlink>
+    </w:p>
+    <w:p>
+      <w:pPr>
+        <w:pStyle w:val="Normal"/>
+        <w:spacing w:lineRule="auto" w:line="240" w:before="20" w:after="60"/>
+        <w:ind w:left="283"/>
+        <w:rPr/>
+      </w:pPr>
+      <w:hyperlink r:id="rId24">
+        <w:r>
+          <w:rPr>
+            <w:rStyle w:val="ListLabel11"/>
+            <w:rFonts w:cs="Times New Roman"/>
+            <w:color w:val="1F4E79"/>
             <w:sz w:val="16"/>
             <w:szCs w:val="16"/>
             <w:u w:val="none"/>
@@ -3248,27 +3538,20 @@
     <w:p>
       <w:pPr>
         <w:pStyle w:val="Normal"/>
-        <w:spacing w:lineRule="auto" w:line="240" w:before="40" w:after="0"/>
+        <w:spacing w:lineRule="auto" w:line="240" w:before="0" w:after="0"/>
         <w:rPr/>
       </w:pPr>
       <w:r>
         <w:rPr>
           <w:rFonts w:cs="Times New Roman"/>
-          <w:b/>
+          <w:b w:val="false"/>
           <w:i w:val="false"/>
           <w:color w:val="1A1A1A"/>
-          <w:sz w:val="21"/>
-          <w:szCs w:val="21"/>
-        </w:rPr>
-        <w:t>Introduction to Environmental Science</w:t>
-      </w:r>
-    </w:p>
-    <w:p>
-      <w:pPr>
-        <w:pStyle w:val="Normal"/>
-        <w:spacing w:lineRule="auto" w:line="240" w:before="0" w:after="20"/>
-        <w:rPr/>
-      </w:pPr>
+          <w:sz w:val="16"/>
+          <w:szCs w:val="16"/>
+        </w:rPr>
+        <w:t xml:space="preserve">Sustainable Neighborhoods   </w:t>
+      </w:r>
       <w:r>
         <w:rPr>
           <w:rFonts w:cs="Times New Roman"/>
@@ -3278,55 +3561,14 @@
           <w:sz w:val="16"/>
           <w:szCs w:val="16"/>
         </w:rPr>
-        <w:t>Coursera Specialization · 3 courses</w:t>
-      </w:r>
-    </w:p>
-    <w:p>
-      <w:pPr>
-        <w:pStyle w:val="Normal"/>
-        <w:spacing w:lineRule="auto" w:line="240" w:before="0" w:after="0"/>
-        <w:ind w:left="283"/>
-        <w:rPr/>
-      </w:pPr>
-      <w:r>
-        <w:rPr>
-          <w:rFonts w:cs="Times New Roman"/>
-          <w:b w:val="false"/>
-          <w:i w:val="false"/>
-          <w:color w:val="1A1A1A"/>
-          <w:sz w:val="16"/>
-          <w:szCs w:val="16"/>
-        </w:rPr>
-        <w:t xml:space="preserve">– </w:t>
-      </w:r>
-      <w:r>
-        <w:rPr>
-          <w:rFonts w:cs="Times New Roman"/>
-          <w:b w:val="false"/>
-          <w:i w:val="false"/>
-          <w:color w:val="1A1A1A"/>
-          <w:sz w:val="16"/>
-          <w:szCs w:val="16"/>
-        </w:rPr>
-        <w:t xml:space="preserve">Environmental Science   </w:t>
-      </w:r>
-      <w:r>
-        <w:rPr>
-          <w:rFonts w:cs="Times New Roman"/>
-          <w:b w:val="false"/>
-          <w:i w:val="false"/>
-          <w:color w:val="4D4D4D"/>
-          <w:sz w:val="16"/>
-          <w:szCs w:val="16"/>
-        </w:rPr>
-        <w:t xml:space="preserve">2024 · 67L7TVDOHCS4  ·  </w:t>
-      </w:r>
-      <w:hyperlink r:id="rId21">
+        <w:t xml:space="preserve">Johns Hopkins University  ·  2025 · PD3013GV4N42  ·  </w:t>
+      </w:r>
+      <w:hyperlink r:id="rId25">
         <w:r>
           <w:rPr>
             <w:rStyle w:val="ListLabel11"/>
             <w:rFonts w:cs="Times New Roman"/>
-            <w:color w:val="4D4D4D"/>
+            <w:color w:val="1F4E79"/>
             <w:sz w:val="16"/>
             <w:szCs w:val="16"/>
             <w:u w:val="none"/>
@@ -3339,7 +3581,6 @@
       <w:pPr>
         <w:pStyle w:val="Normal"/>
         <w:spacing w:lineRule="auto" w:line="240" w:before="0" w:after="0"/>
-        <w:ind w:left="283"/>
         <w:rPr/>
       </w:pPr>
       <w:r>
@@ -3351,18 +3592,7 @@
           <w:sz w:val="16"/>
           <w:szCs w:val="16"/>
         </w:rPr>
-        <w:t xml:space="preserve">– </w:t>
-      </w:r>
-      <w:r>
-        <w:rPr>
-          <w:rFonts w:cs="Times New Roman"/>
-          <w:b w:val="false"/>
-          <w:i w:val="false"/>
-          <w:color w:val="1A1A1A"/>
-          <w:sz w:val="16"/>
-          <w:szCs w:val="16"/>
-        </w:rPr>
-        <w:t xml:space="preserve">Population, Food, and Soil   </w:t>
+        <w:t xml:space="preserve">Sustainable Transportation Networks and Streetscapes   </w:t>
       </w:r>
       <w:r>
         <w:rPr>
@@ -3373,14 +3603,14 @@
           <w:sz w:val="16"/>
           <w:szCs w:val="16"/>
         </w:rPr>
-        <w:t xml:space="preserve">2024 · E1UHZEYRKK2T  ·  </w:t>
-      </w:r>
-      <w:hyperlink r:id="rId22">
+        <w:t xml:space="preserve">Johns Hopkins University  ·  2025 · BQ9NUFWQ8JHO  ·  </w:t>
+      </w:r>
+      <w:hyperlink r:id="rId26">
         <w:r>
           <w:rPr>
             <w:rStyle w:val="ListLabel11"/>
             <w:rFonts w:cs="Times New Roman"/>
-            <w:color w:val="4D4D4D"/>
+            <w:color w:val="1F4E79"/>
             <w:sz w:val="16"/>
             <w:szCs w:val="16"/>
             <w:u w:val="none"/>
@@ -3393,7 +3623,6 @@
       <w:pPr>
         <w:pStyle w:val="Normal"/>
         <w:spacing w:lineRule="auto" w:line="240" w:before="0" w:after="0"/>
-        <w:ind w:left="283"/>
         <w:rPr/>
       </w:pPr>
       <w:r>
@@ -3405,18 +3634,7 @@
           <w:sz w:val="16"/>
           <w:szCs w:val="16"/>
         </w:rPr>
-        <w:t xml:space="preserve">– </w:t>
-      </w:r>
-      <w:r>
-        <w:rPr>
-          <w:rFonts w:cs="Times New Roman"/>
-          <w:b w:val="false"/>
-          <w:i w:val="false"/>
-          <w:color w:val="1A1A1A"/>
-          <w:sz w:val="16"/>
-          <w:szCs w:val="16"/>
-        </w:rPr>
-        <w:t xml:space="preserve">Energy and Environment   </w:t>
+        <w:t xml:space="preserve">Wind Energy   </w:t>
       </w:r>
       <w:r>
         <w:rPr>
@@ -3427,14 +3645,14 @@
           <w:sz w:val="16"/>
           <w:szCs w:val="16"/>
         </w:rPr>
-        <w:t xml:space="preserve">2024 · TAEBBTUG4LV3  ·  </w:t>
-      </w:r>
-      <w:hyperlink r:id="rId23">
+        <w:t xml:space="preserve">Technical University of Denmark (DTU)  ·  2025 · BF3120EB7YPC  ·  </w:t>
+      </w:r>
+      <w:hyperlink r:id="rId27">
         <w:r>
           <w:rPr>
             <w:rStyle w:val="ListLabel11"/>
             <w:rFonts w:cs="Times New Roman"/>
-            <w:color w:val="4D4D4D"/>
+            <w:color w:val="1F4E79"/>
             <w:sz w:val="16"/>
             <w:szCs w:val="16"/>
             <w:u w:val="none"/>
@@ -3446,58 +3664,37 @@
     <w:p>
       <w:pPr>
         <w:pStyle w:val="Normal"/>
-        <w:spacing w:lineRule="auto" w:line="240" w:before="20" w:after="60"/>
-        <w:ind w:left="283"/>
+        <w:spacing w:lineRule="auto" w:line="240" w:before="0" w:after="0"/>
         <w:rPr/>
       </w:pPr>
-      <w:hyperlink r:id="rId24">
+      <w:r>
+        <w:rPr>
+          <w:rFonts w:cs="Times New Roman"/>
+          <w:b w:val="false"/>
+          <w:i w:val="false"/>
+          <w:color w:val="1A1A1A"/>
+          <w:sz w:val="16"/>
+          <w:szCs w:val="16"/>
+        </w:rPr>
+        <w:t xml:space="preserve">Sustainable Regional Principles, Planning and Transportation   </w:t>
+      </w:r>
+      <w:r>
+        <w:rPr>
+          <w:rFonts w:cs="Times New Roman"/>
+          <w:b w:val="false"/>
+          <w:i w:val="false"/>
+          <w:color w:val="4D4D4D"/>
+          <w:sz w:val="16"/>
+          <w:szCs w:val="16"/>
+        </w:rPr>
+        <w:t xml:space="preserve">Johns Hopkins University  ·  2025 · HIHAH8WSFR95  ·  </w:t>
+      </w:r>
+      <w:hyperlink r:id="rId28">
         <w:r>
           <w:rPr>
             <w:rStyle w:val="ListLabel11"/>
             <w:rFonts w:cs="Times New Roman"/>
-            <w:color w:val="4D4D4D"/>
-            <w:sz w:val="16"/>
-            <w:szCs w:val="16"/>
-            <w:u w:val="none"/>
-          </w:rPr>
-          <w:t>View Specialization Certificate</w:t>
-        </w:r>
-      </w:hyperlink>
-    </w:p>
-    <w:p>
-      <w:pPr>
-        <w:pStyle w:val="Normal"/>
-        <w:spacing w:lineRule="auto" w:line="240" w:before="0" w:after="0"/>
-        <w:rPr/>
-      </w:pPr>
-      <w:r>
-        <w:rPr>
-          <w:rFonts w:cs="Times New Roman"/>
-          <w:b w:val="false"/>
-          <w:i w:val="false"/>
-          <w:color w:val="1A1A1A"/>
-          <w:sz w:val="16"/>
-          <w:szCs w:val="16"/>
-        </w:rPr>
-        <w:t xml:space="preserve">Unity: Design &amp; Deform Meshes for 3D Geometry Control   </w:t>
-      </w:r>
-      <w:r>
-        <w:rPr>
-          <w:rFonts w:cs="Times New Roman"/>
-          <w:b w:val="false"/>
-          <w:i w:val="false"/>
-          <w:color w:val="4D4D4D"/>
-          <w:sz w:val="16"/>
-          <w:szCs w:val="16"/>
-        </w:rPr>
-        <w:t xml:space="preserve">EDUCBA  ·  2025 · PAOC4O9D4ALK  ·  </w:t>
-      </w:r>
-      <w:hyperlink r:id="rId25">
-        <w:r>
-          <w:rPr>
-            <w:rStyle w:val="ListLabel11"/>
-            <w:rFonts w:cs="Times New Roman"/>
-            <w:color w:val="4D4D4D"/>
+            <w:color w:val="1F4E79"/>
             <w:sz w:val="16"/>
             <w:szCs w:val="16"/>
             <w:u w:val="none"/>
@@ -3521,7 +3718,7 @@
           <w:sz w:val="16"/>
           <w:szCs w:val="16"/>
         </w:rPr>
-        <w:t xml:space="preserve">Sustainable Neighborhoods   </w:t>
+        <w:t xml:space="preserve">Our Earth: Its Climate, History, and Processes   </w:t>
       </w:r>
       <w:r>
         <w:rPr>
@@ -3532,14 +3729,14 @@
           <w:sz w:val="16"/>
           <w:szCs w:val="16"/>
         </w:rPr>
-        <w:t xml:space="preserve">Johns Hopkins University  ·  2025 · PD3013GV4N42  ·  </w:t>
-      </w:r>
-      <w:hyperlink r:id="rId26">
+        <w:t xml:space="preserve">University of Manchester  ·  2023 · 6Y537YJ5QH9J  ·  </w:t>
+      </w:r>
+      <w:hyperlink r:id="rId29">
         <w:r>
           <w:rPr>
             <w:rStyle w:val="ListLabel11"/>
             <w:rFonts w:cs="Times New Roman"/>
-            <w:color w:val="4D4D4D"/>
+            <w:color w:val="1F4E79"/>
             <w:sz w:val="16"/>
             <w:szCs w:val="16"/>
             <w:u w:val="none"/>
@@ -3563,7 +3760,7 @@
           <w:sz w:val="16"/>
           <w:szCs w:val="16"/>
         </w:rPr>
-        <w:t xml:space="preserve">Sustainable Transportation Networks and Streetscapes   </w:t>
+        <w:t xml:space="preserve">Extinctions: Past, Present, &amp; Future   </w:t>
       </w:r>
       <w:r>
         <w:rPr>
@@ -3574,14 +3771,14 @@
           <w:sz w:val="16"/>
           <w:szCs w:val="16"/>
         </w:rPr>
-        <w:t xml:space="preserve">Johns Hopkins University  ·  2025 · BQ9NUFWQ8JHO  ·  </w:t>
-      </w:r>
-      <w:hyperlink r:id="rId27">
+        <w:t xml:space="preserve">Emory University  ·  2023 · EK5WJUBLEB92  ·  </w:t>
+      </w:r>
+      <w:hyperlink r:id="rId30">
         <w:r>
           <w:rPr>
             <w:rStyle w:val="ListLabel11"/>
             <w:rFonts w:cs="Times New Roman"/>
-            <w:color w:val="4D4D4D"/>
+            <w:color w:val="1F4E79"/>
             <w:sz w:val="16"/>
             <w:szCs w:val="16"/>
             <w:u w:val="none"/>
@@ -3605,7 +3802,7 @@
           <w:sz w:val="16"/>
           <w:szCs w:val="16"/>
         </w:rPr>
-        <w:t xml:space="preserve">Wind Energy   </w:t>
+        <w:t xml:space="preserve">Electric Power Systems   </w:t>
       </w:r>
       <w:r>
         <w:rPr>
@@ -3616,14 +3813,14 @@
           <w:sz w:val="16"/>
           <w:szCs w:val="16"/>
         </w:rPr>
-        <w:t xml:space="preserve">Technical University of Denmark (DTU)  ·  2025 · BF3120EB7YPC  ·  </w:t>
-      </w:r>
-      <w:hyperlink r:id="rId28">
+        <w:t xml:space="preserve">University at Buffalo  ·  2023 · QFFR5N2AQ26W  ·  </w:t>
+      </w:r>
+      <w:hyperlink r:id="rId31">
         <w:r>
           <w:rPr>
             <w:rStyle w:val="ListLabel11"/>
             <w:rFonts w:cs="Times New Roman"/>
-            <w:color w:val="4D4D4D"/>
+            <w:color w:val="1F4E79"/>
             <w:sz w:val="16"/>
             <w:szCs w:val="16"/>
             <w:u w:val="none"/>
@@ -3647,7 +3844,7 @@
           <w:sz w:val="16"/>
           <w:szCs w:val="16"/>
         </w:rPr>
-        <w:t xml:space="preserve">Sustainable Regional Principles, Planning and Transportation   </w:t>
+        <w:t xml:space="preserve">Introduction to GIS Mapping   </w:t>
       </w:r>
       <w:r>
         <w:rPr>
@@ -3658,14 +3855,14 @@
           <w:sz w:val="16"/>
           <w:szCs w:val="16"/>
         </w:rPr>
-        <w:t xml:space="preserve">Johns Hopkins University  ·  2025 · HIHAH8WSFR95  ·  </w:t>
-      </w:r>
-      <w:hyperlink r:id="rId29">
+        <w:t xml:space="preserve">University of Toronto  ·  2023 · RXDSMTEBNYCY  ·  </w:t>
+      </w:r>
+      <w:hyperlink r:id="rId32">
         <w:r>
           <w:rPr>
             <w:rStyle w:val="ListLabel11"/>
             <w:rFonts w:cs="Times New Roman"/>
-            <w:color w:val="4D4D4D"/>
+            <w:color w:val="1F4E79"/>
             <w:sz w:val="16"/>
             <w:szCs w:val="16"/>
             <w:u w:val="none"/>
@@ -3689,7 +3886,7 @@
           <w:sz w:val="16"/>
           <w:szCs w:val="16"/>
         </w:rPr>
-        <w:t xml:space="preserve">Positive Psychiatry and Mental Health   </w:t>
+        <w:t xml:space="preserve">Solar Energy Basics   </w:t>
       </w:r>
       <w:r>
         <w:rPr>
@@ -3700,14 +3897,14 @@
           <w:sz w:val="16"/>
           <w:szCs w:val="16"/>
         </w:rPr>
-        <w:t xml:space="preserve">The University of Sydney  ·  2025 · LQ39UU674WEF  ·  </w:t>
-      </w:r>
-      <w:hyperlink r:id="rId30">
+        <w:t xml:space="preserve">The State University of New York  ·  2023 · PTMSZ9B6KQ8F  ·  </w:t>
+      </w:r>
+      <w:hyperlink r:id="rId33">
         <w:r>
           <w:rPr>
             <w:rStyle w:val="ListLabel11"/>
             <w:rFonts w:cs="Times New Roman"/>
-            <w:color w:val="4D4D4D"/>
+            <w:color w:val="1F4E79"/>
             <w:sz w:val="16"/>
             <w:szCs w:val="16"/>
             <w:u w:val="none"/>
@@ -3731,7 +3928,7 @@
           <w:sz w:val="16"/>
           <w:szCs w:val="16"/>
         </w:rPr>
-        <w:t xml:space="preserve">Firm Level Economics: Markets and Allocations   </w:t>
+        <w:t xml:space="preserve">Oil &amp; Gas Industry Operations and Markets   </w:t>
       </w:r>
       <w:r>
         <w:rPr>
@@ -3742,14 +3939,14 @@
           <w:sz w:val="16"/>
           <w:szCs w:val="16"/>
         </w:rPr>
-        <w:t xml:space="preserve">University of Illinois Urbana-Champaign  ·  2024 · XICPQ5ZM9KSV  ·  </w:t>
-      </w:r>
-      <w:hyperlink r:id="rId31">
+        <w:t xml:space="preserve">Duke University  ·  2023 · G7DYSPR7M3RR  ·  </w:t>
+      </w:r>
+      <w:hyperlink r:id="rId34">
         <w:r>
           <w:rPr>
             <w:rStyle w:val="ListLabel11"/>
             <w:rFonts w:cs="Times New Roman"/>
-            <w:color w:val="4D4D4D"/>
+            <w:color w:val="1F4E79"/>
             <w:sz w:val="16"/>
             <w:szCs w:val="16"/>
             <w:u w:val="none"/>
@@ -3773,7 +3970,7 @@
           <w:sz w:val="16"/>
           <w:szCs w:val="16"/>
         </w:rPr>
-        <w:t xml:space="preserve">Introduction to Web Development   </w:t>
+        <w:t xml:space="preserve">Unity: Design &amp; Deform Meshes for 3D Geometry Control   </w:t>
       </w:r>
       <w:r>
         <w:rPr>
@@ -3784,14 +3981,14 @@
           <w:sz w:val="16"/>
           <w:szCs w:val="16"/>
         </w:rPr>
-        <w:t xml:space="preserve">University of California, Davis  ·  2024 · OISIZ0VHN9AP  ·  </w:t>
-      </w:r>
-      <w:hyperlink r:id="rId32">
+        <w:t xml:space="preserve">EDUCBA  ·  2025 · PAOC4O9D4ALK  ·  </w:t>
+      </w:r>
+      <w:hyperlink r:id="rId35">
         <w:r>
           <w:rPr>
             <w:rStyle w:val="ListLabel11"/>
             <w:rFonts w:cs="Times New Roman"/>
-            <w:color w:val="4D4D4D"/>
+            <w:color w:val="1F4E79"/>
             <w:sz w:val="16"/>
             <w:szCs w:val="16"/>
             <w:u w:val="none"/>
@@ -3815,7 +4012,7 @@
           <w:sz w:val="16"/>
           <w:szCs w:val="16"/>
         </w:rPr>
-        <w:t xml:space="preserve">How to Write and Publish a Scientific Paper   </w:t>
+        <w:t xml:space="preserve">Positive Psychiatry and Mental Health   </w:t>
       </w:r>
       <w:r>
         <w:rPr>
@@ -3826,14 +4023,14 @@
           <w:sz w:val="16"/>
           <w:szCs w:val="16"/>
         </w:rPr>
-        <w:t xml:space="preserve">École Polytechnique  ·  2024 · TRG7BMSS8Q9I  ·  </w:t>
-      </w:r>
-      <w:hyperlink r:id="rId33">
+        <w:t xml:space="preserve">The University of Sydney  ·  2025 · LQ39UU674WEF  ·  </w:t>
+      </w:r>
+      <w:hyperlink r:id="rId36">
         <w:r>
           <w:rPr>
             <w:rStyle w:val="ListLabel11"/>
             <w:rFonts w:cs="Times New Roman"/>
-            <w:color w:val="4D4D4D"/>
+            <w:color w:val="1F4E79"/>
             <w:sz w:val="16"/>
             <w:szCs w:val="16"/>
             <w:u w:val="none"/>
@@ -3857,7 +4054,7 @@
           <w:sz w:val="16"/>
           <w:szCs w:val="16"/>
         </w:rPr>
-        <w:t xml:space="preserve">Our Earth: Its Climate, History, and Processes   </w:t>
+        <w:t xml:space="preserve">Firm Level Economics: Markets and Allocations   </w:t>
       </w:r>
       <w:r>
         <w:rPr>
@@ -3868,14 +4065,14 @@
           <w:sz w:val="16"/>
           <w:szCs w:val="16"/>
         </w:rPr>
-        <w:t xml:space="preserve">University of Manchester  ·  2023 · 6Y537YJ5QH9J  ·  </w:t>
-      </w:r>
-      <w:hyperlink r:id="rId34">
+        <w:t xml:space="preserve">University of Illinois Urbana-Champaign  ·  2024 · XICPQ5ZM9KSV  ·  </w:t>
+      </w:r>
+      <w:hyperlink r:id="rId37">
         <w:r>
           <w:rPr>
             <w:rStyle w:val="ListLabel11"/>
             <w:rFonts w:cs="Times New Roman"/>
-            <w:color w:val="4D4D4D"/>
+            <w:color w:val="1F4E79"/>
             <w:sz w:val="16"/>
             <w:szCs w:val="16"/>
             <w:u w:val="none"/>
@@ -3899,7 +4096,7 @@
           <w:sz w:val="16"/>
           <w:szCs w:val="16"/>
         </w:rPr>
-        <w:t xml:space="preserve">Firm Level Economics: Consumer and Producer Behavior   </w:t>
+        <w:t xml:space="preserve">Introduction to Web Development   </w:t>
       </w:r>
       <w:r>
         <w:rPr>
@@ -3910,14 +4107,14 @@
           <w:sz w:val="16"/>
           <w:szCs w:val="16"/>
         </w:rPr>
-        <w:t xml:space="preserve">University of Illinois Urbana-Champaign  ·  2024 · 1JH025ZXSAFZ  ·  </w:t>
-      </w:r>
-      <w:hyperlink r:id="rId35">
+        <w:t xml:space="preserve">University of California, Davis  ·  2024 · OISIZ0VHN9AP  ·  </w:t>
+      </w:r>
+      <w:hyperlink r:id="rId38">
         <w:r>
           <w:rPr>
             <w:rStyle w:val="ListLabel11"/>
             <w:rFonts w:cs="Times New Roman"/>
-            <w:color w:val="4D4D4D"/>
+            <w:color w:val="1F4E79"/>
             <w:sz w:val="16"/>
             <w:szCs w:val="16"/>
             <w:u w:val="none"/>
@@ -3941,7 +4138,7 @@
           <w:sz w:val="16"/>
           <w:szCs w:val="16"/>
         </w:rPr>
-        <w:t xml:space="preserve">Extinctions: Past, Present, &amp; Future   </w:t>
+        <w:t xml:space="preserve">How to Write and Publish a Scientific Paper   </w:t>
       </w:r>
       <w:r>
         <w:rPr>
@@ -3952,14 +4149,14 @@
           <w:sz w:val="16"/>
           <w:szCs w:val="16"/>
         </w:rPr>
-        <w:t xml:space="preserve">Emory University  ·  2023 · EK5WJUBLEB92  ·  </w:t>
-      </w:r>
-      <w:hyperlink r:id="rId36">
+        <w:t xml:space="preserve">École Polytechnique  ·  2024 · TRG7BMSS8Q9I  ·  </w:t>
+      </w:r>
+      <w:hyperlink r:id="rId39">
         <w:r>
           <w:rPr>
             <w:rStyle w:val="ListLabel11"/>
             <w:rFonts w:cs="Times New Roman"/>
-            <w:color w:val="4D4D4D"/>
+            <w:color w:val="1F4E79"/>
             <w:sz w:val="16"/>
             <w:szCs w:val="16"/>
             <w:u w:val="none"/>
@@ -3983,7 +4180,7 @@
           <w:sz w:val="16"/>
           <w:szCs w:val="16"/>
         </w:rPr>
-        <w:t xml:space="preserve">Electric Power Systems   </w:t>
+        <w:t xml:space="preserve">Firm Level Economics: Consumer and Producer Behavior   </w:t>
       </w:r>
       <w:r>
         <w:rPr>
@@ -3994,14 +4191,14 @@
           <w:sz w:val="16"/>
           <w:szCs w:val="16"/>
         </w:rPr>
-        <w:t xml:space="preserve">University at Buffalo  ·  2023 · QFFR5N2AQ26W  ·  </w:t>
-      </w:r>
-      <w:hyperlink r:id="rId37">
+        <w:t xml:space="preserve">University of Illinois Urbana-Champaign  ·  2024 · 1JH025ZXSAFZ  ·  </w:t>
+      </w:r>
+      <w:hyperlink r:id="rId40">
         <w:r>
           <w:rPr>
             <w:rStyle w:val="ListLabel11"/>
             <w:rFonts w:cs="Times New Roman"/>
-            <w:color w:val="4D4D4D"/>
+            <w:color w:val="1F4E79"/>
             <w:sz w:val="16"/>
             <w:szCs w:val="16"/>
             <w:u w:val="none"/>
@@ -4038,12 +4235,12 @@
         </w:rPr>
         <w:t xml:space="preserve">Coursera  ·  2023 · FLH3PRW9CBDC  ·  </w:t>
       </w:r>
-      <w:hyperlink r:id="rId38">
+      <w:hyperlink r:id="rId41">
         <w:r>
           <w:rPr>
             <w:rStyle w:val="ListLabel11"/>
             <w:rFonts w:cs="Times New Roman"/>
-            <w:color w:val="4D4D4D"/>
+            <w:color w:val="1F4E79"/>
             <w:sz w:val="16"/>
             <w:szCs w:val="16"/>
             <w:u w:val="none"/>
@@ -4067,7 +4264,7 @@
           <w:sz w:val="16"/>
           <w:szCs w:val="16"/>
         </w:rPr>
-        <w:t xml:space="preserve">Introduction to GIS Mapping   </w:t>
+        <w:t xml:space="preserve">COVID-19 Contact Tracing   </w:t>
       </w:r>
       <w:r>
         <w:rPr>
@@ -4078,14 +4275,14 @@
           <w:sz w:val="16"/>
           <w:szCs w:val="16"/>
         </w:rPr>
-        <w:t xml:space="preserve">University of Toronto  ·  2023 · RXDSMTEBNYCY  ·  </w:t>
-      </w:r>
-      <w:hyperlink r:id="rId39">
+        <w:t xml:space="preserve">Johns Hopkins University  ·  2023 · CTXPE9DBBSWB  ·  </w:t>
+      </w:r>
+      <w:hyperlink r:id="rId42">
         <w:r>
           <w:rPr>
             <w:rStyle w:val="ListLabel11"/>
             <w:rFonts w:cs="Times New Roman"/>
-            <w:color w:val="4D4D4D"/>
+            <w:color w:val="1F4E79"/>
             <w:sz w:val="16"/>
             <w:szCs w:val="16"/>
             <w:u w:val="none"/>
@@ -4109,132 +4306,6 @@
           <w:sz w:val="16"/>
           <w:szCs w:val="16"/>
         </w:rPr>
-        <w:t xml:space="preserve">Solar Energy Basics   </w:t>
-      </w:r>
-      <w:r>
-        <w:rPr>
-          <w:rFonts w:cs="Times New Roman"/>
-          <w:b w:val="false"/>
-          <w:i w:val="false"/>
-          <w:color w:val="4D4D4D"/>
-          <w:sz w:val="16"/>
-          <w:szCs w:val="16"/>
-        </w:rPr>
-        <w:t xml:space="preserve">The State University of New York  ·  2023 · PTMSZ9B6KQ8F  ·  </w:t>
-      </w:r>
-      <w:hyperlink r:id="rId40">
-        <w:r>
-          <w:rPr>
-            <w:rStyle w:val="ListLabel11"/>
-            <w:rFonts w:cs="Times New Roman"/>
-            <w:color w:val="4D4D4D"/>
-            <w:sz w:val="16"/>
-            <w:szCs w:val="16"/>
-            <w:u w:val="none"/>
-          </w:rPr>
-          <w:t>View certificate</w:t>
-        </w:r>
-      </w:hyperlink>
-    </w:p>
-    <w:p>
-      <w:pPr>
-        <w:pStyle w:val="Normal"/>
-        <w:spacing w:lineRule="auto" w:line="240" w:before="0" w:after="0"/>
-        <w:rPr/>
-      </w:pPr>
-      <w:r>
-        <w:rPr>
-          <w:rFonts w:cs="Times New Roman"/>
-          <w:b w:val="false"/>
-          <w:i w:val="false"/>
-          <w:color w:val="1A1A1A"/>
-          <w:sz w:val="16"/>
-          <w:szCs w:val="16"/>
-        </w:rPr>
-        <w:t xml:space="preserve">COVID-19 Contact Tracing   </w:t>
-      </w:r>
-      <w:r>
-        <w:rPr>
-          <w:rFonts w:cs="Times New Roman"/>
-          <w:b w:val="false"/>
-          <w:i w:val="false"/>
-          <w:color w:val="4D4D4D"/>
-          <w:sz w:val="16"/>
-          <w:szCs w:val="16"/>
-        </w:rPr>
-        <w:t xml:space="preserve">Johns Hopkins University  ·  2023 · CTXPE9DBBSWB  ·  </w:t>
-      </w:r>
-      <w:hyperlink r:id="rId41">
-        <w:r>
-          <w:rPr>
-            <w:rStyle w:val="ListLabel11"/>
-            <w:rFonts w:cs="Times New Roman"/>
-            <w:color w:val="4D4D4D"/>
-            <w:sz w:val="16"/>
-            <w:szCs w:val="16"/>
-            <w:u w:val="none"/>
-          </w:rPr>
-          <w:t>View certificate</w:t>
-        </w:r>
-      </w:hyperlink>
-    </w:p>
-    <w:p>
-      <w:pPr>
-        <w:pStyle w:val="Normal"/>
-        <w:spacing w:lineRule="auto" w:line="240" w:before="0" w:after="0"/>
-        <w:rPr/>
-      </w:pPr>
-      <w:r>
-        <w:rPr>
-          <w:rFonts w:cs="Times New Roman"/>
-          <w:b w:val="false"/>
-          <w:i w:val="false"/>
-          <w:color w:val="1A1A1A"/>
-          <w:sz w:val="16"/>
-          <w:szCs w:val="16"/>
-        </w:rPr>
-        <w:t xml:space="preserve">Oil &amp; Gas Industry Operations and Markets   </w:t>
-      </w:r>
-      <w:r>
-        <w:rPr>
-          <w:rFonts w:cs="Times New Roman"/>
-          <w:b w:val="false"/>
-          <w:i w:val="false"/>
-          <w:color w:val="4D4D4D"/>
-          <w:sz w:val="16"/>
-          <w:szCs w:val="16"/>
-        </w:rPr>
-        <w:t xml:space="preserve">Duke University  ·  2023 · G7DYSPR7M3RR  ·  </w:t>
-      </w:r>
-      <w:hyperlink r:id="rId42">
-        <w:r>
-          <w:rPr>
-            <w:rStyle w:val="ListLabel11"/>
-            <w:rFonts w:cs="Times New Roman"/>
-            <w:color w:val="4D4D4D"/>
-            <w:sz w:val="16"/>
-            <w:szCs w:val="16"/>
-            <w:u w:val="none"/>
-          </w:rPr>
-          <w:t>View certificate</w:t>
-        </w:r>
-      </w:hyperlink>
-    </w:p>
-    <w:p>
-      <w:pPr>
-        <w:pStyle w:val="Normal"/>
-        <w:spacing w:lineRule="auto" w:line="240" w:before="0" w:after="0"/>
-        <w:rPr/>
-      </w:pPr>
-      <w:r>
-        <w:rPr>
-          <w:rFonts w:cs="Times New Roman"/>
-          <w:b w:val="false"/>
-          <w:i w:val="false"/>
-          <w:color w:val="1A1A1A"/>
-          <w:sz w:val="16"/>
-          <w:szCs w:val="16"/>
-        </w:rPr>
         <w:t xml:space="preserve">High Stakes Leadership: Leading in Times of Crisis   </w:t>
       </w:r>
       <w:r>
@@ -4253,7 +4324,7 @@
           <w:rPr>
             <w:rStyle w:val="ListLabel11"/>
             <w:rFonts w:cs="Times New Roman"/>
-            <w:color w:val="4D4D4D"/>
+            <w:color w:val="1F4E79"/>
             <w:sz w:val="16"/>
             <w:szCs w:val="16"/>
             <w:u w:val="none"/>
@@ -4310,7 +4381,7 @@
         <w:sz w:val="16"/>
         <w:szCs w:val="16"/>
       </w:rPr>
-      <w:t>Last updated: August 30, 2026</w:t>
+      <w:t>Last updated: August 31, 2026</w:t>
     </w:r>
   </w:p>
 </w:ftr>
@@ -4334,7 +4405,7 @@
         <w:sz w:val="16"/>
         <w:szCs w:val="16"/>
       </w:rPr>
-      <w:t>Last updated: August 30, 2026</w:t>
+      <w:t>Last updated: August 31, 2026</w:t>
     </w:r>
   </w:p>
 </w:ftr>

--- a/assets/files/Aria-CV-En.docx
+++ b/assets/files/Aria-CV-En.docx
@@ -752,6 +752,243 @@
         </w:rPr>
         <w:tab/>
         <w:t>Sep 2024 – Apr 2025</w:t>
+      </w:r>
+    </w:p>
+    <w:p>
+      <w:pPr>
+        <w:pStyle w:val="Normal"/>
+        <w:pBdr>
+          <w:bottom w:val="single" w:sz="4" w:space="2" w:color="333333"/>
+        </w:pBdr>
+        <w:spacing w:lineRule="auto" w:line="240" w:before="60" w:after="60"/>
+        <w:rPr/>
+      </w:pPr>
+      <w:r>
+        <w:rPr>
+          <w:rFonts w:cs="Times New Roman"/>
+          <w:b/>
+          <w:i w:val="false"/>
+          <w:color w:val="1F4E79"/>
+          <w:sz w:val="23"/>
+          <w:szCs w:val="23"/>
+        </w:rPr>
+        <w:t>RESEARCH EXPERIENCE</w:t>
+      </w:r>
+    </w:p>
+    <w:p>
+      <w:pPr>
+        <w:pStyle w:val="Normal"/>
+        <w:tabs>
+          <w:tab w:val="clear" w:pos="720"/>
+          <w:tab w:val="right" w:pos="10318" w:leader="none"/>
+        </w:tabs>
+        <w:spacing w:lineRule="auto" w:line="240" w:before="0" w:after="0"/>
+        <w:rPr/>
+      </w:pPr>
+      <w:r>
+        <w:rPr>
+          <w:rFonts w:cs="Times New Roman"/>
+          <w:b/>
+          <w:i w:val="false"/>
+          <w:color w:val="1A1A1A"/>
+          <w:sz w:val="21"/>
+          <w:szCs w:val="21"/>
+        </w:rPr>
+        <w:t>Academic Internship</w:t>
+      </w:r>
+      <w:r>
+        <w:rPr>
+          <w:rFonts w:cs="Times New Roman"/>
+          <w:b w:val="false"/>
+          <w:i w:val="false"/>
+          <w:color w:val="4D4D4D"/>
+          <w:spacing w:val="-3"/>
+          <w:sz w:val="21"/>
+          <w:szCs w:val="21"/>
+        </w:rPr>
+        <w:tab/>
+        <w:t>May 2025 – Aug 2025</w:t>
+      </w:r>
+    </w:p>
+    <w:p>
+      <w:pPr>
+        <w:pStyle w:val="Normal"/>
+        <w:spacing w:lineRule="auto" w:line="240" w:before="0" w:after="0"/>
+        <w:jc w:val="both"/>
+        <w:rPr/>
+      </w:pPr>
+      <w:r>
+        <w:rPr>
+          <w:rFonts w:cs="Times New Roman"/>
+          <w:b w:val="false"/>
+          <w:i/>
+          <w:color w:val="4D4D4D"/>
+          <w:sz w:val="21"/>
+          <w:szCs w:val="21"/>
+        </w:rPr>
+        <w:t>National Iranian Oil Company</w:t>
+      </w:r>
+    </w:p>
+    <w:p>
+      <w:pPr>
+        <w:pStyle w:val="Normal"/>
+        <w:spacing w:lineRule="auto" w:line="240" w:before="0" w:after="40"/>
+        <w:rPr/>
+      </w:pPr>
+      <w:r>
+        <w:rPr>
+          <w:rFonts w:cs="Times New Roman"/>
+          <w:b w:val="false"/>
+          <w:i w:val="false"/>
+          <w:color w:val="4D4D4D"/>
+          <w:sz w:val="16"/>
+          <w:szCs w:val="16"/>
+        </w:rPr>
+        <w:t>Internship report: National Iranian South Oilfields Company, Geological Operations Department · Grade A</w:t>
+      </w:r>
+    </w:p>
+    <w:p>
+      <w:pPr>
+        <w:pStyle w:val="Normal"/>
+        <w:tabs>
+          <w:tab w:val="clear" w:pos="720"/>
+          <w:tab w:val="right" w:pos="10318" w:leader="none"/>
+        </w:tabs>
+        <w:spacing w:lineRule="auto" w:line="240" w:before="0" w:after="0"/>
+        <w:rPr/>
+      </w:pPr>
+      <w:r>
+        <w:rPr>
+          <w:rFonts w:cs="Times New Roman"/>
+          <w:b/>
+          <w:i w:val="false"/>
+          <w:color w:val="1A1A1A"/>
+          <w:sz w:val="21"/>
+          <w:szCs w:val="21"/>
+        </w:rPr>
+        <w:t>Researcher and Research Collaborator</w:t>
+      </w:r>
+      <w:r>
+        <w:rPr>
+          <w:rFonts w:cs="Times New Roman"/>
+          <w:b w:val="false"/>
+          <w:i w:val="false"/>
+          <w:color w:val="4D4D4D"/>
+          <w:spacing w:val="-3"/>
+          <w:sz w:val="21"/>
+          <w:szCs w:val="21"/>
+        </w:rPr>
+        <w:tab/>
+        <w:t>Feb 2025 – Sep 2026</w:t>
+      </w:r>
+    </w:p>
+    <w:p>
+      <w:pPr>
+        <w:pStyle w:val="Normal"/>
+        <w:spacing w:lineRule="auto" w:line="240" w:before="0" w:after="0"/>
+        <w:jc w:val="both"/>
+        <w:rPr/>
+      </w:pPr>
+      <w:r>
+        <w:rPr>
+          <w:rFonts w:cs="Times New Roman"/>
+          <w:b w:val="false"/>
+          <w:i/>
+          <w:color w:val="4D4D4D"/>
+          <w:sz w:val="21"/>
+          <w:szCs w:val="21"/>
+        </w:rPr>
+        <w:t>Shahid Beheshti University, Tehran</w:t>
+      </w:r>
+    </w:p>
+    <w:p>
+      <w:pPr>
+        <w:pStyle w:val="Normal"/>
+        <w:spacing w:lineRule="auto" w:line="240" w:before="0" w:after="40"/>
+        <w:rPr/>
+      </w:pPr>
+      <w:r>
+        <w:rPr>
+          <w:rFonts w:cs="Times New Roman"/>
+          <w:b w:val="false"/>
+          <w:i w:val="false"/>
+          <w:color w:val="4D4D4D"/>
+          <w:sz w:val="16"/>
+          <w:szCs w:val="16"/>
+        </w:rPr>
+        <w:t>Developing HPC infrastructure, supporting faculty with computational code, contributing to papers, and debugging scientific programs.</w:t>
+      </w:r>
+    </w:p>
+    <w:p>
+      <w:pPr>
+        <w:pStyle w:val="Normal"/>
+        <w:tabs>
+          <w:tab w:val="clear" w:pos="720"/>
+          <w:tab w:val="right" w:pos="10318" w:leader="none"/>
+        </w:tabs>
+        <w:spacing w:lineRule="auto" w:line="240" w:before="0" w:after="0"/>
+        <w:rPr/>
+      </w:pPr>
+      <w:r>
+        <w:rPr>
+          <w:rFonts w:cs="Times New Roman"/>
+          <w:b/>
+          <w:i w:val="false"/>
+          <w:color w:val="1A1A1A"/>
+          <w:sz w:val="21"/>
+          <w:szCs w:val="21"/>
+        </w:rPr>
+        <w:t>Research &amp; Development</w:t>
+      </w:r>
+      <w:r>
+        <w:rPr>
+          <w:rFonts w:cs="Times New Roman"/>
+          <w:b w:val="false"/>
+          <w:i w:val="false"/>
+          <w:color w:val="4D4D4D"/>
+          <w:spacing w:val="-3"/>
+          <w:sz w:val="21"/>
+          <w:szCs w:val="21"/>
+        </w:rPr>
+        <w:tab/>
+        <w:t>Sep 2024 – Apr 2025</w:t>
+      </w:r>
+    </w:p>
+    <w:p>
+      <w:pPr>
+        <w:pStyle w:val="Normal"/>
+        <w:spacing w:lineRule="auto" w:line="240" w:before="0" w:after="0"/>
+        <w:jc w:val="both"/>
+        <w:rPr/>
+      </w:pPr>
+      <w:r>
+        <w:rPr>
+          <w:rFonts w:cs="Times New Roman"/>
+          <w:b w:val="false"/>
+          <w:i/>
+          <w:color w:val="4D4D4D"/>
+          <w:sz w:val="21"/>
+          <w:szCs w:val="21"/>
+        </w:rPr>
+        <w:t>Gemology Science and Art Development Co. (Gemsa)</w:t>
+      </w:r>
+    </w:p>
+    <w:p>
+      <w:pPr>
+        <w:pStyle w:val="Normal"/>
+        <w:spacing w:lineRule="auto" w:line="240" w:before="0" w:after="40"/>
+        <w:rPr/>
+      </w:pPr>
+      <w:r>
+        <w:rPr>
+          <w:rFonts w:cs="Times New Roman"/>
+          <w:b w:val="false"/>
+          <w:i w:val="false"/>
+          <w:color w:val="4D4D4D"/>
+          <w:sz w:val="16"/>
+          <w:szCs w:val="16"/>
+        </w:rPr>
+        <w:t>Research on Raman spectroscopy using spectrophotometric methods.</w:t>
       </w:r>
     </w:p>
     <w:p>
@@ -4381,7 +4618,7 @@
         <w:sz w:val="16"/>
         <w:szCs w:val="16"/>
       </w:rPr>
-      <w:t>Last updated: August 31, 2026</w:t>
+      <w:t>Last updated: September 2, 2026</w:t>
     </w:r>
   </w:p>
 </w:ftr>
@@ -4405,7 +4642,7 @@
         <w:sz w:val="16"/>
         <w:szCs w:val="16"/>
       </w:rPr>
-      <w:t>Last updated: August 31, 2026</w:t>
+      <w:t>Last updated: September 2, 2026</w:t>
     </w:r>
   </w:p>
 </w:ftr>

--- a/assets/files/Aria-CV-En.docx
+++ b/assets/files/Aria-CV-En.docx
@@ -4618,7 +4618,7 @@
         <w:sz w:val="16"/>
         <w:szCs w:val="16"/>
       </w:rPr>
-      <w:t>Last updated: September 2, 2026</w:t>
+      <w:t>Last updated: September 3, 2026</w:t>
     </w:r>
   </w:p>
 </w:ftr>
@@ -4642,7 +4642,7 @@
         <w:sz w:val="16"/>
         <w:szCs w:val="16"/>
       </w:rPr>
-      <w:t>Last updated: September 2, 2026</w:t>
+      <w:t>Last updated: September 3, 2026</w:t>
     </w:r>
   </w:p>
 </w:ftr>

--- a/assets/files/Aria-CV-En.docx
+++ b/assets/files/Aria-CV-En.docx
@@ -2623,8 +2623,11 @@
     <w:p>
       <w:pPr>
         <w:pStyle w:val="Normal"/>
-        <w:spacing w:lineRule="auto" w:line="240" w:before="20" w:after="0"/>
-        <w:jc w:val="both"/>
+        <w:pBdr>
+          <w:left w:val="single" w:sz="6" w:space="6" w:color="999999"/>
+        </w:pBdr>
+        <w:spacing w:lineRule="auto" w:line="240" w:before="0" w:after="0"/>
+        <w:ind w:left="283"/>
         <w:rPr/>
       </w:pPr>
       <w:r>
@@ -2636,8 +2639,20 @@
           <w:sz w:val="21"/>
           <w:szCs w:val="21"/>
         </w:rPr>
-        <w:t xml:space="preserve">Earth Sciences &amp; Petroleum Geology:  </w:t>
-      </w:r>
+        <w:t>Earth Sciences &amp; Petroleum Geology</w:t>
+      </w:r>
+    </w:p>
+    <w:p>
+      <w:pPr>
+        <w:pStyle w:val="Normal"/>
+        <w:pBdr>
+          <w:left w:val="single" w:sz="6" w:space="6" w:color="999999"/>
+        </w:pBdr>
+        <w:spacing w:lineRule="auto" w:line="240" w:before="0" w:after="0"/>
+        <w:ind w:left="283"/>
+        <w:jc w:val="both"/>
+        <w:rPr/>
+      </w:pPr>
       <w:r>
         <w:rPr>
           <w:rFonts w:cs="Times New Roman"/>
@@ -2653,8 +2668,11 @@
     <w:p>
       <w:pPr>
         <w:pStyle w:val="Normal"/>
-        <w:spacing w:lineRule="auto" w:line="240" w:before="20" w:after="0"/>
-        <w:jc w:val="both"/>
+        <w:pBdr>
+          <w:left w:val="single" w:sz="6" w:space="6" w:color="999999"/>
+        </w:pBdr>
+        <w:spacing w:lineRule="auto" w:line="240" w:before="60" w:after="0"/>
+        <w:ind w:left="283"/>
         <w:rPr/>
       </w:pPr>
       <w:r>
@@ -2666,8 +2684,20 @@
           <w:sz w:val="21"/>
           <w:szCs w:val="21"/>
         </w:rPr>
-        <w:t xml:space="preserve">Geoscience-Specific Software &amp; Tools:  </w:t>
-      </w:r>
+        <w:t>Geoscience-Specific Software &amp; Tools</w:t>
+      </w:r>
+    </w:p>
+    <w:p>
+      <w:pPr>
+        <w:pStyle w:val="Normal"/>
+        <w:pBdr>
+          <w:left w:val="single" w:sz="6" w:space="6" w:color="999999"/>
+        </w:pBdr>
+        <w:spacing w:lineRule="auto" w:line="240" w:before="0" w:after="0"/>
+        <w:ind w:left="283"/>
+        <w:jc w:val="both"/>
+        <w:rPr/>
+      </w:pPr>
       <w:r>
         <w:rPr>
           <w:rFonts w:cs="Times New Roman"/>
@@ -2683,8 +2713,11 @@
     <w:p>
       <w:pPr>
         <w:pStyle w:val="Normal"/>
-        <w:spacing w:lineRule="auto" w:line="240" w:before="20" w:after="0"/>
-        <w:jc w:val="both"/>
+        <w:pBdr>
+          <w:left w:val="single" w:sz="6" w:space="6" w:color="999999"/>
+        </w:pBdr>
+        <w:spacing w:lineRule="auto" w:line="240" w:before="60" w:after="0"/>
+        <w:ind w:left="283"/>
         <w:rPr/>
       </w:pPr>
       <w:r>
@@ -2696,8 +2729,20 @@
           <w:sz w:val="21"/>
           <w:szCs w:val="21"/>
         </w:rPr>
-        <w:t xml:space="preserve">Programming, Computing &amp; Data Analysis:  </w:t>
-      </w:r>
+        <w:t>Programming, Computing &amp; Data Analysis</w:t>
+      </w:r>
+    </w:p>
+    <w:p>
+      <w:pPr>
+        <w:pStyle w:val="Normal"/>
+        <w:pBdr>
+          <w:left w:val="single" w:sz="6" w:space="6" w:color="999999"/>
+        </w:pBdr>
+        <w:spacing w:lineRule="auto" w:line="240" w:before="0" w:after="0"/>
+        <w:ind w:left="283"/>
+        <w:jc w:val="both"/>
+        <w:rPr/>
+      </w:pPr>
       <w:r>
         <w:rPr>
           <w:rFonts w:cs="Times New Roman"/>
@@ -2713,8 +2758,11 @@
     <w:p>
       <w:pPr>
         <w:pStyle w:val="Normal"/>
-        <w:spacing w:lineRule="auto" w:line="240" w:before="20" w:after="0"/>
-        <w:jc w:val="both"/>
+        <w:pBdr>
+          <w:left w:val="single" w:sz="6" w:space="6" w:color="999999"/>
+        </w:pBdr>
+        <w:spacing w:lineRule="auto" w:line="240" w:before="60" w:after="0"/>
+        <w:ind w:left="283"/>
         <w:rPr/>
       </w:pPr>
       <w:r>
@@ -2726,8 +2774,20 @@
           <w:sz w:val="21"/>
           <w:szCs w:val="21"/>
         </w:rPr>
-        <w:t xml:space="preserve">Infrastructure, Systems &amp; Networking:  </w:t>
-      </w:r>
+        <w:t>Infrastructure, Systems &amp; Networking</w:t>
+      </w:r>
+    </w:p>
+    <w:p>
+      <w:pPr>
+        <w:pStyle w:val="Normal"/>
+        <w:pBdr>
+          <w:left w:val="single" w:sz="6" w:space="6" w:color="999999"/>
+        </w:pBdr>
+        <w:spacing w:lineRule="auto" w:line="240" w:before="0" w:after="0"/>
+        <w:ind w:left="283"/>
+        <w:jc w:val="both"/>
+        <w:rPr/>
+      </w:pPr>
       <w:r>
         <w:rPr>
           <w:rFonts w:cs="Times New Roman"/>
@@ -2743,8 +2803,11 @@
     <w:p>
       <w:pPr>
         <w:pStyle w:val="Normal"/>
-        <w:spacing w:lineRule="auto" w:line="240" w:before="20" w:after="0"/>
-        <w:jc w:val="both"/>
+        <w:pBdr>
+          <w:left w:val="single" w:sz="6" w:space="6" w:color="999999"/>
+        </w:pBdr>
+        <w:spacing w:lineRule="auto" w:line="240" w:before="60" w:after="0"/>
+        <w:ind w:left="283"/>
         <w:rPr/>
       </w:pPr>
       <w:r>
@@ -2756,8 +2819,20 @@
           <w:sz w:val="21"/>
           <w:szCs w:val="21"/>
         </w:rPr>
-        <w:t xml:space="preserve">General Software &amp; Productivity Tools:  </w:t>
-      </w:r>
+        <w:t>General Software &amp; Productivity Tools</w:t>
+      </w:r>
+    </w:p>
+    <w:p>
+      <w:pPr>
+        <w:pStyle w:val="Normal"/>
+        <w:pBdr>
+          <w:left w:val="single" w:sz="6" w:space="6" w:color="999999"/>
+        </w:pBdr>
+        <w:spacing w:lineRule="auto" w:line="240" w:before="0" w:after="40"/>
+        <w:ind w:left="283"/>
+        <w:jc w:val="both"/>
+        <w:rPr/>
+      </w:pPr>
       <w:r>
         <w:rPr>
           <w:rFonts w:cs="Times New Roman"/>

--- a/assets/files/Aria-CV-En.docx
+++ b/assets/files/Aria-CV-En.docx
@@ -4693,7 +4693,7 @@
         <w:sz w:val="16"/>
         <w:szCs w:val="16"/>
       </w:rPr>
-      <w:t>Last updated: September 3, 2026</w:t>
+      <w:t>Last updated: September 5, 2026</w:t>
     </w:r>
   </w:p>
 </w:ftr>
@@ -4717,7 +4717,7 @@
         <w:sz w:val="16"/>
         <w:szCs w:val="16"/>
       </w:rPr>
-      <w:t>Last updated: September 3, 2026</w:t>
+      <w:t>Last updated: September 5, 2026</w:t>
     </w:r>
   </w:p>
 </w:ftr>
